--- a/documentación/Informes de Pruebas de Calidad/5.0 CU Listar Triajes - Informe Prueba de Calidad.docx
+++ b/documentación/Informes de Pruebas de Calidad/5.0 CU Listar Triajes - Informe Prueba de Calidad.docx
@@ -157,7 +157,7 @@
           <w:szCs w:val="36"/>
           <w:lang w:val="es-GT"/>
         </w:rPr>
-        <w:t>2</w:t>
+        <w:t>5</w:t>
       </w:r>
       <w:r>
         <w:rPr>
@@ -181,7 +181,7 @@
           <w:szCs w:val="36"/>
           <w:lang w:val="es-GT"/>
         </w:rPr>
-        <w:t xml:space="preserve">Registro de Pacientes y </w:t>
+        <w:t xml:space="preserve">Listar </w:t>
       </w:r>
       <w:proofErr w:type="spellStart"/>
       <w:r>
@@ -194,7 +194,7 @@
           <w:szCs w:val="36"/>
           <w:lang w:val="es-GT"/>
         </w:rPr>
-        <w:t>Triaje</w:t>
+        <w:t>triajes</w:t>
       </w:r>
       <w:proofErr w:type="spellEnd"/>
     </w:p>
@@ -817,7 +817,7 @@
                 <w:szCs w:val="20"/>
                 <w:lang w:eastAsia="es-VE"/>
               </w:rPr>
-              <w:t>02</w:t>
+              <w:t>05</w:t>
             </w:r>
           </w:p>
         </w:tc>
@@ -2447,76 +2447,60 @@
     </w:p>
     <w:p>
       <w:pPr>
-        <w:spacing w:after="0"/>
+        <w:pStyle w:val="Ttulo1"/>
+        <w:spacing w:before="0"/>
         <w:rPr>
-          <w:lang w:val="es-GT" w:eastAsia="es-VE"/>
+          <w:rFonts w:asciiTheme="minorHAnsi" w:eastAsia="Times New Roman" w:hAnsiTheme="minorHAnsi" w:cs="Arial"/>
+          <w:b w:val="0"/>
+          <w:bCs w:val="0"/>
+          <w:color w:val="00B050"/>
+          <w:kern w:val="2"/>
+          <w:sz w:val="21"/>
+          <w:szCs w:val="24"/>
+          <w:lang w:eastAsia="es-VE"/>
         </w:rPr>
       </w:pPr>
       <w:bookmarkStart w:id="4" w:name="_Toc388088230"/>
       <w:r>
         <w:rPr>
-          <w:rFonts w:eastAsia="Times New Roman" w:cs="Arial"/>
+          <w:rFonts w:asciiTheme="minorHAnsi" w:eastAsia="Times New Roman" w:hAnsiTheme="minorHAnsi" w:cs="Arial"/>
+          <w:b w:val="0"/>
+          <w:bCs w:val="0"/>
           <w:color w:val="00B050"/>
+          <w:kern w:val="2"/>
+          <w:sz w:val="21"/>
           <w:szCs w:val="24"/>
-          <w:lang w:val="es-GT" w:eastAsia="es-VE"/>
+          <w:lang w:eastAsia="es-VE"/>
         </w:rPr>
-        <w:t>El presente documento constituye el Plan de Pruebas de Software detallado para el módulo de Registro de Pacientes y Clasificación de Urgencia (</w:t>
+        <w:t xml:space="preserve">El presente documento constituye el Plan de Pruebas de Software detallado para el módulo de Listar </w:t>
       </w:r>
       <w:proofErr w:type="spellStart"/>
       <w:r>
         <w:rPr>
-          <w:rFonts w:eastAsia="Times New Roman" w:cs="Arial"/>
+          <w:rFonts w:asciiTheme="minorHAnsi" w:eastAsia="Times New Roman" w:hAnsiTheme="minorHAnsi" w:cs="Arial"/>
+          <w:b w:val="0"/>
+          <w:bCs w:val="0"/>
           <w:color w:val="00B050"/>
+          <w:kern w:val="2"/>
+          <w:sz w:val="21"/>
           <w:szCs w:val="24"/>
-          <w:lang w:val="es-GT" w:eastAsia="es-VE"/>
+          <w:lang w:eastAsia="es-VE"/>
         </w:rPr>
-        <w:t>Triaje</w:t>
+        <w:t>Triajes</w:t>
       </w:r>
       <w:proofErr w:type="spellEnd"/>
       <w:r>
         <w:rPr>
-          <w:rFonts w:eastAsia="Times New Roman" w:cs="Arial"/>
+          <w:rFonts w:asciiTheme="minorHAnsi" w:eastAsia="Times New Roman" w:hAnsiTheme="minorHAnsi" w:cs="Arial"/>
+          <w:b w:val="0"/>
+          <w:bCs w:val="0"/>
           <w:color w:val="00B050"/>
+          <w:kern w:val="2"/>
+          <w:sz w:val="21"/>
           <w:szCs w:val="24"/>
-          <w:lang w:val="es-GT" w:eastAsia="es-VE"/>
+          <w:lang w:eastAsia="es-VE"/>
         </w:rPr>
-        <w:t xml:space="preserve">). </w:t>
-      </w:r>
-      <w:r>
-        <w:rPr>
-          <w:rFonts w:eastAsia="Times New Roman" w:cs="Arial"/>
-          <w:color w:val="00B050"/>
-          <w:szCs w:val="24"/>
-          <w:lang w:val="es-GT" w:eastAsia="es-VE"/>
-        </w:rPr>
-        <w:t>Su</w:t>
-      </w:r>
-      <w:r>
-        <w:rPr>
-          <w:rFonts w:eastAsia="Times New Roman" w:cs="Arial"/>
-          <w:color w:val="00B050"/>
-          <w:szCs w:val="24"/>
-          <w:lang w:val="es-GT" w:eastAsia="es-VE"/>
-        </w:rPr>
-        <w:t xml:space="preserve"> propósito es validar </w:t>
-      </w:r>
-      <w:r>
-        <w:rPr>
-          <w:rFonts w:eastAsia="Times New Roman" w:cs="Arial"/>
-          <w:color w:val="00B050"/>
-          <w:szCs w:val="24"/>
-          <w:lang w:val="es-GT" w:eastAsia="es-VE"/>
-        </w:rPr>
-        <w:t xml:space="preserve">el correcto registro de datos personales y de pago, así como </w:t>
-      </w:r>
-      <w:r>
-        <w:rPr>
-          <w:rFonts w:eastAsia="Times New Roman" w:cs="Arial"/>
-          <w:color w:val="00B050"/>
-          <w:szCs w:val="24"/>
-          <w:lang w:val="es-GT" w:eastAsia="es-VE"/>
-        </w:rPr>
-        <w:t>el cálculo automatizado de la prioridad clínica (Rojo, Naranja, Amarillo, Verde).</w:t>
+        <w:t>. El propósito es validar la visualización, filtros y gestión del listado de pacientes clasificados en tiempo real. El esfuerzo se delimita a la comprobación de la persistencia de datos (paginación, ordenamiento por prioridad clínica)</w:t>
       </w:r>
     </w:p>
     <w:p>
@@ -2534,85 +2518,6 @@
         <w:t>ruebas</w:t>
       </w:r>
       <w:bookmarkEnd w:id="4"/>
-    </w:p>
-    <w:p>
-      <w:pPr>
-        <w:spacing w:after="0"/>
-        <w:rPr>
-          <w:color w:val="00B050"/>
-          <w:lang w:val="es-GT" w:eastAsia="en-US"/>
-        </w:rPr>
-      </w:pPr>
-      <w:r>
-        <w:rPr>
-          <w:b/>
-          <w:bCs/>
-          <w:color w:val="00B050"/>
-          <w:lang w:val="es-GT" w:eastAsia="en-US"/>
-        </w:rPr>
-        <w:t>El Flujo Básico</w:t>
-      </w:r>
-      <w:r>
-        <w:rPr>
-          <w:color w:val="00B050"/>
-          <w:lang w:val="es-GT" w:eastAsia="en-US"/>
-        </w:rPr>
-        <w:t xml:space="preserve"> </w:t>
-      </w:r>
-      <w:r>
-        <w:rPr>
-          <w:color w:val="00B050"/>
-          <w:lang w:val="es-GT" w:eastAsia="en-US"/>
-        </w:rPr>
-        <w:t>de registro de pacientes que ingresan caminando al hospital y necesitan asistencia médica</w:t>
-      </w:r>
-    </w:p>
-    <w:p>
-      <w:pPr>
-        <w:rPr>
-          <w:color w:val="00B050"/>
-          <w:lang w:val="es-GT" w:eastAsia="en-US"/>
-        </w:rPr>
-      </w:pPr>
-      <w:r>
-        <w:rPr>
-          <w:b/>
-          <w:bCs/>
-          <w:color w:val="00B050"/>
-          <w:lang w:val="es-GT" w:eastAsia="en-US"/>
-        </w:rPr>
-        <w:t xml:space="preserve">Los Flujos Alternos </w:t>
-      </w:r>
-      <w:r>
-        <w:rPr>
-          <w:color w:val="00B050"/>
-          <w:lang w:val="es-GT" w:eastAsia="en-US"/>
-        </w:rPr>
-        <w:t xml:space="preserve">correspondientes </w:t>
-      </w:r>
-      <w:r>
-        <w:rPr>
-          <w:color w:val="00B050"/>
-          <w:lang w:val="es-GT" w:eastAsia="en-US"/>
-        </w:rPr>
-        <w:t xml:space="preserve">a </w:t>
-      </w:r>
-      <w:proofErr w:type="spellStart"/>
-      <w:r>
-        <w:rPr>
-          <w:color w:val="00B050"/>
-          <w:lang w:val="es-GT" w:eastAsia="en-US"/>
-        </w:rPr>
-        <w:t>triaje</w:t>
-      </w:r>
-      <w:proofErr w:type="spellEnd"/>
-      <w:r>
-        <w:rPr>
-          <w:color w:val="00B050"/>
-          <w:lang w:val="es-GT" w:eastAsia="en-US"/>
-        </w:rPr>
-        <w:t xml:space="preserve"> de pacientes que cuentan con una cita programada previamente y aquellos que ya cuenten con expediente clínico registrado en base a la atención médica histórica </w:t>
-      </w:r>
     </w:p>
     <w:p>
       <w:pPr>
@@ -2661,7 +2566,7 @@
         <w:pStyle w:val="Ttulo2"/>
         <w:numPr>
           <w:ilvl w:val="0"/>
-          <w:numId w:val="9"/>
+          <w:numId w:val="10"/>
         </w:numPr>
         <w:spacing w:before="0"/>
         <w:rPr>
@@ -2679,7 +2584,7 @@
           <w:color w:val="00B050"/>
           <w:sz w:val="22"/>
         </w:rPr>
-        <w:t xml:space="preserve">Módulo de Admisión y </w:t>
+        <w:t xml:space="preserve">Tablero Clínico de Control Centralizado (Listar </w:t>
       </w:r>
       <w:proofErr w:type="spellStart"/>
       <w:r>
@@ -2689,7 +2594,7 @@
           <w:color w:val="00B050"/>
           <w:sz w:val="22"/>
         </w:rPr>
-        <w:t>Triaje</w:t>
+        <w:t>Triajes</w:t>
       </w:r>
       <w:proofErr w:type="spellEnd"/>
       <w:r>
@@ -2699,7 +2604,7 @@
           <w:color w:val="00B050"/>
           <w:sz w:val="22"/>
         </w:rPr>
-        <w:t xml:space="preserve"> </w:t>
+        <w:t>)</w:t>
       </w:r>
     </w:p>
     <w:p>
@@ -2707,7 +2612,7 @@
         <w:pStyle w:val="Ttulo2"/>
         <w:numPr>
           <w:ilvl w:val="0"/>
-          <w:numId w:val="9"/>
+          <w:numId w:val="10"/>
         </w:numPr>
         <w:spacing w:before="0"/>
         <w:rPr>
@@ -2724,7 +2629,7 @@
           <w:color w:val="00B050"/>
           <w:sz w:val="22"/>
         </w:rPr>
-        <w:t>Formulario Clínico (Signos vitales)</w:t>
+        <w:t>Motor de Filtros de Búsqueda (Nombre, DPI, Prioridad)</w:t>
       </w:r>
     </w:p>
     <w:p>
@@ -2732,7 +2637,7 @@
         <w:pStyle w:val="Ttulo2"/>
         <w:numPr>
           <w:ilvl w:val="0"/>
-          <w:numId w:val="9"/>
+          <w:numId w:val="10"/>
         </w:numPr>
         <w:spacing w:before="0"/>
         <w:rPr>
@@ -2749,25 +2654,7 @@
           <w:color w:val="00B050"/>
           <w:sz w:val="22"/>
         </w:rPr>
-        <w:t>Módulo de Validación de Pago (</w:t>
-      </w:r>
-      <w:r>
-        <w:rPr>
-          <w:b w:val="0"/>
-          <w:bCs w:val="0"/>
-          <w:color w:val="00B050"/>
-          <w:sz w:val="22"/>
-        </w:rPr>
-        <w:t xml:space="preserve">Tarjeta </w:t>
-      </w:r>
-      <w:r>
-        <w:rPr>
-          <w:b w:val="0"/>
-          <w:bCs w:val="0"/>
-          <w:color w:val="00B050"/>
-          <w:sz w:val="22"/>
-        </w:rPr>
-        <w:t>/ Aseguradora)</w:t>
+        <w:t>Módulo de Paginación Dinámica (Bloques de 10 usuarios)</w:t>
       </w:r>
     </w:p>
     <w:p>
@@ -2775,7 +2662,7 @@
         <w:pStyle w:val="Ttulo2"/>
         <w:numPr>
           <w:ilvl w:val="0"/>
-          <w:numId w:val="9"/>
+          <w:numId w:val="10"/>
         </w:numPr>
         <w:spacing w:before="0"/>
         <w:rPr>
@@ -2792,7 +2679,7 @@
           <w:color w:val="00B050"/>
           <w:sz w:val="22"/>
         </w:rPr>
-        <w:t>Servicio de Alertas Visuales (Semáforo de Prioridades)</w:t>
+        <w:t>Servicio de Validación de Roles (Médico, Enfermera, Administrador)</w:t>
       </w:r>
     </w:p>
     <w:p>
@@ -2874,7 +2761,27 @@
           <w:szCs w:val="24"/>
           <w:lang w:eastAsia="es-VE"/>
         </w:rPr>
-        <w:t>Captura segmentada por fases (Datos, Emergencia, Pago, Signos Vitales).</w:t>
+        <w:t xml:space="preserve">Carga de datos de la cola de </w:t>
+      </w:r>
+      <w:proofErr w:type="spellStart"/>
+      <w:r>
+        <w:rPr>
+          <w:rFonts w:eastAsia="Times New Roman" w:cs="Arial"/>
+          <w:color w:val="00B050"/>
+          <w:szCs w:val="24"/>
+          <w:lang w:eastAsia="es-VE"/>
+        </w:rPr>
+        <w:t>triajes</w:t>
+      </w:r>
+      <w:proofErr w:type="spellEnd"/>
+      <w:r>
+        <w:rPr>
+          <w:rFonts w:eastAsia="Times New Roman" w:cs="Arial"/>
+          <w:color w:val="00B050"/>
+          <w:szCs w:val="24"/>
+          <w:lang w:eastAsia="es-VE"/>
+        </w:rPr>
+        <w:t xml:space="preserve"> en tiempo real con columnas obligatorias.</w:t>
       </w:r>
     </w:p>
     <w:p>
@@ -2899,7 +2806,7 @@
           <w:szCs w:val="24"/>
           <w:lang w:eastAsia="es-VE"/>
         </w:rPr>
-        <w:t>Integración cobro base de Q175.00 por cita médica.</w:t>
+        <w:t>Filtrado combinado y búsquedas por identificador legal único.</w:t>
       </w:r>
     </w:p>
     <w:p>
@@ -2924,7 +2831,7 @@
           <w:szCs w:val="24"/>
           <w:lang w:eastAsia="es-VE"/>
         </w:rPr>
-        <w:t>Cálculo de prioridad basado en lógica de negocio clínica.</w:t>
+        <w:t>Renderizado de prioridad visual (Semáforo de urgencias).</w:t>
       </w:r>
     </w:p>
     <w:p>
@@ -2949,32 +2856,7 @@
           <w:szCs w:val="24"/>
           <w:lang w:eastAsia="es-VE"/>
         </w:rPr>
-        <w:t>Despliegue de prioridad visual en el tablero de atención.</w:t>
-      </w:r>
-    </w:p>
-    <w:p>
-      <w:pPr>
-        <w:pStyle w:val="Prrafodelista"/>
-        <w:numPr>
-          <w:ilvl w:val="0"/>
-          <w:numId w:val="4"/>
-        </w:numPr>
-        <w:jc w:val="both"/>
-        <w:rPr>
-          <w:rFonts w:eastAsia="Times New Roman" w:cs="Arial"/>
-          <w:color w:val="00B050"/>
-          <w:szCs w:val="24"/>
-          <w:lang w:eastAsia="es-VE"/>
-        </w:rPr>
-      </w:pPr>
-      <w:r>
-        <w:rPr>
-          <w:rFonts w:eastAsia="Times New Roman" w:cs="Arial"/>
-          <w:color w:val="00B050"/>
-          <w:szCs w:val="24"/>
-          <w:lang w:eastAsia="es-VE"/>
-        </w:rPr>
-        <w:t>Emisión de orden de servicio con solvencia administrativa.</w:t>
+        <w:t>Control de paginación automática.</w:t>
       </w:r>
     </w:p>
     <w:tbl>
@@ -3112,23 +2994,40 @@
               <w:bottom w:val="single" w:sz="4" w:space="0" w:color="auto"/>
               <w:right w:val="single" w:sz="4" w:space="0" w:color="auto"/>
             </w:tcBorders>
-            <w:hideMark/>
-          </w:tcPr>
-          <w:p>
-            <w:pPr>
-              <w:rPr>
-                <w:rFonts w:cs="Arial"/>
-                <w:sz w:val="20"/>
-                <w:lang w:val="es-GT"/>
-              </w:rPr>
-            </w:pPr>
-            <w:r>
-              <w:rPr>
-                <w:rFonts w:cs="Arial"/>
-                <w:sz w:val="20"/>
-                <w:lang w:val="es-GT"/>
-              </w:rPr>
-              <w:t>Verificar obligatoriedad de campos de identidad (DPI), formatos numéricos en signos vitales y rangos lógicos de la escala Glasgow.</w:t>
+          </w:tcPr>
+          <w:p>
+            <w:pPr>
+              <w:rPr>
+                <w:rFonts w:cs="Arial"/>
+                <w:sz w:val="20"/>
+                <w:lang w:val="es-GT"/>
+              </w:rPr>
+            </w:pPr>
+            <w:r>
+              <w:rPr>
+                <w:rFonts w:cs="Arial"/>
+                <w:sz w:val="20"/>
+                <w:lang w:val="es-GT"/>
+              </w:rPr>
+              <w:t xml:space="preserve">Verificar la captura de </w:t>
+            </w:r>
+            <w:proofErr w:type="spellStart"/>
+            <w:r>
+              <w:rPr>
+                <w:rFonts w:cs="Arial"/>
+                <w:sz w:val="20"/>
+                <w:lang w:val="es-GT"/>
+              </w:rPr>
+              <w:t>strings</w:t>
+            </w:r>
+            <w:proofErr w:type="spellEnd"/>
+            <w:r>
+              <w:rPr>
+                <w:rFonts w:cs="Arial"/>
+                <w:sz w:val="20"/>
+                <w:lang w:val="es-GT"/>
+              </w:rPr>
+              <w:t xml:space="preserve"> en la barra de búsqueda y la selección de parámetros de filtro por colores.</w:t>
             </w:r>
           </w:p>
         </w:tc>
@@ -3158,8 +3057,23 @@
               </w:rPr>
             </w:pPr>
             <w:r>
-              <w:t>•</w:t>
-            </w:r>
+              <w:rPr>
+                <w:rFonts w:cs="Arial"/>
+                <w:b/>
+                <w:bCs/>
+              </w:rPr>
+              <w:t xml:space="preserve">Reglas de </w:t>
+            </w:r>
+            <w:proofErr w:type="spellStart"/>
+            <w:r>
+              <w:rPr>
+                <w:rFonts w:cs="Arial"/>
+                <w:b/>
+                <w:bCs/>
+              </w:rPr>
+              <w:t>Negocio</w:t>
+            </w:r>
+            <w:proofErr w:type="spellEnd"/>
           </w:p>
         </w:tc>
         <w:tc>
@@ -3185,7 +3099,25 @@
               </w:rPr>
             </w:pPr>
             <w:r>
-              <w:t>FA03: Identificación de Emergencia Extrema (Código Rojo)</w:t>
+              <w:rPr>
+                <w:rFonts w:cs="Arial"/>
+                <w:sz w:val="20"/>
+              </w:rPr>
+              <w:t>RN04</w:t>
+            </w:r>
+            <w:r>
+              <w:rPr>
+                <w:rFonts w:cs="Arial"/>
+                <w:sz w:val="20"/>
+              </w:rPr>
+              <w:t>:</w:t>
+            </w:r>
+            <w:r>
+              <w:rPr>
+                <w:rFonts w:cs="Arial"/>
+                <w:sz w:val="20"/>
+              </w:rPr>
+              <w:t xml:space="preserve"> Priorización clínica visual en tablero</w:t>
             </w:r>
           </w:p>
         </w:tc>
@@ -3243,34 +3175,6 @@
                 <w:sz w:val="20"/>
               </w:rPr>
             </w:pPr>
-            <w:r>
-              <w:rPr>
-                <w:rFonts w:cs="Arial"/>
-                <w:sz w:val="20"/>
-              </w:rPr>
-              <w:t>RN</w:t>
-            </w:r>
-            <w:r>
-              <w:rPr>
-                <w:rFonts w:cs="Arial"/>
-                <w:sz w:val="20"/>
-              </w:rPr>
-              <w:t>04</w:t>
-            </w:r>
-            <w:r>
-              <w:rPr>
-                <w:rFonts w:cs="Arial"/>
-                <w:sz w:val="20"/>
-              </w:rPr>
-              <w:t xml:space="preserve"> </w:t>
-            </w:r>
-            <w:r>
-              <w:rPr>
-                <w:rFonts w:cs="Arial"/>
-                <w:sz w:val="20"/>
-              </w:rPr>
-              <w:t>Protocolo de Priorización clínica</w:t>
-            </w:r>
           </w:p>
         </w:tc>
       </w:tr>
@@ -3358,125 +3262,24 @@
                 <w:rFonts w:cs="Arial"/>
                 <w:sz w:val="20"/>
               </w:rPr>
-              <w:t>FA01: Paciente tiene Cita programada</w:t>
-            </w:r>
-          </w:p>
-          <w:p>
-            <w:pPr>
-              <w:pStyle w:val="Prrafodelista"/>
-              <w:numPr>
-                <w:ilvl w:val="0"/>
-                <w:numId w:val="6"/>
-              </w:numPr>
-              <w:rPr>
-                <w:rFonts w:cs="Arial"/>
-                <w:sz w:val="20"/>
-              </w:rPr>
-            </w:pPr>
-            <w:r>
-              <w:rPr>
-                <w:rFonts w:cs="Arial"/>
-                <w:sz w:val="20"/>
-              </w:rPr>
-              <w:t>FA02: Datos Clínicos Fuera de Rango (Error de captura)</w:t>
-            </w:r>
-          </w:p>
-          <w:p>
-            <w:pPr>
-              <w:pStyle w:val="Prrafodelista"/>
-              <w:numPr>
-                <w:ilvl w:val="0"/>
-                <w:numId w:val="6"/>
-              </w:numPr>
-              <w:rPr>
-                <w:rFonts w:cs="Arial"/>
-                <w:sz w:val="20"/>
-              </w:rPr>
-            </w:pPr>
-            <w:r>
-              <w:rPr>
-                <w:rFonts w:cs="Arial"/>
-                <w:sz w:val="20"/>
-              </w:rPr>
-              <w:lastRenderedPageBreak/>
-              <w:t>FA03: Identificación de Emergencia Extrema (Código Rojo)</w:t>
-            </w:r>
-          </w:p>
-          <w:p>
-            <w:pPr>
-              <w:pStyle w:val="Prrafodelista"/>
-              <w:numPr>
-                <w:ilvl w:val="0"/>
-                <w:numId w:val="6"/>
-              </w:numPr>
-              <w:rPr>
-                <w:rFonts w:cs="Arial"/>
-                <w:sz w:val="20"/>
-              </w:rPr>
-            </w:pPr>
-            <w:r>
-              <w:rPr>
-                <w:rFonts w:cs="Arial"/>
-                <w:sz w:val="20"/>
-              </w:rPr>
-              <w:t>FA04: Saldos insuficientes en tarjeta de crédito/débito</w:t>
-            </w:r>
-          </w:p>
-          <w:p>
-            <w:pPr>
-              <w:pStyle w:val="Prrafodelista"/>
-              <w:numPr>
-                <w:ilvl w:val="0"/>
-                <w:numId w:val="6"/>
-              </w:numPr>
-              <w:rPr>
-                <w:rFonts w:cs="Arial"/>
-                <w:sz w:val="20"/>
-              </w:rPr>
-            </w:pPr>
-            <w:r>
-              <w:rPr>
-                <w:rFonts w:cs="Arial"/>
-                <w:sz w:val="20"/>
-              </w:rPr>
-              <w:t>FA05: No cuenta con método de pago</w:t>
-            </w:r>
-          </w:p>
-          <w:p>
-            <w:pPr>
-              <w:pStyle w:val="Prrafodelista"/>
-              <w:numPr>
-                <w:ilvl w:val="0"/>
-                <w:numId w:val="6"/>
-              </w:numPr>
-              <w:rPr>
-                <w:rFonts w:cs="Arial"/>
-                <w:sz w:val="20"/>
-              </w:rPr>
-            </w:pPr>
+              <w:t xml:space="preserve">FA01: </w:t>
+            </w:r>
+            <w:r>
+              <w:rPr>
+                <w:rFonts w:cs="Arial"/>
+                <w:sz w:val="20"/>
+              </w:rPr>
+              <w:t xml:space="preserve">Búsqueda no </w:t>
+            </w:r>
             <w:proofErr w:type="spellStart"/>
             <w:r>
               <w:rPr>
                 <w:rFonts w:cs="Arial"/>
                 <w:sz w:val="20"/>
               </w:rPr>
-              <w:t>Fewqwf</w:t>
+              <w:t>satisfacatoria</w:t>
             </w:r>
             <w:proofErr w:type="spellEnd"/>
-            <w:r>
-              <w:rPr>
-                <w:rFonts w:cs="Arial"/>
-                <w:sz w:val="20"/>
-              </w:rPr>
-              <w:t xml:space="preserve"> DXZ</w:t>
-            </w:r>
-            <w:r>
-              <w:rPr>
-                <w:rFonts w:cs="Arial"/>
-                <w:sz w:val="20"/>
-              </w:rPr>
-              <w:t>FA06: El paciente ya tiene registro previo</w:t>
-            </w:r>
           </w:p>
         </w:tc>
       </w:tr>
@@ -3512,7 +3315,6 @@
                 <w:bCs/>
                 <w:sz w:val="20"/>
               </w:rPr>
-              <w:lastRenderedPageBreak/>
               <w:t>Flujos</w:t>
             </w:r>
             <w:proofErr w:type="spellEnd"/>
@@ -3647,7 +3449,7 @@
                 <w:sz w:val="20"/>
                 <w:lang w:val="es-GT"/>
               </w:rPr>
-              <w:t>2</w:t>
+              <w:t>5</w:t>
             </w:r>
             <w:r>
               <w:rPr>
@@ -3663,7 +3465,7 @@
                 <w:sz w:val="20"/>
                 <w:lang w:val="es-GT"/>
               </w:rPr>
-              <w:t xml:space="preserve">Registro de Pacientes y </w:t>
+              <w:t xml:space="preserve">Listar </w:t>
             </w:r>
             <w:proofErr w:type="spellStart"/>
             <w:r>
@@ -3672,7 +3474,7 @@
                 <w:sz w:val="20"/>
                 <w:lang w:val="es-GT"/>
               </w:rPr>
-              <w:t>Triaje</w:t>
+              <w:t>Triajes</w:t>
             </w:r>
             <w:proofErr w:type="spellEnd"/>
           </w:p>
@@ -3936,7 +3738,7 @@
                 <w:szCs w:val="20"/>
                 <w:lang w:val="es-GT"/>
               </w:rPr>
-              <w:t>2</w:t>
+              <w:t>5</w:t>
             </w:r>
             <w:r>
               <w:rPr>
@@ -4308,8 +4110,21 @@
                 <w:szCs w:val="20"/>
                 <w:lang w:val="es-GT"/>
               </w:rPr>
-              <w:t>Autenticación</w:t>
-            </w:r>
+              <w:t xml:space="preserve">Listar </w:t>
+            </w:r>
+            <w:proofErr w:type="spellStart"/>
+            <w:r>
+              <w:rPr>
+                <w:rFonts w:cs="Arial"/>
+                <w:i/>
+                <w:color w:val="0000FF"/>
+                <w:sz w:val="20"/>
+                <w:szCs w:val="20"/>
+                <w:lang w:val="es-GT"/>
+              </w:rPr>
+              <w:t>Triajes</w:t>
+            </w:r>
+            <w:proofErr w:type="spellEnd"/>
             <w:r>
               <w:rPr>
                 <w:rFonts w:cs="Arial"/>
@@ -4403,6 +4218,7 @@
                 <w:lang w:val="es-GT"/>
               </w:rPr>
             </w:pPr>
+            <w:proofErr w:type="spellStart"/>
             <w:r>
               <w:rPr>
                 <w:rFonts w:cs="Arial"/>
@@ -4412,19 +4228,7 @@
                 <w:szCs w:val="20"/>
                 <w:lang w:val="es-GT"/>
               </w:rPr>
-              <w:t xml:space="preserve">Registro y </w:t>
-            </w:r>
-            <w:proofErr w:type="spellStart"/>
-            <w:r>
-              <w:rPr>
-                <w:rFonts w:cs="Arial"/>
-                <w:i/>
-                <w:color w:val="0000FF"/>
-                <w:sz w:val="20"/>
-                <w:szCs w:val="20"/>
-                <w:lang w:val="es-GT"/>
-              </w:rPr>
-              <w:t>Triaje</w:t>
+              <w:t>Triajes</w:t>
             </w:r>
             <w:proofErr w:type="spellEnd"/>
           </w:p>
@@ -4516,6 +4320,76 @@
                 <w:lang w:val="es-GT"/>
               </w:rPr>
             </w:pPr>
+            <w:r>
+              <w:rPr>
+                <w:rFonts w:cs="Arial"/>
+                <w:i/>
+                <w:color w:val="0000FF"/>
+                <w:sz w:val="20"/>
+                <w:szCs w:val="20"/>
+                <w:lang w:val="es-GT"/>
+              </w:rPr>
+              <w:t xml:space="preserve">Validar que el </w:t>
+            </w:r>
+            <w:proofErr w:type="gramStart"/>
+            <w:r>
+              <w:rPr>
+                <w:rFonts w:cs="Arial"/>
+                <w:i/>
+                <w:color w:val="0000FF"/>
+                <w:sz w:val="20"/>
+                <w:szCs w:val="20"/>
+                <w:lang w:val="es-GT"/>
+              </w:rPr>
+              <w:t>sistema lista</w:t>
+            </w:r>
+            <w:proofErr w:type="gramEnd"/>
+            <w:r>
+              <w:rPr>
+                <w:rFonts w:cs="Arial"/>
+                <w:i/>
+                <w:color w:val="0000FF"/>
+                <w:sz w:val="20"/>
+                <w:szCs w:val="20"/>
+                <w:lang w:val="es-GT"/>
+              </w:rPr>
+              <w:t xml:space="preserve"> todos los </w:t>
+            </w:r>
+            <w:proofErr w:type="spellStart"/>
+            <w:r>
+              <w:rPr>
+                <w:rFonts w:cs="Arial"/>
+                <w:i/>
+                <w:color w:val="0000FF"/>
+                <w:sz w:val="20"/>
+                <w:szCs w:val="20"/>
+                <w:lang w:val="es-GT"/>
+              </w:rPr>
+              <w:t>triajes</w:t>
+            </w:r>
+            <w:proofErr w:type="spellEnd"/>
+            <w:r>
+              <w:rPr>
+                <w:rFonts w:cs="Arial"/>
+                <w:i/>
+                <w:color w:val="0000FF"/>
+                <w:sz w:val="20"/>
+                <w:szCs w:val="20"/>
+                <w:lang w:val="es-GT"/>
+              </w:rPr>
+              <w:t xml:space="preserve"> </w:t>
+            </w:r>
+            <w:r>
+              <w:rPr>
+                <w:rFonts w:cs="Arial"/>
+                <w:i/>
+                <w:color w:val="0000FF"/>
+                <w:sz w:val="20"/>
+                <w:szCs w:val="20"/>
+                <w:lang w:val="es-GT"/>
+              </w:rPr>
+              <w:t>y proporciona filtros automatizados para la visualización</w:t>
+            </w:r>
           </w:p>
         </w:tc>
       </w:tr>
@@ -4655,6 +4529,169 @@
                 <w:lang w:val="es-GT"/>
               </w:rPr>
             </w:pPr>
+            <w:r>
+              <w:rPr>
+                <w:rFonts w:cs="Arial"/>
+                <w:i/>
+                <w:color w:val="0000FF"/>
+                <w:sz w:val="20"/>
+                <w:szCs w:val="20"/>
+                <w:lang w:val="es-GT"/>
+              </w:rPr>
+              <w:t xml:space="preserve">1 </w:t>
+            </w:r>
+            <w:proofErr w:type="gramStart"/>
+            <w:r>
+              <w:rPr>
+                <w:rFonts w:cs="Arial"/>
+                <w:i/>
+                <w:color w:val="0000FF"/>
+                <w:sz w:val="20"/>
+                <w:szCs w:val="20"/>
+                <w:lang w:val="es-GT"/>
+              </w:rPr>
+              <w:t>El</w:t>
+            </w:r>
+            <w:proofErr w:type="gramEnd"/>
+            <w:r>
+              <w:rPr>
+                <w:rFonts w:cs="Arial"/>
+                <w:i/>
+                <w:color w:val="0000FF"/>
+                <w:sz w:val="20"/>
+                <w:szCs w:val="20"/>
+                <w:lang w:val="es-GT"/>
+              </w:rPr>
+              <w:t xml:space="preserve"> usuario autenticado tiene roles de médico, enfermera, recepción</w:t>
+            </w:r>
+          </w:p>
+          <w:p>
+            <w:pPr>
+              <w:numPr>
+                <w:ilvl w:val="12"/>
+                <w:numId w:val="0"/>
+              </w:numPr>
+              <w:spacing w:line="256" w:lineRule="auto"/>
+              <w:rPr>
+                <w:rFonts w:cs="Arial"/>
+                <w:i/>
+                <w:color w:val="0000FF"/>
+                <w:sz w:val="20"/>
+                <w:szCs w:val="20"/>
+                <w:lang w:val="es-GT"/>
+              </w:rPr>
+            </w:pPr>
+            <w:r>
+              <w:rPr>
+                <w:rFonts w:cs="Arial"/>
+                <w:i/>
+                <w:color w:val="0000FF"/>
+                <w:sz w:val="20"/>
+                <w:szCs w:val="20"/>
+                <w:lang w:val="es-GT"/>
+              </w:rPr>
+              <w:t xml:space="preserve">2 </w:t>
+            </w:r>
+            <w:proofErr w:type="gramStart"/>
+            <w:r>
+              <w:rPr>
+                <w:rFonts w:cs="Arial"/>
+                <w:i/>
+                <w:color w:val="0000FF"/>
+                <w:sz w:val="20"/>
+                <w:szCs w:val="20"/>
+                <w:lang w:val="es-GT"/>
+              </w:rPr>
+              <w:t>El</w:t>
+            </w:r>
+            <w:proofErr w:type="gramEnd"/>
+            <w:r>
+              <w:rPr>
+                <w:rFonts w:cs="Arial"/>
+                <w:i/>
+                <w:color w:val="0000FF"/>
+                <w:sz w:val="20"/>
+                <w:szCs w:val="20"/>
+                <w:lang w:val="es-GT"/>
+              </w:rPr>
+              <w:t xml:space="preserve"> usuario tienen una cuenta activa</w:t>
+            </w:r>
+          </w:p>
+          <w:p>
+            <w:pPr>
+              <w:numPr>
+                <w:ilvl w:val="12"/>
+                <w:numId w:val="0"/>
+              </w:numPr>
+              <w:spacing w:line="256" w:lineRule="auto"/>
+              <w:rPr>
+                <w:rFonts w:cs="Arial"/>
+                <w:i/>
+                <w:color w:val="0000FF"/>
+                <w:sz w:val="20"/>
+                <w:szCs w:val="20"/>
+                <w:lang w:val="es-GT"/>
+              </w:rPr>
+            </w:pPr>
+            <w:r>
+              <w:rPr>
+                <w:rFonts w:cs="Arial"/>
+                <w:i/>
+                <w:color w:val="0000FF"/>
+                <w:sz w:val="20"/>
+                <w:szCs w:val="20"/>
+                <w:lang w:val="es-GT"/>
+              </w:rPr>
+              <w:t xml:space="preserve">3 </w:t>
+            </w:r>
+            <w:proofErr w:type="gramStart"/>
+            <w:r>
+              <w:rPr>
+                <w:rFonts w:cs="Arial"/>
+                <w:i/>
+                <w:color w:val="0000FF"/>
+                <w:sz w:val="20"/>
+                <w:szCs w:val="20"/>
+                <w:lang w:val="es-GT"/>
+              </w:rPr>
+              <w:t>Hay</w:t>
+            </w:r>
+            <w:proofErr w:type="gramEnd"/>
+            <w:r>
+              <w:rPr>
+                <w:rFonts w:cs="Arial"/>
+                <w:i/>
+                <w:color w:val="0000FF"/>
+                <w:sz w:val="20"/>
+                <w:szCs w:val="20"/>
+                <w:lang w:val="es-GT"/>
+              </w:rPr>
+              <w:t xml:space="preserve"> registros de </w:t>
+            </w:r>
+            <w:proofErr w:type="spellStart"/>
+            <w:r>
+              <w:rPr>
+                <w:rFonts w:cs="Arial"/>
+                <w:i/>
+                <w:color w:val="0000FF"/>
+                <w:sz w:val="20"/>
+                <w:szCs w:val="20"/>
+                <w:lang w:val="es-GT"/>
+              </w:rPr>
+              <w:t>triaje</w:t>
+            </w:r>
+            <w:proofErr w:type="spellEnd"/>
+            <w:r>
+              <w:rPr>
+                <w:rFonts w:cs="Arial"/>
+                <w:i/>
+                <w:color w:val="0000FF"/>
+                <w:sz w:val="20"/>
+                <w:szCs w:val="20"/>
+                <w:lang w:val="es-GT"/>
+              </w:rPr>
+              <w:t xml:space="preserve"> en lista de espera</w:t>
+            </w:r>
           </w:p>
         </w:tc>
       </w:tr>
@@ -4757,10 +4794,7 @@
               </w:rPr>
               <w:t>1.</w:t>
             </w:r>
-          </w:p>
-          <w:p>
-            <w:pPr>
-              <w:spacing w:line="256" w:lineRule="auto"/>
+            <w:r>
               <w:rPr>
                 <w:rFonts w:cs="Arial"/>
                 <w:i/>
@@ -4769,7 +4803,9 @@
                 <w:szCs w:val="20"/>
                 <w:lang w:val="es-GT"/>
               </w:rPr>
-            </w:pPr>
+              <w:t xml:space="preserve">El usuario selecciona opción de “Listar </w:t>
+            </w:r>
+            <w:proofErr w:type="spellStart"/>
             <w:r>
               <w:rPr>
                 <w:rFonts w:cs="Arial"/>
@@ -4779,12 +4815,10 @@
                 <w:szCs w:val="20"/>
                 <w:lang w:val="es-GT"/>
               </w:rPr>
-              <w:t>2.</w:t>
-            </w:r>
-          </w:p>
-          <w:p>
-            <w:pPr>
-              <w:spacing w:line="256" w:lineRule="auto"/>
+              <w:t>triajes</w:t>
+            </w:r>
+            <w:proofErr w:type="spellEnd"/>
+            <w:r>
               <w:rPr>
                 <w:rFonts w:cs="Arial"/>
                 <w:i/>
@@ -4793,8 +4827,12 @@
                 <w:szCs w:val="20"/>
                 <w:lang w:val="es-GT"/>
               </w:rPr>
-            </w:pPr>
-            <w:r>
+              <w:t>”</w:t>
+            </w:r>
+          </w:p>
+          <w:p>
+            <w:pPr>
+              <w:spacing w:line="256" w:lineRule="auto"/>
               <w:rPr>
                 <w:rFonts w:cs="Arial"/>
                 <w:i/>
@@ -4803,12 +4841,95 @@
                 <w:szCs w:val="20"/>
                 <w:lang w:val="es-GT"/>
               </w:rPr>
-              <w:t>3.</w:t>
-            </w:r>
-          </w:p>
-          <w:p>
-            <w:pPr>
-              <w:spacing w:line="256" w:lineRule="auto"/>
+            </w:pPr>
+            <w:r>
+              <w:rPr>
+                <w:rFonts w:cs="Arial"/>
+                <w:i/>
+                <w:noProof/>
+                <w:color w:val="0000FF"/>
+                <w:sz w:val="20"/>
+                <w:szCs w:val="20"/>
+                <w:lang w:val="es-GT"/>
+              </w:rPr>
+              <mc:AlternateContent>
+                <mc:Choice Requires="wps">
+                  <w:drawing>
+                    <wp:anchor distT="0" distB="0" distL="114300" distR="114300" simplePos="0" relativeHeight="251659264" behindDoc="0" locked="0" layoutInCell="1" allowOverlap="1" wp14:anchorId="7CEBBAD7" wp14:editId="6BDE564F">
+                      <wp:simplePos x="0" y="0"/>
+                      <wp:positionH relativeFrom="column">
+                        <wp:posOffset>-26670</wp:posOffset>
+                      </wp:positionH>
+                      <wp:positionV relativeFrom="paragraph">
+                        <wp:posOffset>1118871</wp:posOffset>
+                      </wp:positionV>
+                      <wp:extent cx="1028700" cy="270510"/>
+                      <wp:effectExtent l="19050" t="19050" r="38100" b="34290"/>
+                      <wp:wrapNone/>
+                      <wp:docPr id="1655830109" name="Rectángulo 1"/>
+                      <wp:cNvGraphicFramePr/>
+                      <a:graphic xmlns:a="http://schemas.openxmlformats.org/drawingml/2006/main">
+                        <a:graphicData uri="http://schemas.microsoft.com/office/word/2010/wordprocessingShape">
+                          <wps:wsp>
+                            <wps:cNvSpPr/>
+                            <wps:spPr>
+                              <a:xfrm>
+                                <a:off x="0" y="0"/>
+                                <a:ext cx="1028700" cy="270510"/>
+                              </a:xfrm>
+                              <a:prstGeom prst="rect">
+                                <a:avLst/>
+                              </a:prstGeom>
+                              <a:noFill/>
+                              <a:ln w="57150" cap="flat" cmpd="sng" algn="ctr">
+                                <a:solidFill>
+                                  <a:srgbClr val="EE0000"/>
+                                </a:solidFill>
+                                <a:prstDash val="solid"/>
+                                <a:round/>
+                                <a:headEnd type="none" w="med" len="med"/>
+                                <a:tailEnd type="none" w="med" len="med"/>
+                              </a:ln>
+                            </wps:spPr>
+                            <wps:style>
+                              <a:lnRef idx="0">
+                                <a:scrgbClr r="0" g="0" b="0"/>
+                              </a:lnRef>
+                              <a:fillRef idx="0">
+                                <a:scrgbClr r="0" g="0" b="0"/>
+                              </a:fillRef>
+                              <a:effectRef idx="0">
+                                <a:scrgbClr r="0" g="0" b="0"/>
+                              </a:effectRef>
+                              <a:fontRef idx="minor">
+                                <a:schemeClr val="accent2"/>
+                              </a:fontRef>
+                            </wps:style>
+                            <wps:bodyPr rot="0" spcFirstLastPara="0" vertOverflow="overflow" horzOverflow="overflow" vert="horz" wrap="square" lIns="91440" tIns="45720" rIns="91440" bIns="45720" numCol="1" spcCol="0" rtlCol="0" fromWordArt="0" anchor="ctr" anchorCtr="0" forceAA="0" compatLnSpc="1">
+                              <a:prstTxWarp prst="textNoShape">
+                                <a:avLst/>
+                              </a:prstTxWarp>
+                              <a:noAutofit/>
+                            </wps:bodyPr>
+                          </wps:wsp>
+                        </a:graphicData>
+                      </a:graphic>
+                      <wp14:sizeRelV relativeFrom="margin">
+                        <wp14:pctHeight>0</wp14:pctHeight>
+                      </wp14:sizeRelV>
+                    </wp:anchor>
+                  </w:drawing>
+                </mc:Choice>
+                <mc:Fallback>
+                  <w:pict>
+                    <v:rect w14:anchorId="0F25B569" id="Rectángulo 1" o:spid="_x0000_s1026" style="position:absolute;margin-left:-2.1pt;margin-top:88.1pt;width:81pt;height:21.3pt;z-index:251659264;visibility:visible;mso-wrap-style:square;mso-height-percent:0;mso-wrap-distance-left:9pt;mso-wrap-distance-top:0;mso-wrap-distance-right:9pt;mso-wrap-distance-bottom:0;mso-position-horizontal:absolute;mso-position-horizontal-relative:text;mso-position-vertical:absolute;mso-position-vertical-relative:text;mso-height-percent:0;mso-height-relative:margin;v-text-anchor:middle" o:gfxdata="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" filled="f" strokecolor="#e00" strokeweight="4.5pt">
+                      <v:stroke joinstyle="round"/>
+                    </v:rect>
+                  </w:pict>
+                </mc:Fallback>
+              </mc:AlternateContent>
+            </w:r>
+            <w:r>
               <w:rPr>
                 <w:rFonts w:cs="Arial"/>
                 <w:i/>
@@ -4817,8 +4938,46 @@
                 <w:szCs w:val="20"/>
                 <w:lang w:val="es-GT"/>
               </w:rPr>
-            </w:pPr>
-            <w:r>
+              <w:drawing>
+                <wp:inline distT="0" distB="0" distL="0" distR="0" wp14:anchorId="0A316E6E" wp14:editId="256630C1">
+                  <wp:extent cx="6473825" cy="2926080"/>
+                  <wp:effectExtent l="0" t="0" r="3175" b="7620"/>
+                  <wp:docPr id="1422950735" name="Imagen 1"/>
+                  <wp:cNvGraphicFramePr>
+                    <a:graphicFrameLocks xmlns:a="http://schemas.openxmlformats.org/drawingml/2006/main" noChangeAspect="1"/>
+                  </wp:cNvGraphicFramePr>
+                  <a:graphic xmlns:a="http://schemas.openxmlformats.org/drawingml/2006/main">
+                    <a:graphicData uri="http://schemas.openxmlformats.org/drawingml/2006/picture">
+                      <pic:pic xmlns:pic="http://schemas.openxmlformats.org/drawingml/2006/picture">
+                        <pic:nvPicPr>
+                          <pic:cNvPr id="1422950735" name=""/>
+                          <pic:cNvPicPr/>
+                        </pic:nvPicPr>
+                        <pic:blipFill>
+                          <a:blip r:embed="rId8"/>
+                          <a:stretch>
+                            <a:fillRect/>
+                          </a:stretch>
+                        </pic:blipFill>
+                        <pic:spPr>
+                          <a:xfrm>
+                            <a:off x="0" y="0"/>
+                            <a:ext cx="6473825" cy="2926080"/>
+                          </a:xfrm>
+                          <a:prstGeom prst="rect">
+                            <a:avLst/>
+                          </a:prstGeom>
+                        </pic:spPr>
+                      </pic:pic>
+                    </a:graphicData>
+                  </a:graphic>
+                </wp:inline>
+              </w:drawing>
+            </w:r>
+          </w:p>
+          <w:p>
+            <w:pPr>
+              <w:spacing w:line="256" w:lineRule="auto"/>
               <w:rPr>
                 <w:rFonts w:cs="Arial"/>
                 <w:i/>
@@ -4827,7 +4986,529 @@
                 <w:szCs w:val="20"/>
                 <w:lang w:val="es-GT"/>
               </w:rPr>
-              <w:t>4.</w:t>
+            </w:pPr>
+            <w:r>
+              <w:rPr>
+                <w:rFonts w:cs="Arial"/>
+                <w:i/>
+                <w:color w:val="0000FF"/>
+                <w:sz w:val="20"/>
+                <w:szCs w:val="20"/>
+                <w:lang w:val="es-GT"/>
+              </w:rPr>
+              <w:t>2.</w:t>
+            </w:r>
+            <w:r>
+              <w:rPr>
+                <w:rFonts w:cs="Arial"/>
+                <w:i/>
+                <w:color w:val="0000FF"/>
+                <w:sz w:val="20"/>
+                <w:szCs w:val="20"/>
+                <w:lang w:val="es-GT"/>
+              </w:rPr>
+              <w:t xml:space="preserve"> El usuario visualiza </w:t>
+            </w:r>
+            <w:r>
+              <w:rPr>
+                <w:rFonts w:cs="Arial"/>
+                <w:i/>
+                <w:color w:val="0000FF"/>
+                <w:sz w:val="20"/>
+                <w:szCs w:val="20"/>
+                <w:lang w:val="es-GT"/>
+              </w:rPr>
+              <w:t xml:space="preserve">lista de </w:t>
+            </w:r>
+            <w:proofErr w:type="spellStart"/>
+            <w:r>
+              <w:rPr>
+                <w:rFonts w:cs="Arial"/>
+                <w:i/>
+                <w:color w:val="0000FF"/>
+                <w:sz w:val="20"/>
+                <w:szCs w:val="20"/>
+                <w:lang w:val="es-GT"/>
+              </w:rPr>
+              <w:t>triajes</w:t>
+            </w:r>
+            <w:proofErr w:type="spellEnd"/>
+          </w:p>
+          <w:p>
+            <w:pPr>
+              <w:spacing w:line="256" w:lineRule="auto"/>
+              <w:rPr>
+                <w:rFonts w:cs="Arial"/>
+                <w:i/>
+                <w:color w:val="0000FF"/>
+                <w:sz w:val="20"/>
+                <w:szCs w:val="20"/>
+                <w:lang w:val="es-GT"/>
+              </w:rPr>
+            </w:pPr>
+            <w:r>
+              <w:rPr>
+                <w:rFonts w:cs="Arial"/>
+                <w:i/>
+                <w:color w:val="0000FF"/>
+                <w:sz w:val="20"/>
+                <w:szCs w:val="20"/>
+                <w:lang w:val="es-GT"/>
+              </w:rPr>
+              <w:lastRenderedPageBreak/>
+              <w:drawing>
+                <wp:inline distT="0" distB="0" distL="0" distR="0" wp14:anchorId="07A82EDC" wp14:editId="5A1A63DE">
+                  <wp:extent cx="6473825" cy="2910840"/>
+                  <wp:effectExtent l="0" t="0" r="3175" b="3810"/>
+                  <wp:docPr id="875234755" name="Imagen 1"/>
+                  <wp:cNvGraphicFramePr>
+                    <a:graphicFrameLocks xmlns:a="http://schemas.openxmlformats.org/drawingml/2006/main" noChangeAspect="1"/>
+                  </wp:cNvGraphicFramePr>
+                  <a:graphic xmlns:a="http://schemas.openxmlformats.org/drawingml/2006/main">
+                    <a:graphicData uri="http://schemas.openxmlformats.org/drawingml/2006/picture">
+                      <pic:pic xmlns:pic="http://schemas.openxmlformats.org/drawingml/2006/picture">
+                        <pic:nvPicPr>
+                          <pic:cNvPr id="875234755" name=""/>
+                          <pic:cNvPicPr/>
+                        </pic:nvPicPr>
+                        <pic:blipFill>
+                          <a:blip r:embed="rId9"/>
+                          <a:stretch>
+                            <a:fillRect/>
+                          </a:stretch>
+                        </pic:blipFill>
+                        <pic:spPr>
+                          <a:xfrm>
+                            <a:off x="0" y="0"/>
+                            <a:ext cx="6473825" cy="2910840"/>
+                          </a:xfrm>
+                          <a:prstGeom prst="rect">
+                            <a:avLst/>
+                          </a:prstGeom>
+                        </pic:spPr>
+                      </pic:pic>
+                    </a:graphicData>
+                  </a:graphic>
+                </wp:inline>
+              </w:drawing>
+            </w:r>
+          </w:p>
+          <w:p>
+            <w:pPr>
+              <w:spacing w:line="256" w:lineRule="auto"/>
+              <w:rPr>
+                <w:rFonts w:cs="Arial"/>
+                <w:i/>
+                <w:color w:val="0000FF"/>
+                <w:sz w:val="20"/>
+                <w:szCs w:val="20"/>
+                <w:lang w:val="es-GT"/>
+              </w:rPr>
+            </w:pPr>
+            <w:r>
+              <w:rPr>
+                <w:rFonts w:cs="Arial"/>
+                <w:i/>
+                <w:color w:val="0000FF"/>
+                <w:sz w:val="20"/>
+                <w:szCs w:val="20"/>
+                <w:lang w:val="es-GT"/>
+              </w:rPr>
+              <w:t>3</w:t>
+            </w:r>
+            <w:r>
+              <w:rPr>
+                <w:rFonts w:cs="Arial"/>
+                <w:i/>
+                <w:color w:val="0000FF"/>
+                <w:sz w:val="20"/>
+                <w:szCs w:val="20"/>
+                <w:lang w:val="es-GT"/>
+              </w:rPr>
+              <w:t xml:space="preserve"> </w:t>
+            </w:r>
+            <w:proofErr w:type="gramStart"/>
+            <w:r>
+              <w:rPr>
+                <w:rFonts w:cs="Arial"/>
+                <w:i/>
+                <w:color w:val="0000FF"/>
+                <w:sz w:val="20"/>
+                <w:szCs w:val="20"/>
+                <w:lang w:val="es-GT"/>
+              </w:rPr>
+              <w:t>Usuario</w:t>
+            </w:r>
+            <w:proofErr w:type="gramEnd"/>
+            <w:r>
+              <w:rPr>
+                <w:rFonts w:cs="Arial"/>
+                <w:i/>
+                <w:color w:val="0000FF"/>
+                <w:sz w:val="20"/>
+                <w:szCs w:val="20"/>
+                <w:lang w:val="es-GT"/>
+              </w:rPr>
+              <w:t xml:space="preserve"> selecciona filtros de búsqueda</w:t>
+            </w:r>
+          </w:p>
+          <w:p>
+            <w:pPr>
+              <w:spacing w:line="256" w:lineRule="auto"/>
+              <w:rPr>
+                <w:rFonts w:cs="Arial"/>
+                <w:i/>
+                <w:color w:val="0000FF"/>
+                <w:sz w:val="20"/>
+                <w:szCs w:val="20"/>
+              </w:rPr>
+            </w:pPr>
+            <w:r>
+              <w:rPr>
+                <w:rFonts w:cs="Arial"/>
+                <w:i/>
+                <w:noProof/>
+                <w:color w:val="0000FF"/>
+                <w:sz w:val="20"/>
+                <w:szCs w:val="20"/>
+                <w:lang w:val="es-GT"/>
+              </w:rPr>
+              <mc:AlternateContent>
+                <mc:Choice Requires="wps">
+                  <w:drawing>
+                    <wp:anchor distT="0" distB="0" distL="114300" distR="114300" simplePos="0" relativeHeight="251661312" behindDoc="0" locked="0" layoutInCell="1" allowOverlap="1" wp14:anchorId="7716FD50" wp14:editId="615D087E">
+                      <wp:simplePos x="0" y="0"/>
+                      <wp:positionH relativeFrom="column">
+                        <wp:posOffset>339090</wp:posOffset>
+                      </wp:positionH>
+                      <wp:positionV relativeFrom="paragraph">
+                        <wp:posOffset>707390</wp:posOffset>
+                      </wp:positionV>
+                      <wp:extent cx="5749290" cy="624840"/>
+                      <wp:effectExtent l="19050" t="19050" r="41910" b="41910"/>
+                      <wp:wrapNone/>
+                      <wp:docPr id="180730508" name="Rectángulo 1"/>
+                      <wp:cNvGraphicFramePr/>
+                      <a:graphic xmlns:a="http://schemas.openxmlformats.org/drawingml/2006/main">
+                        <a:graphicData uri="http://schemas.microsoft.com/office/word/2010/wordprocessingShape">
+                          <wps:wsp>
+                            <wps:cNvSpPr/>
+                            <wps:spPr>
+                              <a:xfrm>
+                                <a:off x="0" y="0"/>
+                                <a:ext cx="5749290" cy="624840"/>
+                              </a:xfrm>
+                              <a:prstGeom prst="rect">
+                                <a:avLst/>
+                              </a:prstGeom>
+                              <a:noFill/>
+                              <a:ln w="57150" cap="flat" cmpd="sng" algn="ctr">
+                                <a:solidFill>
+                                  <a:srgbClr val="EE0000"/>
+                                </a:solidFill>
+                                <a:prstDash val="solid"/>
+                                <a:round/>
+                                <a:headEnd type="none" w="med" len="med"/>
+                                <a:tailEnd type="none" w="med" len="med"/>
+                              </a:ln>
+                            </wps:spPr>
+                            <wps:style>
+                              <a:lnRef idx="0">
+                                <a:scrgbClr r="0" g="0" b="0"/>
+                              </a:lnRef>
+                              <a:fillRef idx="0">
+                                <a:scrgbClr r="0" g="0" b="0"/>
+                              </a:fillRef>
+                              <a:effectRef idx="0">
+                                <a:scrgbClr r="0" g="0" b="0"/>
+                              </a:effectRef>
+                              <a:fontRef idx="minor">
+                                <a:schemeClr val="accent2"/>
+                              </a:fontRef>
+                            </wps:style>
+                            <wps:bodyPr rot="0" spcFirstLastPara="0" vertOverflow="overflow" horzOverflow="overflow" vert="horz" wrap="square" lIns="91440" tIns="45720" rIns="91440" bIns="45720" numCol="1" spcCol="0" rtlCol="0" fromWordArt="0" anchor="ctr" anchorCtr="0" forceAA="0" compatLnSpc="1">
+                              <a:prstTxWarp prst="textNoShape">
+                                <a:avLst/>
+                              </a:prstTxWarp>
+                              <a:noAutofit/>
+                            </wps:bodyPr>
+                          </wps:wsp>
+                        </a:graphicData>
+                      </a:graphic>
+                      <wp14:sizeRelH relativeFrom="margin">
+                        <wp14:pctWidth>0</wp14:pctWidth>
+                      </wp14:sizeRelH>
+                      <wp14:sizeRelV relativeFrom="margin">
+                        <wp14:pctHeight>0</wp14:pctHeight>
+                      </wp14:sizeRelV>
+                    </wp:anchor>
+                  </w:drawing>
+                </mc:Choice>
+                <mc:Fallback>
+                  <w:pict>
+                    <v:rect w14:anchorId="630CB54D" id="Rectángulo 1" o:spid="_x0000_s1026" style="position:absolute;margin-left:26.7pt;margin-top:55.7pt;width:452.7pt;height:49.2pt;z-index:251661312;visibility:visible;mso-wrap-style:square;mso-width-percent:0;mso-height-percent:0;mso-wrap-distance-left:9pt;mso-wrap-distance-top:0;mso-wrap-distance-right:9pt;mso-wrap-distance-bottom:0;mso-position-horizontal:absolute;mso-position-horizontal-relative:text;mso-position-vertical:absolute;mso-position-vertical-relative:text;mso-width-percent:0;mso-height-percent:0;mso-width-relative:margin;mso-height-relative:margin;v-text-anchor:middle" o:gfxdata="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" filled="f" strokecolor="#e00" strokeweight="4.5pt">
+                      <v:stroke joinstyle="round"/>
+                    </v:rect>
+                  </w:pict>
+                </mc:Fallback>
+              </mc:AlternateContent>
+            </w:r>
+            <w:r>
+              <w:rPr>
+                <w:rFonts w:cs="Arial"/>
+                <w:i/>
+                <w:color w:val="0000FF"/>
+                <w:sz w:val="20"/>
+                <w:szCs w:val="20"/>
+              </w:rPr>
+              <w:drawing>
+                <wp:inline distT="0" distB="0" distL="0" distR="0" wp14:anchorId="0A0EB547" wp14:editId="714D1C76">
+                  <wp:extent cx="6473825" cy="2658745"/>
+                  <wp:effectExtent l="0" t="0" r="3175" b="8255"/>
+                  <wp:docPr id="561553703" name="Imagen 1"/>
+                  <wp:cNvGraphicFramePr>
+                    <a:graphicFrameLocks xmlns:a="http://schemas.openxmlformats.org/drawingml/2006/main" noChangeAspect="1"/>
+                  </wp:cNvGraphicFramePr>
+                  <a:graphic xmlns:a="http://schemas.openxmlformats.org/drawingml/2006/main">
+                    <a:graphicData uri="http://schemas.openxmlformats.org/drawingml/2006/picture">
+                      <pic:pic xmlns:pic="http://schemas.openxmlformats.org/drawingml/2006/picture">
+                        <pic:nvPicPr>
+                          <pic:cNvPr id="561553703" name=""/>
+                          <pic:cNvPicPr/>
+                        </pic:nvPicPr>
+                        <pic:blipFill>
+                          <a:blip r:embed="rId10"/>
+                          <a:stretch>
+                            <a:fillRect/>
+                          </a:stretch>
+                        </pic:blipFill>
+                        <pic:spPr>
+                          <a:xfrm>
+                            <a:off x="0" y="0"/>
+                            <a:ext cx="6473825" cy="2658745"/>
+                          </a:xfrm>
+                          <a:prstGeom prst="rect">
+                            <a:avLst/>
+                          </a:prstGeom>
+                        </pic:spPr>
+                      </pic:pic>
+                    </a:graphicData>
+                  </a:graphic>
+                </wp:inline>
+              </w:drawing>
+            </w:r>
+          </w:p>
+          <w:p>
+            <w:pPr>
+              <w:spacing w:line="256" w:lineRule="auto"/>
+              <w:rPr>
+                <w:rFonts w:cs="Arial"/>
+                <w:i/>
+                <w:color w:val="0000FF"/>
+                <w:sz w:val="20"/>
+                <w:szCs w:val="20"/>
+                <w:lang w:val="es-GT"/>
+              </w:rPr>
+            </w:pPr>
+            <w:r>
+              <w:rPr>
+                <w:rFonts w:cs="Arial"/>
+                <w:i/>
+                <w:color w:val="0000FF"/>
+                <w:sz w:val="20"/>
+                <w:szCs w:val="20"/>
+                <w:lang w:val="es-GT"/>
+              </w:rPr>
+              <w:t xml:space="preserve">4 </w:t>
+            </w:r>
+            <w:proofErr w:type="gramStart"/>
+            <w:r>
+              <w:rPr>
+                <w:rFonts w:cs="Arial"/>
+                <w:i/>
+                <w:color w:val="0000FF"/>
+                <w:sz w:val="20"/>
+                <w:szCs w:val="20"/>
+                <w:lang w:val="es-GT"/>
+              </w:rPr>
+              <w:t>Usuario</w:t>
+            </w:r>
+            <w:proofErr w:type="gramEnd"/>
+            <w:r>
+              <w:rPr>
+                <w:rFonts w:cs="Arial"/>
+                <w:i/>
+                <w:color w:val="0000FF"/>
+                <w:sz w:val="20"/>
+                <w:szCs w:val="20"/>
+                <w:lang w:val="es-GT"/>
+              </w:rPr>
+              <w:t xml:space="preserve"> prueba los filtros para buscar por tipo de alerta, nombre y color</w:t>
+            </w:r>
+          </w:p>
+          <w:p>
+            <w:pPr>
+              <w:spacing w:line="256" w:lineRule="auto"/>
+              <w:rPr>
+                <w:rFonts w:cs="Arial"/>
+                <w:i/>
+                <w:color w:val="0000FF"/>
+                <w:sz w:val="20"/>
+                <w:szCs w:val="20"/>
+                <w:lang w:val="es-GT"/>
+              </w:rPr>
+            </w:pPr>
+            <w:r>
+              <w:rPr>
+                <w:rFonts w:cs="Arial"/>
+                <w:i/>
+                <w:color w:val="0000FF"/>
+                <w:sz w:val="20"/>
+                <w:szCs w:val="20"/>
+                <w:lang w:val="es-GT"/>
+              </w:rPr>
+              <w:lastRenderedPageBreak/>
+              <w:drawing>
+                <wp:inline distT="0" distB="0" distL="0" distR="0" wp14:anchorId="535B0DC7" wp14:editId="672C64C1">
+                  <wp:extent cx="6473825" cy="3360420"/>
+                  <wp:effectExtent l="0" t="0" r="3175" b="0"/>
+                  <wp:docPr id="31343958" name="Imagen 1"/>
+                  <wp:cNvGraphicFramePr>
+                    <a:graphicFrameLocks xmlns:a="http://schemas.openxmlformats.org/drawingml/2006/main" noChangeAspect="1"/>
+                  </wp:cNvGraphicFramePr>
+                  <a:graphic xmlns:a="http://schemas.openxmlformats.org/drawingml/2006/main">
+                    <a:graphicData uri="http://schemas.openxmlformats.org/drawingml/2006/picture">
+                      <pic:pic xmlns:pic="http://schemas.openxmlformats.org/drawingml/2006/picture">
+                        <pic:nvPicPr>
+                          <pic:cNvPr id="31343958" name=""/>
+                          <pic:cNvPicPr/>
+                        </pic:nvPicPr>
+                        <pic:blipFill>
+                          <a:blip r:embed="rId11"/>
+                          <a:stretch>
+                            <a:fillRect/>
+                          </a:stretch>
+                        </pic:blipFill>
+                        <pic:spPr>
+                          <a:xfrm>
+                            <a:off x="0" y="0"/>
+                            <a:ext cx="6473825" cy="3360420"/>
+                          </a:xfrm>
+                          <a:prstGeom prst="rect">
+                            <a:avLst/>
+                          </a:prstGeom>
+                        </pic:spPr>
+                      </pic:pic>
+                    </a:graphicData>
+                  </a:graphic>
+                </wp:inline>
+              </w:drawing>
+            </w:r>
+          </w:p>
+          <w:p>
+            <w:pPr>
+              <w:spacing w:line="256" w:lineRule="auto"/>
+              <w:rPr>
+                <w:rFonts w:cs="Arial"/>
+                <w:i/>
+                <w:color w:val="0000FF"/>
+                <w:sz w:val="20"/>
+                <w:szCs w:val="20"/>
+                <w:lang w:val="es-GT"/>
+              </w:rPr>
+            </w:pPr>
+            <w:r>
+              <w:rPr>
+                <w:rFonts w:cs="Arial"/>
+                <w:i/>
+                <w:color w:val="0000FF"/>
+                <w:sz w:val="20"/>
+                <w:szCs w:val="20"/>
+                <w:lang w:val="es-GT"/>
+              </w:rPr>
+              <w:t xml:space="preserve">5 </w:t>
+            </w:r>
+            <w:proofErr w:type="gramStart"/>
+            <w:r>
+              <w:rPr>
+                <w:rFonts w:cs="Arial"/>
+                <w:i/>
+                <w:color w:val="0000FF"/>
+                <w:sz w:val="20"/>
+                <w:szCs w:val="20"/>
+                <w:lang w:val="es-GT"/>
+              </w:rPr>
+              <w:t>Usuario</w:t>
+            </w:r>
+            <w:proofErr w:type="gramEnd"/>
+            <w:r>
+              <w:rPr>
+                <w:rFonts w:cs="Arial"/>
+                <w:i/>
+                <w:color w:val="0000FF"/>
+                <w:sz w:val="20"/>
+                <w:szCs w:val="20"/>
+                <w:lang w:val="es-GT"/>
+              </w:rPr>
+              <w:t xml:space="preserve"> realiza búsqueda por nombre o ID, sistema devuelve los datos en base a los criterios</w:t>
+            </w:r>
+          </w:p>
+          <w:p>
+            <w:pPr>
+              <w:spacing w:line="256" w:lineRule="auto"/>
+              <w:rPr>
+                <w:rFonts w:cs="Arial"/>
+                <w:i/>
+                <w:color w:val="0000FF"/>
+                <w:sz w:val="20"/>
+                <w:szCs w:val="20"/>
+                <w:lang w:val="es-GT"/>
+              </w:rPr>
+            </w:pPr>
+            <w:r>
+              <w:rPr>
+                <w:rFonts w:cs="Arial"/>
+                <w:i/>
+                <w:color w:val="0000FF"/>
+                <w:sz w:val="20"/>
+                <w:szCs w:val="20"/>
+                <w:lang w:val="es-GT"/>
+              </w:rPr>
+              <w:drawing>
+                <wp:inline distT="0" distB="0" distL="0" distR="0" wp14:anchorId="7B162BB2" wp14:editId="1C97578F">
+                  <wp:extent cx="6473825" cy="2221865"/>
+                  <wp:effectExtent l="0" t="0" r="3175" b="6985"/>
+                  <wp:docPr id="990373164" name="Imagen 1"/>
+                  <wp:cNvGraphicFramePr>
+                    <a:graphicFrameLocks xmlns:a="http://schemas.openxmlformats.org/drawingml/2006/main" noChangeAspect="1"/>
+                  </wp:cNvGraphicFramePr>
+                  <a:graphic xmlns:a="http://schemas.openxmlformats.org/drawingml/2006/main">
+                    <a:graphicData uri="http://schemas.openxmlformats.org/drawingml/2006/picture">
+                      <pic:pic xmlns:pic="http://schemas.openxmlformats.org/drawingml/2006/picture">
+                        <pic:nvPicPr>
+                          <pic:cNvPr id="990373164" name=""/>
+                          <pic:cNvPicPr/>
+                        </pic:nvPicPr>
+                        <pic:blipFill>
+                          <a:blip r:embed="rId12"/>
+                          <a:stretch>
+                            <a:fillRect/>
+                          </a:stretch>
+                        </pic:blipFill>
+                        <pic:spPr>
+                          <a:xfrm>
+                            <a:off x="0" y="0"/>
+                            <a:ext cx="6473825" cy="2221865"/>
+                          </a:xfrm>
+                          <a:prstGeom prst="rect">
+                            <a:avLst/>
+                          </a:prstGeom>
+                        </pic:spPr>
+                      </pic:pic>
+                    </a:graphicData>
+                  </a:graphic>
+                </wp:inline>
+              </w:drawing>
             </w:r>
           </w:p>
         </w:tc>
@@ -4885,6 +5566,7 @@
                 <w:sz w:val="20"/>
                 <w:szCs w:val="20"/>
               </w:rPr>
+              <w:lastRenderedPageBreak/>
               <w:t>RESULTADOS DE LA PRUEBA</w:t>
             </w:r>
           </w:p>
@@ -5112,7 +5794,6 @@
                 <w:sz w:val="20"/>
                 <w:szCs w:val="20"/>
               </w:rPr>
-              <w:lastRenderedPageBreak/>
               <w:t>Observaciones</w:t>
             </w:r>
             <w:proofErr w:type="spellEnd"/>
@@ -5373,6 +6054,7 @@
                 <w:szCs w:val="20"/>
                 <w:lang w:val="es-GT"/>
               </w:rPr>
+              <w:lastRenderedPageBreak/>
               <w:t>Nombre: Jonathan Guamuch</w:t>
             </w:r>
           </w:p>
@@ -5425,3332 +6107,8 @@
         </w:rPr>
       </w:pPr>
     </w:p>
-    <w:tbl>
-      <w:tblPr>
-        <w:tblW w:w="10335" w:type="dxa"/>
-        <w:jc w:val="center"/>
-        <w:tblBorders>
-          <w:top w:val="single" w:sz="6" w:space="0" w:color="000000"/>
-          <w:left w:val="single" w:sz="6" w:space="0" w:color="000000"/>
-          <w:bottom w:val="single" w:sz="6" w:space="0" w:color="000000"/>
-          <w:right w:val="single" w:sz="6" w:space="0" w:color="000000"/>
-          <w:insideH w:val="single" w:sz="6" w:space="0" w:color="000000"/>
-          <w:insideV w:val="single" w:sz="6" w:space="0" w:color="000000"/>
-        </w:tblBorders>
-        <w:tblLayout w:type="fixed"/>
-        <w:tblLook w:val="04A0" w:firstRow="1" w:lastRow="0" w:firstColumn="1" w:lastColumn="0" w:noHBand="0" w:noVBand="1"/>
-      </w:tblPr>
-      <w:tblGrid>
-        <w:gridCol w:w="2373"/>
-        <w:gridCol w:w="3338"/>
-        <w:gridCol w:w="7"/>
-        <w:gridCol w:w="2050"/>
-        <w:gridCol w:w="380"/>
-        <w:gridCol w:w="2187"/>
-      </w:tblGrid>
-      <w:tr>
-        <w:trPr>
-          <w:trHeight w:val="321"/>
-          <w:jc w:val="center"/>
-        </w:trPr>
-        <w:tc>
-          <w:tcPr>
-            <w:tcW w:w="10335" w:type="dxa"/>
-            <w:gridSpan w:val="6"/>
-            <w:tcBorders>
-              <w:top w:val="single" w:sz="6" w:space="0" w:color="000000"/>
-              <w:left w:val="single" w:sz="6" w:space="0" w:color="000000"/>
-              <w:bottom w:val="single" w:sz="6" w:space="0" w:color="000000"/>
-              <w:right w:val="single" w:sz="6" w:space="0" w:color="000000"/>
-            </w:tcBorders>
-            <w:shd w:val="clear" w:color="auto" w:fill="BFBFBF"/>
-            <w:vAlign w:val="center"/>
-            <w:hideMark/>
-          </w:tcPr>
-          <w:p>
-            <w:pPr>
-              <w:numPr>
-                <w:ilvl w:val="12"/>
-                <w:numId w:val="0"/>
-              </w:numPr>
-              <w:spacing w:line="256" w:lineRule="auto"/>
-              <w:rPr>
-                <w:rFonts w:cs="Arial"/>
-                <w:b/>
-                <w:bCs/>
-                <w:sz w:val="20"/>
-                <w:szCs w:val="20"/>
-                <w:lang w:val="es-MX" w:eastAsia="es-ES"/>
-              </w:rPr>
-            </w:pPr>
-            <w:r>
-              <w:rPr>
-                <w:rFonts w:cs="Arial"/>
-                <w:b/>
-                <w:bCs/>
-                <w:sz w:val="20"/>
-                <w:szCs w:val="20"/>
-                <w:lang w:val="es-GT"/>
-              </w:rPr>
-              <w:t>INFORMACIÓN GLOBAL DEL CASO DE PRUEBA</w:t>
-            </w:r>
-          </w:p>
-        </w:tc>
-      </w:tr>
-      <w:tr>
-        <w:trPr>
-          <w:trHeight w:val="885"/>
-          <w:jc w:val="center"/>
-        </w:trPr>
-        <w:tc>
-          <w:tcPr>
-            <w:tcW w:w="2373" w:type="dxa"/>
-            <w:vMerge w:val="restart"/>
-            <w:tcBorders>
-              <w:top w:val="single" w:sz="6" w:space="0" w:color="000000"/>
-              <w:left w:val="single" w:sz="6" w:space="0" w:color="000000"/>
-              <w:bottom w:val="single" w:sz="6" w:space="0" w:color="000000"/>
-              <w:right w:val="single" w:sz="6" w:space="0" w:color="000000"/>
-            </w:tcBorders>
-            <w:tcMar>
-              <w:top w:w="0" w:type="dxa"/>
-              <w:left w:w="70" w:type="dxa"/>
-              <w:bottom w:w="0" w:type="dxa"/>
-              <w:right w:w="70" w:type="dxa"/>
-            </w:tcMar>
-            <w:vAlign w:val="center"/>
-            <w:hideMark/>
-          </w:tcPr>
-          <w:p>
-            <w:pPr>
-              <w:numPr>
-                <w:ilvl w:val="12"/>
-                <w:numId w:val="0"/>
-              </w:numPr>
-              <w:spacing w:line="256" w:lineRule="auto"/>
-              <w:rPr>
-                <w:rFonts w:cs="Arial"/>
-                <w:b/>
-                <w:bCs/>
-                <w:sz w:val="20"/>
-                <w:szCs w:val="20"/>
-              </w:rPr>
-            </w:pPr>
-            <w:r>
-              <w:rPr>
-                <w:rFonts w:cs="Arial"/>
-                <w:b/>
-                <w:bCs/>
-                <w:sz w:val="20"/>
-                <w:szCs w:val="20"/>
-              </w:rPr>
-              <w:t>CASO DE PRUEBA No.</w:t>
-            </w:r>
-          </w:p>
-        </w:tc>
-        <w:tc>
-          <w:tcPr>
-            <w:tcW w:w="3345" w:type="dxa"/>
-            <w:gridSpan w:val="2"/>
-            <w:vMerge w:val="restart"/>
-            <w:tcBorders>
-              <w:top w:val="single" w:sz="6" w:space="0" w:color="000000"/>
-              <w:left w:val="single" w:sz="6" w:space="0" w:color="000000"/>
-              <w:bottom w:val="single" w:sz="6" w:space="0" w:color="000000"/>
-              <w:right w:val="single" w:sz="4" w:space="0" w:color="auto"/>
-            </w:tcBorders>
-            <w:tcMar>
-              <w:top w:w="0" w:type="dxa"/>
-              <w:left w:w="70" w:type="dxa"/>
-              <w:bottom w:w="0" w:type="dxa"/>
-              <w:right w:w="70" w:type="dxa"/>
-            </w:tcMar>
-            <w:hideMark/>
-          </w:tcPr>
-          <w:p>
-            <w:pPr>
-              <w:numPr>
-                <w:ilvl w:val="12"/>
-                <w:numId w:val="0"/>
-              </w:numPr>
-              <w:spacing w:line="256" w:lineRule="auto"/>
-              <w:rPr>
-                <w:rFonts w:cs="Arial"/>
-                <w:b/>
-                <w:bCs/>
-                <w:i/>
-                <w:sz w:val="20"/>
-                <w:szCs w:val="20"/>
-                <w:lang w:val="es-GT"/>
-              </w:rPr>
-            </w:pPr>
-            <w:r>
-              <w:rPr>
-                <w:rFonts w:cs="Arial"/>
-                <w:i/>
-                <w:color w:val="0000FF"/>
-                <w:sz w:val="20"/>
-                <w:szCs w:val="20"/>
-                <w:lang w:val="es-GT"/>
-              </w:rPr>
-              <w:t>1.</w:t>
-            </w:r>
-            <w:r>
-              <w:rPr>
-                <w:rFonts w:cs="Arial"/>
-                <w:i/>
-                <w:color w:val="0000FF"/>
-                <w:sz w:val="20"/>
-                <w:szCs w:val="20"/>
-                <w:lang w:val="es-GT"/>
-              </w:rPr>
-              <w:t>2</w:t>
-            </w:r>
-          </w:p>
-        </w:tc>
-        <w:tc>
-          <w:tcPr>
-            <w:tcW w:w="2430" w:type="dxa"/>
-            <w:gridSpan w:val="2"/>
-            <w:tcBorders>
-              <w:top w:val="single" w:sz="6" w:space="0" w:color="000000"/>
-              <w:left w:val="single" w:sz="4" w:space="0" w:color="auto"/>
-              <w:bottom w:val="single" w:sz="4" w:space="0" w:color="auto"/>
-              <w:right w:val="single" w:sz="4" w:space="0" w:color="auto"/>
-            </w:tcBorders>
-            <w:tcMar>
-              <w:top w:w="0" w:type="dxa"/>
-              <w:left w:w="70" w:type="dxa"/>
-              <w:bottom w:w="0" w:type="dxa"/>
-              <w:right w:w="70" w:type="dxa"/>
-            </w:tcMar>
-            <w:vAlign w:val="center"/>
-          </w:tcPr>
-          <w:p>
-            <w:pPr>
-              <w:numPr>
-                <w:ilvl w:val="12"/>
-                <w:numId w:val="0"/>
-              </w:numPr>
-              <w:spacing w:line="256" w:lineRule="auto"/>
-              <w:jc w:val="center"/>
-              <w:rPr>
-                <w:rFonts w:cs="Arial"/>
-                <w:b/>
-                <w:bCs/>
-                <w:sz w:val="20"/>
-                <w:szCs w:val="20"/>
-              </w:rPr>
-            </w:pPr>
-            <w:r>
-              <w:rPr>
-                <w:rFonts w:cs="Arial"/>
-                <w:b/>
-                <w:bCs/>
-                <w:sz w:val="20"/>
-                <w:szCs w:val="20"/>
-              </w:rPr>
-              <w:t>VERSIÓN DE EJECUCIÓN</w:t>
-            </w:r>
-          </w:p>
-          <w:p>
-            <w:pPr>
-              <w:numPr>
-                <w:ilvl w:val="12"/>
-                <w:numId w:val="0"/>
-              </w:numPr>
-              <w:spacing w:line="256" w:lineRule="auto"/>
-              <w:jc w:val="center"/>
-              <w:rPr>
-                <w:rFonts w:cs="Arial"/>
-                <w:b/>
-                <w:bCs/>
-                <w:sz w:val="20"/>
-                <w:szCs w:val="20"/>
-              </w:rPr>
-            </w:pPr>
-          </w:p>
-        </w:tc>
-        <w:tc>
-          <w:tcPr>
-            <w:tcW w:w="2187" w:type="dxa"/>
-            <w:tcBorders>
-              <w:top w:val="single" w:sz="6" w:space="0" w:color="000000"/>
-              <w:left w:val="single" w:sz="4" w:space="0" w:color="auto"/>
-              <w:bottom w:val="single" w:sz="4" w:space="0" w:color="auto"/>
-              <w:right w:val="single" w:sz="6" w:space="0" w:color="000000"/>
-            </w:tcBorders>
-            <w:tcMar>
-              <w:top w:w="0" w:type="dxa"/>
-              <w:left w:w="70" w:type="dxa"/>
-              <w:bottom w:w="0" w:type="dxa"/>
-              <w:right w:w="70" w:type="dxa"/>
-            </w:tcMar>
-            <w:hideMark/>
-          </w:tcPr>
-          <w:p>
-            <w:pPr>
-              <w:numPr>
-                <w:ilvl w:val="12"/>
-                <w:numId w:val="0"/>
-              </w:numPr>
-              <w:spacing w:line="256" w:lineRule="auto"/>
-              <w:rPr>
-                <w:rFonts w:cs="Arial"/>
-                <w:i/>
-                <w:color w:val="0000FF"/>
-                <w:sz w:val="20"/>
-                <w:szCs w:val="20"/>
-              </w:rPr>
-            </w:pPr>
-            <w:r>
-              <w:rPr>
-                <w:rFonts w:cs="Arial"/>
-                <w:i/>
-                <w:color w:val="0000FF"/>
-                <w:sz w:val="20"/>
-                <w:szCs w:val="20"/>
-                <w:lang w:val="es-GT"/>
-              </w:rPr>
-              <w:t>1.0</w:t>
-            </w:r>
-          </w:p>
-        </w:tc>
-      </w:tr>
-      <w:tr>
-        <w:trPr>
-          <w:trHeight w:val="300"/>
-          <w:jc w:val="center"/>
-        </w:trPr>
-        <w:tc>
-          <w:tcPr>
-            <w:tcW w:w="2373" w:type="dxa"/>
-            <w:vMerge/>
-            <w:tcBorders>
-              <w:top w:val="single" w:sz="6" w:space="0" w:color="000000"/>
-              <w:left w:val="single" w:sz="6" w:space="0" w:color="000000"/>
-              <w:bottom w:val="single" w:sz="6" w:space="0" w:color="000000"/>
-              <w:right w:val="single" w:sz="6" w:space="0" w:color="000000"/>
-            </w:tcBorders>
-            <w:vAlign w:val="center"/>
-            <w:hideMark/>
-          </w:tcPr>
-          <w:p>
-            <w:pPr>
-              <w:spacing w:line="256" w:lineRule="auto"/>
-              <w:rPr>
-                <w:rFonts w:eastAsia="Times New Roman" w:cs="Arial"/>
-                <w:b/>
-                <w:bCs/>
-                <w:sz w:val="20"/>
-                <w:szCs w:val="20"/>
-                <w:lang w:val="es-MX" w:eastAsia="es-ES"/>
-              </w:rPr>
-            </w:pPr>
-          </w:p>
-        </w:tc>
-        <w:tc>
-          <w:tcPr>
-            <w:tcW w:w="3345" w:type="dxa"/>
-            <w:gridSpan w:val="2"/>
-            <w:vMerge/>
-            <w:tcBorders>
-              <w:top w:val="single" w:sz="6" w:space="0" w:color="000000"/>
-              <w:left w:val="single" w:sz="6" w:space="0" w:color="000000"/>
-              <w:bottom w:val="single" w:sz="6" w:space="0" w:color="000000"/>
-              <w:right w:val="single" w:sz="4" w:space="0" w:color="auto"/>
-            </w:tcBorders>
-            <w:vAlign w:val="center"/>
-            <w:hideMark/>
-          </w:tcPr>
-          <w:p>
-            <w:pPr>
-              <w:spacing w:line="256" w:lineRule="auto"/>
-              <w:rPr>
-                <w:rFonts w:eastAsia="Times New Roman" w:cs="Arial"/>
-                <w:b/>
-                <w:bCs/>
-                <w:i/>
-                <w:sz w:val="20"/>
-                <w:szCs w:val="20"/>
-                <w:lang w:val="es-MX" w:eastAsia="es-ES"/>
-              </w:rPr>
-            </w:pPr>
-          </w:p>
-        </w:tc>
-        <w:tc>
-          <w:tcPr>
-            <w:tcW w:w="2430" w:type="dxa"/>
-            <w:gridSpan w:val="2"/>
-            <w:tcBorders>
-              <w:top w:val="single" w:sz="4" w:space="0" w:color="auto"/>
-              <w:left w:val="single" w:sz="4" w:space="0" w:color="auto"/>
-              <w:bottom w:val="single" w:sz="6" w:space="0" w:color="000000"/>
-              <w:right w:val="single" w:sz="4" w:space="0" w:color="auto"/>
-            </w:tcBorders>
-            <w:tcMar>
-              <w:top w:w="0" w:type="dxa"/>
-              <w:left w:w="70" w:type="dxa"/>
-              <w:bottom w:w="0" w:type="dxa"/>
-              <w:right w:w="70" w:type="dxa"/>
-            </w:tcMar>
-            <w:vAlign w:val="center"/>
-            <w:hideMark/>
-          </w:tcPr>
-          <w:p>
-            <w:pPr>
-              <w:numPr>
-                <w:ilvl w:val="12"/>
-                <w:numId w:val="0"/>
-              </w:numPr>
-              <w:spacing w:line="256" w:lineRule="auto"/>
-              <w:jc w:val="center"/>
-              <w:rPr>
-                <w:rFonts w:cs="Arial"/>
-                <w:b/>
-                <w:bCs/>
-                <w:sz w:val="20"/>
-                <w:szCs w:val="20"/>
-              </w:rPr>
-            </w:pPr>
-            <w:r>
-              <w:rPr>
-                <w:rFonts w:cs="Arial"/>
-                <w:b/>
-                <w:bCs/>
-                <w:sz w:val="20"/>
-                <w:szCs w:val="20"/>
-              </w:rPr>
-              <w:t>FECHA EJECUCIÓN</w:t>
-            </w:r>
-          </w:p>
-        </w:tc>
-        <w:tc>
-          <w:tcPr>
-            <w:tcW w:w="2187" w:type="dxa"/>
-            <w:tcBorders>
-              <w:top w:val="single" w:sz="4" w:space="0" w:color="auto"/>
-              <w:left w:val="single" w:sz="4" w:space="0" w:color="auto"/>
-              <w:bottom w:val="single" w:sz="6" w:space="0" w:color="000000"/>
-              <w:right w:val="single" w:sz="6" w:space="0" w:color="000000"/>
-            </w:tcBorders>
-            <w:tcMar>
-              <w:top w:w="0" w:type="dxa"/>
-              <w:left w:w="70" w:type="dxa"/>
-              <w:bottom w:w="0" w:type="dxa"/>
-              <w:right w:w="70" w:type="dxa"/>
-            </w:tcMar>
-            <w:hideMark/>
-          </w:tcPr>
-          <w:p>
-            <w:pPr>
-              <w:numPr>
-                <w:ilvl w:val="12"/>
-                <w:numId w:val="0"/>
-              </w:numPr>
-              <w:spacing w:line="256" w:lineRule="auto"/>
-              <w:rPr>
-                <w:rFonts w:cs="Arial"/>
-                <w:i/>
-                <w:color w:val="0000FF"/>
-                <w:sz w:val="20"/>
-                <w:szCs w:val="20"/>
-                <w:lang w:val="es-GT"/>
-              </w:rPr>
-            </w:pPr>
-            <w:r>
-              <w:rPr>
-                <w:rFonts w:cs="Arial"/>
-                <w:i/>
-                <w:color w:val="0000FF"/>
-                <w:sz w:val="20"/>
-                <w:szCs w:val="20"/>
-                <w:lang w:val="es-GT"/>
-              </w:rPr>
-              <w:t>27-05-2026</w:t>
-            </w:r>
-          </w:p>
-        </w:tc>
-      </w:tr>
-      <w:tr>
-        <w:trPr>
-          <w:trHeight w:val="518"/>
-          <w:jc w:val="center"/>
-        </w:trPr>
-        <w:tc>
-          <w:tcPr>
-            <w:tcW w:w="2373" w:type="dxa"/>
-            <w:tcBorders>
-              <w:top w:val="single" w:sz="6" w:space="0" w:color="000000"/>
-              <w:left w:val="single" w:sz="6" w:space="0" w:color="000000"/>
-              <w:bottom w:val="single" w:sz="6" w:space="0" w:color="000000"/>
-              <w:right w:val="single" w:sz="6" w:space="0" w:color="000000"/>
-            </w:tcBorders>
-            <w:tcMar>
-              <w:top w:w="0" w:type="dxa"/>
-              <w:left w:w="70" w:type="dxa"/>
-              <w:bottom w:w="0" w:type="dxa"/>
-              <w:right w:w="70" w:type="dxa"/>
-            </w:tcMar>
-            <w:vAlign w:val="center"/>
-            <w:hideMark/>
-          </w:tcPr>
-          <w:p>
-            <w:pPr>
-              <w:numPr>
-                <w:ilvl w:val="12"/>
-                <w:numId w:val="0"/>
-              </w:numPr>
-              <w:spacing w:line="256" w:lineRule="auto"/>
-              <w:rPr>
-                <w:rFonts w:cs="Arial"/>
-                <w:b/>
-                <w:bCs/>
-                <w:sz w:val="20"/>
-                <w:szCs w:val="20"/>
-              </w:rPr>
-            </w:pPr>
-            <w:r>
-              <w:rPr>
-                <w:rFonts w:cs="Arial"/>
-                <w:b/>
-                <w:bCs/>
-                <w:sz w:val="20"/>
-                <w:szCs w:val="20"/>
-              </w:rPr>
-              <w:t>CASO DE USO:</w:t>
-            </w:r>
-          </w:p>
-        </w:tc>
-        <w:tc>
-          <w:tcPr>
-            <w:tcW w:w="3345" w:type="dxa"/>
-            <w:gridSpan w:val="2"/>
-            <w:tcBorders>
-              <w:top w:val="single" w:sz="6" w:space="0" w:color="000000"/>
-              <w:left w:val="single" w:sz="6" w:space="0" w:color="000000"/>
-              <w:bottom w:val="single" w:sz="6" w:space="0" w:color="000000"/>
-              <w:right w:val="single" w:sz="4" w:space="0" w:color="auto"/>
-            </w:tcBorders>
-            <w:tcMar>
-              <w:top w:w="0" w:type="dxa"/>
-              <w:left w:w="70" w:type="dxa"/>
-              <w:bottom w:w="0" w:type="dxa"/>
-              <w:right w:w="70" w:type="dxa"/>
-            </w:tcMar>
-            <w:hideMark/>
-          </w:tcPr>
-          <w:p>
-            <w:pPr>
-              <w:numPr>
-                <w:ilvl w:val="12"/>
-                <w:numId w:val="0"/>
-              </w:numPr>
-              <w:spacing w:line="256" w:lineRule="auto"/>
-              <w:rPr>
-                <w:rFonts w:cs="Arial"/>
-                <w:i/>
-                <w:color w:val="0000FF"/>
-                <w:sz w:val="20"/>
-                <w:szCs w:val="20"/>
-                <w:lang w:val="es-GT"/>
-              </w:rPr>
-            </w:pPr>
-            <w:r>
-              <w:rPr>
-                <w:rFonts w:cs="Arial"/>
-                <w:i/>
-                <w:color w:val="0000FF"/>
-                <w:sz w:val="20"/>
-                <w:szCs w:val="20"/>
-                <w:lang w:val="es-GT"/>
-              </w:rPr>
-              <w:t>Autenticación – Sistema de Información Hospitalario</w:t>
-            </w:r>
-          </w:p>
-        </w:tc>
-        <w:tc>
-          <w:tcPr>
-            <w:tcW w:w="2430" w:type="dxa"/>
-            <w:gridSpan w:val="2"/>
-            <w:tcBorders>
-              <w:top w:val="single" w:sz="6" w:space="0" w:color="000000"/>
-              <w:left w:val="single" w:sz="4" w:space="0" w:color="auto"/>
-              <w:bottom w:val="single" w:sz="6" w:space="0" w:color="000000"/>
-              <w:right w:val="single" w:sz="4" w:space="0" w:color="auto"/>
-            </w:tcBorders>
-            <w:tcMar>
-              <w:top w:w="0" w:type="dxa"/>
-              <w:left w:w="70" w:type="dxa"/>
-              <w:bottom w:w="0" w:type="dxa"/>
-              <w:right w:w="70" w:type="dxa"/>
-            </w:tcMar>
-            <w:vAlign w:val="center"/>
-            <w:hideMark/>
-          </w:tcPr>
-          <w:p>
-            <w:pPr>
-              <w:numPr>
-                <w:ilvl w:val="12"/>
-                <w:numId w:val="0"/>
-              </w:numPr>
-              <w:spacing w:line="256" w:lineRule="auto"/>
-              <w:jc w:val="center"/>
-              <w:rPr>
-                <w:rFonts w:cs="Arial"/>
-                <w:b/>
-                <w:bCs/>
-                <w:sz w:val="20"/>
-                <w:szCs w:val="20"/>
-              </w:rPr>
-            </w:pPr>
-            <w:r>
-              <w:rPr>
-                <w:rFonts w:cs="Arial"/>
-                <w:b/>
-                <w:bCs/>
-                <w:sz w:val="20"/>
-                <w:szCs w:val="20"/>
-              </w:rPr>
-              <w:t>MODULO DEL SISTEMA</w:t>
-            </w:r>
-          </w:p>
-        </w:tc>
-        <w:tc>
-          <w:tcPr>
-            <w:tcW w:w="2187" w:type="dxa"/>
-            <w:tcBorders>
-              <w:top w:val="single" w:sz="6" w:space="0" w:color="000000"/>
-              <w:left w:val="single" w:sz="4" w:space="0" w:color="auto"/>
-              <w:bottom w:val="single" w:sz="6" w:space="0" w:color="000000"/>
-              <w:right w:val="single" w:sz="6" w:space="0" w:color="000000"/>
-            </w:tcBorders>
-            <w:tcMar>
-              <w:top w:w="0" w:type="dxa"/>
-              <w:left w:w="70" w:type="dxa"/>
-              <w:bottom w:w="0" w:type="dxa"/>
-              <w:right w:w="70" w:type="dxa"/>
-            </w:tcMar>
-            <w:hideMark/>
-          </w:tcPr>
-          <w:p>
-            <w:pPr>
-              <w:numPr>
-                <w:ilvl w:val="12"/>
-                <w:numId w:val="0"/>
-              </w:numPr>
-              <w:spacing w:line="256" w:lineRule="auto"/>
-              <w:rPr>
-                <w:rFonts w:cs="Arial"/>
-                <w:i/>
-                <w:color w:val="0000FF"/>
-                <w:sz w:val="20"/>
-                <w:szCs w:val="20"/>
-                <w:lang w:val="es-GT"/>
-              </w:rPr>
-            </w:pPr>
-            <w:r>
-              <w:rPr>
-                <w:rFonts w:cs="Arial"/>
-                <w:i/>
-                <w:color w:val="0000FF"/>
-                <w:sz w:val="20"/>
-                <w:szCs w:val="20"/>
-                <w:lang w:val="es-GT"/>
-              </w:rPr>
-              <w:t xml:space="preserve">Registro y </w:t>
-            </w:r>
-            <w:proofErr w:type="spellStart"/>
-            <w:r>
-              <w:rPr>
-                <w:rFonts w:cs="Arial"/>
-                <w:i/>
-                <w:color w:val="0000FF"/>
-                <w:sz w:val="20"/>
-                <w:szCs w:val="20"/>
-                <w:lang w:val="es-GT"/>
-              </w:rPr>
-              <w:t>Triaje</w:t>
-            </w:r>
-            <w:proofErr w:type="spellEnd"/>
-          </w:p>
-        </w:tc>
-      </w:tr>
-      <w:tr>
-        <w:trPr>
-          <w:trHeight w:val="518"/>
-          <w:jc w:val="center"/>
-        </w:trPr>
-        <w:tc>
-          <w:tcPr>
-            <w:tcW w:w="2373" w:type="dxa"/>
-            <w:tcBorders>
-              <w:top w:val="single" w:sz="6" w:space="0" w:color="000000"/>
-              <w:left w:val="single" w:sz="6" w:space="0" w:color="000000"/>
-              <w:bottom w:val="single" w:sz="6" w:space="0" w:color="000000"/>
-              <w:right w:val="single" w:sz="6" w:space="0" w:color="000000"/>
-            </w:tcBorders>
-            <w:tcMar>
-              <w:top w:w="0" w:type="dxa"/>
-              <w:left w:w="70" w:type="dxa"/>
-              <w:bottom w:w="0" w:type="dxa"/>
-              <w:right w:w="70" w:type="dxa"/>
-            </w:tcMar>
-            <w:vAlign w:val="center"/>
-            <w:hideMark/>
-          </w:tcPr>
-          <w:p>
-            <w:pPr>
-              <w:numPr>
-                <w:ilvl w:val="12"/>
-                <w:numId w:val="0"/>
-              </w:numPr>
-              <w:spacing w:line="256" w:lineRule="auto"/>
-              <w:rPr>
-                <w:rFonts w:cs="Arial"/>
-                <w:b/>
-                <w:bCs/>
-                <w:sz w:val="20"/>
-                <w:szCs w:val="20"/>
-                <w:lang w:val="es-GT"/>
-              </w:rPr>
-            </w:pPr>
-            <w:r>
-              <w:rPr>
-                <w:rFonts w:cs="Arial"/>
-                <w:b/>
-                <w:bCs/>
-                <w:sz w:val="20"/>
-                <w:szCs w:val="20"/>
-                <w:lang w:val="es-GT"/>
-              </w:rPr>
-              <w:t>Descripción del caso de prueba:</w:t>
-            </w:r>
-          </w:p>
-        </w:tc>
-        <w:tc>
-          <w:tcPr>
-            <w:tcW w:w="7962" w:type="dxa"/>
-            <w:gridSpan w:val="5"/>
-            <w:tcBorders>
-              <w:top w:val="single" w:sz="6" w:space="0" w:color="000000"/>
-              <w:left w:val="single" w:sz="6" w:space="0" w:color="000000"/>
-              <w:bottom w:val="single" w:sz="6" w:space="0" w:color="000000"/>
-              <w:right w:val="single" w:sz="6" w:space="0" w:color="000000"/>
-            </w:tcBorders>
-            <w:tcMar>
-              <w:top w:w="0" w:type="dxa"/>
-              <w:left w:w="70" w:type="dxa"/>
-              <w:bottom w:w="0" w:type="dxa"/>
-              <w:right w:w="70" w:type="dxa"/>
-            </w:tcMar>
-            <w:hideMark/>
-          </w:tcPr>
-          <w:p>
-            <w:pPr>
-              <w:numPr>
-                <w:ilvl w:val="12"/>
-                <w:numId w:val="0"/>
-              </w:numPr>
-              <w:spacing w:line="256" w:lineRule="auto"/>
-              <w:rPr>
-                <w:rFonts w:cs="Arial"/>
-                <w:i/>
-                <w:color w:val="0000FF"/>
-                <w:sz w:val="20"/>
-                <w:szCs w:val="20"/>
-                <w:lang w:val="es-GT"/>
-              </w:rPr>
-            </w:pPr>
-          </w:p>
-        </w:tc>
-      </w:tr>
-      <w:tr>
-        <w:trPr>
-          <w:trHeight w:val="363"/>
-          <w:jc w:val="center"/>
-        </w:trPr>
-        <w:tc>
-          <w:tcPr>
-            <w:tcW w:w="10335" w:type="dxa"/>
-            <w:gridSpan w:val="6"/>
-            <w:tcBorders>
-              <w:top w:val="single" w:sz="6" w:space="0" w:color="000000"/>
-              <w:left w:val="single" w:sz="6" w:space="0" w:color="000000"/>
-              <w:bottom w:val="single" w:sz="6" w:space="0" w:color="000000"/>
-              <w:right w:val="single" w:sz="6" w:space="0" w:color="000000"/>
-            </w:tcBorders>
-            <w:shd w:val="clear" w:color="auto" w:fill="BFBFBF"/>
-            <w:vAlign w:val="center"/>
-            <w:hideMark/>
-          </w:tcPr>
-          <w:p>
-            <w:pPr>
-              <w:pStyle w:val="Prrafodelista"/>
-              <w:widowControl w:val="0"/>
-              <w:numPr>
-                <w:ilvl w:val="0"/>
-                <w:numId w:val="1"/>
-              </w:numPr>
-              <w:autoSpaceDE w:val="0"/>
-              <w:autoSpaceDN w:val="0"/>
-              <w:adjustRightInd w:val="0"/>
-              <w:spacing w:after="0" w:line="256" w:lineRule="auto"/>
-              <w:rPr>
-                <w:rFonts w:cs="Arial"/>
-                <w:b/>
-                <w:bCs/>
-                <w:sz w:val="20"/>
-                <w:szCs w:val="20"/>
-              </w:rPr>
-            </w:pPr>
-            <w:r>
-              <w:rPr>
-                <w:rFonts w:cs="Arial"/>
-                <w:b/>
-                <w:bCs/>
-                <w:sz w:val="20"/>
-                <w:szCs w:val="20"/>
-              </w:rPr>
-              <w:t>CASO DE PRUEBA</w:t>
-            </w:r>
-          </w:p>
-        </w:tc>
-      </w:tr>
-      <w:tr>
-        <w:trPr>
-          <w:trHeight w:val="225"/>
-          <w:jc w:val="center"/>
-        </w:trPr>
-        <w:tc>
-          <w:tcPr>
-            <w:tcW w:w="10335" w:type="dxa"/>
-            <w:gridSpan w:val="6"/>
-            <w:tcBorders>
-              <w:top w:val="single" w:sz="6" w:space="0" w:color="000000"/>
-              <w:left w:val="single" w:sz="6" w:space="0" w:color="000000"/>
-              <w:bottom w:val="single" w:sz="6" w:space="0" w:color="000000"/>
-              <w:right w:val="single" w:sz="6" w:space="0" w:color="000000"/>
-            </w:tcBorders>
-            <w:shd w:val="clear" w:color="auto" w:fill="BFBFBF"/>
-            <w:vAlign w:val="center"/>
-            <w:hideMark/>
-          </w:tcPr>
-          <w:p>
-            <w:pPr>
-              <w:pStyle w:val="Prrafodelista"/>
-              <w:widowControl w:val="0"/>
-              <w:numPr>
-                <w:ilvl w:val="0"/>
-                <w:numId w:val="2"/>
-              </w:numPr>
-              <w:autoSpaceDE w:val="0"/>
-              <w:autoSpaceDN w:val="0"/>
-              <w:adjustRightInd w:val="0"/>
-              <w:spacing w:after="0" w:line="256" w:lineRule="auto"/>
-              <w:rPr>
-                <w:rFonts w:cs="Arial"/>
-                <w:b/>
-                <w:bCs/>
-                <w:sz w:val="20"/>
-                <w:szCs w:val="20"/>
-              </w:rPr>
-            </w:pPr>
-            <w:r>
-              <w:rPr>
-                <w:rFonts w:cs="Arial"/>
-                <w:b/>
-                <w:bCs/>
-                <w:sz w:val="20"/>
-                <w:szCs w:val="20"/>
-              </w:rPr>
-              <w:t>Precondiciones</w:t>
-            </w:r>
-          </w:p>
-        </w:tc>
-      </w:tr>
-      <w:tr>
-        <w:trPr>
-          <w:trHeight w:val="148"/>
-          <w:jc w:val="center"/>
-        </w:trPr>
-        <w:tc>
-          <w:tcPr>
-            <w:tcW w:w="10335" w:type="dxa"/>
-            <w:gridSpan w:val="6"/>
-            <w:tcBorders>
-              <w:top w:val="single" w:sz="6" w:space="0" w:color="000000"/>
-              <w:left w:val="single" w:sz="6" w:space="0" w:color="000000"/>
-              <w:bottom w:val="single" w:sz="6" w:space="0" w:color="000000"/>
-              <w:right w:val="single" w:sz="6" w:space="0" w:color="000000"/>
-            </w:tcBorders>
-          </w:tcPr>
-          <w:p>
-            <w:pPr>
-              <w:numPr>
-                <w:ilvl w:val="12"/>
-                <w:numId w:val="0"/>
-              </w:numPr>
-              <w:spacing w:line="256" w:lineRule="auto"/>
-              <w:rPr>
-                <w:rFonts w:cs="Arial"/>
-                <w:i/>
-                <w:color w:val="0000FF"/>
-                <w:sz w:val="20"/>
-                <w:szCs w:val="20"/>
-                <w:lang w:val="es-GT"/>
-              </w:rPr>
-            </w:pPr>
-            <w:r>
-              <w:rPr>
-                <w:rFonts w:cs="Arial"/>
-                <w:i/>
-                <w:color w:val="0000FF"/>
-                <w:sz w:val="20"/>
-                <w:szCs w:val="20"/>
-                <w:lang w:val="es-GT"/>
-              </w:rPr>
-              <w:t xml:space="preserve">1. </w:t>
-            </w:r>
-          </w:p>
-        </w:tc>
-      </w:tr>
-      <w:tr>
-        <w:trPr>
-          <w:trHeight w:val="171"/>
-          <w:jc w:val="center"/>
-        </w:trPr>
-        <w:tc>
-          <w:tcPr>
-            <w:tcW w:w="10335" w:type="dxa"/>
-            <w:gridSpan w:val="6"/>
-            <w:tcBorders>
-              <w:top w:val="single" w:sz="6" w:space="0" w:color="000000"/>
-              <w:left w:val="single" w:sz="6" w:space="0" w:color="000000"/>
-              <w:bottom w:val="single" w:sz="6" w:space="0" w:color="000000"/>
-              <w:right w:val="single" w:sz="6" w:space="0" w:color="000000"/>
-            </w:tcBorders>
-            <w:shd w:val="clear" w:color="auto" w:fill="BFBFBF"/>
-            <w:hideMark/>
-          </w:tcPr>
-          <w:p>
-            <w:pPr>
-              <w:pStyle w:val="Prrafodelista"/>
-              <w:widowControl w:val="0"/>
-              <w:numPr>
-                <w:ilvl w:val="0"/>
-                <w:numId w:val="2"/>
-              </w:numPr>
-              <w:autoSpaceDE w:val="0"/>
-              <w:autoSpaceDN w:val="0"/>
-              <w:adjustRightInd w:val="0"/>
-              <w:spacing w:after="0" w:line="256" w:lineRule="auto"/>
-              <w:rPr>
-                <w:rFonts w:cs="Arial"/>
-                <w:b/>
-                <w:bCs/>
-                <w:i/>
-                <w:sz w:val="20"/>
-                <w:szCs w:val="20"/>
-              </w:rPr>
-            </w:pPr>
-            <w:r>
-              <w:rPr>
-                <w:rFonts w:cs="Arial"/>
-                <w:b/>
-                <w:bCs/>
-                <w:i/>
-                <w:sz w:val="20"/>
-                <w:szCs w:val="20"/>
-              </w:rPr>
-              <w:t>Pasos de la prueba</w:t>
-            </w:r>
-          </w:p>
-        </w:tc>
-      </w:tr>
-      <w:tr>
-        <w:trPr>
-          <w:trHeight w:val="360"/>
-          <w:jc w:val="center"/>
-        </w:trPr>
-        <w:tc>
-          <w:tcPr>
-            <w:tcW w:w="10335" w:type="dxa"/>
-            <w:gridSpan w:val="6"/>
-            <w:tcBorders>
-              <w:top w:val="single" w:sz="6" w:space="0" w:color="000000"/>
-              <w:left w:val="single" w:sz="6" w:space="0" w:color="000000"/>
-              <w:bottom w:val="single" w:sz="6" w:space="0" w:color="000000"/>
-              <w:right w:val="single" w:sz="6" w:space="0" w:color="000000"/>
-            </w:tcBorders>
-            <w:shd w:val="clear" w:color="auto" w:fill="FFFFFF"/>
-            <w:tcMar>
-              <w:top w:w="0" w:type="dxa"/>
-              <w:left w:w="70" w:type="dxa"/>
-              <w:bottom w:w="0" w:type="dxa"/>
-              <w:right w:w="70" w:type="dxa"/>
-            </w:tcMar>
-          </w:tcPr>
-          <w:p>
-            <w:pPr>
-              <w:spacing w:line="256" w:lineRule="auto"/>
-              <w:rPr>
-                <w:rFonts w:cs="Arial"/>
-                <w:i/>
-                <w:color w:val="0000FF"/>
-                <w:sz w:val="20"/>
-                <w:szCs w:val="20"/>
-                <w:lang w:val="es-GT"/>
-              </w:rPr>
-            </w:pPr>
-            <w:r>
-              <w:rPr>
-                <w:rFonts w:cs="Arial"/>
-                <w:i/>
-                <w:color w:val="0000FF"/>
-                <w:sz w:val="20"/>
-                <w:szCs w:val="20"/>
-                <w:lang w:val="es-GT"/>
-              </w:rPr>
-              <w:t>1.</w:t>
-            </w:r>
-          </w:p>
-          <w:p>
-            <w:pPr>
-              <w:spacing w:line="256" w:lineRule="auto"/>
-              <w:rPr>
-                <w:rFonts w:cs="Arial"/>
-                <w:i/>
-                <w:color w:val="0000FF"/>
-                <w:sz w:val="20"/>
-                <w:szCs w:val="20"/>
-                <w:lang w:val="es-GT"/>
-              </w:rPr>
-            </w:pPr>
-            <w:r>
-              <w:rPr>
-                <w:rFonts w:cs="Arial"/>
-                <w:i/>
-                <w:color w:val="0000FF"/>
-                <w:sz w:val="20"/>
-                <w:szCs w:val="20"/>
-                <w:lang w:val="es-GT"/>
-              </w:rPr>
-              <w:t>2.</w:t>
-            </w:r>
-          </w:p>
-          <w:p>
-            <w:pPr>
-              <w:spacing w:line="256" w:lineRule="auto"/>
-              <w:rPr>
-                <w:rFonts w:cs="Arial"/>
-                <w:i/>
-                <w:color w:val="0000FF"/>
-                <w:sz w:val="20"/>
-                <w:szCs w:val="20"/>
-                <w:lang w:val="es-GT"/>
-              </w:rPr>
-            </w:pPr>
-            <w:r>
-              <w:rPr>
-                <w:rFonts w:cs="Arial"/>
-                <w:i/>
-                <w:color w:val="0000FF"/>
-                <w:sz w:val="20"/>
-                <w:szCs w:val="20"/>
-                <w:lang w:val="es-GT"/>
-              </w:rPr>
-              <w:t>3.</w:t>
-            </w:r>
-          </w:p>
-          <w:p>
-            <w:pPr>
-              <w:spacing w:line="256" w:lineRule="auto"/>
-              <w:rPr>
-                <w:rFonts w:cs="Arial"/>
-                <w:i/>
-                <w:color w:val="0000FF"/>
-                <w:sz w:val="20"/>
-                <w:szCs w:val="20"/>
-                <w:lang w:val="es-GT"/>
-              </w:rPr>
-            </w:pPr>
-            <w:r>
-              <w:rPr>
-                <w:rFonts w:cs="Arial"/>
-                <w:i/>
-                <w:color w:val="0000FF"/>
-                <w:sz w:val="20"/>
-                <w:szCs w:val="20"/>
-                <w:lang w:val="es-GT"/>
-              </w:rPr>
-              <w:t>4.</w:t>
-            </w:r>
-          </w:p>
-          <w:p>
-            <w:pPr>
-              <w:spacing w:line="256" w:lineRule="auto"/>
-              <w:rPr>
-                <w:rFonts w:cs="Arial"/>
-                <w:i/>
-                <w:color w:val="0000FF"/>
-                <w:sz w:val="20"/>
-                <w:szCs w:val="20"/>
-                <w:lang w:val="es-GT"/>
-              </w:rPr>
-            </w:pPr>
-          </w:p>
-        </w:tc>
-      </w:tr>
-      <w:tr>
-        <w:trPr>
-          <w:trHeight w:val="283"/>
-          <w:jc w:val="center"/>
-        </w:trPr>
-        <w:tc>
-          <w:tcPr>
-            <w:tcW w:w="10335" w:type="dxa"/>
-            <w:gridSpan w:val="6"/>
-            <w:tcBorders>
-              <w:top w:val="single" w:sz="6" w:space="0" w:color="000000"/>
-              <w:left w:val="single" w:sz="6" w:space="0" w:color="000000"/>
-              <w:bottom w:val="single" w:sz="6" w:space="0" w:color="000000"/>
-              <w:right w:val="single" w:sz="6" w:space="0" w:color="000000"/>
-            </w:tcBorders>
-            <w:shd w:val="clear" w:color="auto" w:fill="BFBFBF"/>
-            <w:tcMar>
-              <w:top w:w="0" w:type="dxa"/>
-              <w:left w:w="70" w:type="dxa"/>
-              <w:bottom w:w="0" w:type="dxa"/>
-              <w:right w:w="70" w:type="dxa"/>
-            </w:tcMar>
-            <w:vAlign w:val="center"/>
-            <w:hideMark/>
-          </w:tcPr>
-          <w:p>
-            <w:pPr>
-              <w:pStyle w:val="Prrafodelista"/>
-              <w:widowControl w:val="0"/>
-              <w:numPr>
-                <w:ilvl w:val="0"/>
-                <w:numId w:val="1"/>
-              </w:numPr>
-              <w:autoSpaceDE w:val="0"/>
-              <w:autoSpaceDN w:val="0"/>
-              <w:adjustRightInd w:val="0"/>
-              <w:spacing w:after="0" w:line="256" w:lineRule="auto"/>
-              <w:rPr>
-                <w:rFonts w:cs="Arial"/>
-                <w:b/>
-                <w:bCs/>
-                <w:sz w:val="20"/>
-                <w:szCs w:val="20"/>
-              </w:rPr>
-            </w:pPr>
-            <w:r>
-              <w:rPr>
-                <w:rFonts w:cs="Arial"/>
-                <w:b/>
-                <w:bCs/>
-                <w:sz w:val="20"/>
-                <w:szCs w:val="20"/>
-              </w:rPr>
-              <w:t>RESULTADOS DE LA PRUEBA</w:t>
-            </w:r>
-          </w:p>
-        </w:tc>
-      </w:tr>
-      <w:tr>
-        <w:trPr>
-          <w:trHeight w:val="360"/>
-          <w:jc w:val="center"/>
-        </w:trPr>
-        <w:tc>
-          <w:tcPr>
-            <w:tcW w:w="7768" w:type="dxa"/>
-            <w:gridSpan w:val="4"/>
-            <w:tcBorders>
-              <w:top w:val="single" w:sz="6" w:space="0" w:color="000000"/>
-              <w:left w:val="single" w:sz="6" w:space="0" w:color="000000"/>
-              <w:bottom w:val="single" w:sz="6" w:space="0" w:color="000000"/>
-              <w:right w:val="single" w:sz="4" w:space="0" w:color="auto"/>
-            </w:tcBorders>
-            <w:shd w:val="clear" w:color="auto" w:fill="BFBFBF"/>
-            <w:tcMar>
-              <w:top w:w="0" w:type="dxa"/>
-              <w:left w:w="70" w:type="dxa"/>
-              <w:bottom w:w="0" w:type="dxa"/>
-              <w:right w:w="70" w:type="dxa"/>
-            </w:tcMar>
-            <w:vAlign w:val="center"/>
-            <w:hideMark/>
-          </w:tcPr>
-          <w:p>
-            <w:pPr>
-              <w:spacing w:line="256" w:lineRule="auto"/>
-              <w:rPr>
-                <w:rFonts w:cs="Arial"/>
-                <w:b/>
-                <w:bCs/>
-                <w:sz w:val="20"/>
-                <w:szCs w:val="20"/>
-              </w:rPr>
-            </w:pPr>
-            <w:proofErr w:type="spellStart"/>
-            <w:r>
-              <w:rPr>
-                <w:rFonts w:cs="Arial"/>
-                <w:b/>
-                <w:bCs/>
-                <w:sz w:val="20"/>
-                <w:szCs w:val="20"/>
-              </w:rPr>
-              <w:t>Hallazgos</w:t>
-            </w:r>
-            <w:proofErr w:type="spellEnd"/>
-          </w:p>
-        </w:tc>
-        <w:tc>
-          <w:tcPr>
-            <w:tcW w:w="2567" w:type="dxa"/>
-            <w:gridSpan w:val="2"/>
-            <w:tcBorders>
-              <w:top w:val="single" w:sz="6" w:space="0" w:color="000000"/>
-              <w:left w:val="single" w:sz="4" w:space="0" w:color="auto"/>
-              <w:bottom w:val="single" w:sz="6" w:space="0" w:color="000000"/>
-              <w:right w:val="single" w:sz="6" w:space="0" w:color="000000"/>
-            </w:tcBorders>
-            <w:shd w:val="clear" w:color="auto" w:fill="BFBFBF"/>
-            <w:tcMar>
-              <w:top w:w="0" w:type="dxa"/>
-              <w:left w:w="70" w:type="dxa"/>
-              <w:bottom w:w="0" w:type="dxa"/>
-              <w:right w:w="70" w:type="dxa"/>
-            </w:tcMar>
-            <w:vAlign w:val="center"/>
-            <w:hideMark/>
-          </w:tcPr>
-          <w:p>
-            <w:pPr>
-              <w:spacing w:line="256" w:lineRule="auto"/>
-              <w:rPr>
-                <w:rFonts w:cs="Arial"/>
-                <w:b/>
-                <w:bCs/>
-                <w:sz w:val="20"/>
-                <w:szCs w:val="20"/>
-              </w:rPr>
-            </w:pPr>
-            <w:proofErr w:type="spellStart"/>
-            <w:r>
-              <w:rPr>
-                <w:rFonts w:cs="Arial"/>
-                <w:b/>
-                <w:bCs/>
-                <w:sz w:val="20"/>
-                <w:szCs w:val="20"/>
-              </w:rPr>
-              <w:t>Veredicto</w:t>
-            </w:r>
-            <w:proofErr w:type="spellEnd"/>
-          </w:p>
-        </w:tc>
-      </w:tr>
-      <w:tr>
-        <w:trPr>
-          <w:trHeight w:val="360"/>
-          <w:jc w:val="center"/>
-        </w:trPr>
-        <w:tc>
-          <w:tcPr>
-            <w:tcW w:w="7768" w:type="dxa"/>
-            <w:gridSpan w:val="4"/>
-            <w:tcBorders>
-              <w:top w:val="single" w:sz="6" w:space="0" w:color="000000"/>
-              <w:left w:val="single" w:sz="6" w:space="0" w:color="000000"/>
-              <w:bottom w:val="single" w:sz="6" w:space="0" w:color="000000"/>
-              <w:right w:val="single" w:sz="4" w:space="0" w:color="auto"/>
-            </w:tcBorders>
-            <w:tcMar>
-              <w:top w:w="0" w:type="dxa"/>
-              <w:left w:w="70" w:type="dxa"/>
-              <w:bottom w:w="0" w:type="dxa"/>
-              <w:right w:w="70" w:type="dxa"/>
-            </w:tcMar>
-            <w:vAlign w:val="center"/>
-          </w:tcPr>
-          <w:p>
-            <w:pPr>
-              <w:spacing w:line="256" w:lineRule="auto"/>
-              <w:rPr>
-                <w:rFonts w:cs="Arial"/>
-                <w:b/>
-                <w:bCs/>
-                <w:sz w:val="20"/>
-                <w:szCs w:val="20"/>
-                <w:lang w:val="es-GT"/>
-              </w:rPr>
-            </w:pPr>
-          </w:p>
-        </w:tc>
-        <w:tc>
-          <w:tcPr>
-            <w:tcW w:w="2567" w:type="dxa"/>
-            <w:gridSpan w:val="2"/>
-            <w:tcBorders>
-              <w:top w:val="single" w:sz="6" w:space="0" w:color="000000"/>
-              <w:left w:val="single" w:sz="4" w:space="0" w:color="auto"/>
-              <w:bottom w:val="single" w:sz="6" w:space="0" w:color="000000"/>
-              <w:right w:val="single" w:sz="6" w:space="0" w:color="000000"/>
-            </w:tcBorders>
-            <w:tcMar>
-              <w:top w:w="0" w:type="dxa"/>
-              <w:left w:w="70" w:type="dxa"/>
-              <w:bottom w:w="0" w:type="dxa"/>
-              <w:right w:w="70" w:type="dxa"/>
-            </w:tcMar>
-            <w:vAlign w:val="center"/>
-            <w:hideMark/>
-          </w:tcPr>
-          <w:p>
-            <w:pPr>
-              <w:spacing w:line="256" w:lineRule="auto"/>
-              <w:rPr>
-                <w:rFonts w:cs="Arial"/>
-                <w:b/>
-                <w:bCs/>
-                <w:sz w:val="20"/>
-                <w:szCs w:val="20"/>
-              </w:rPr>
-            </w:pPr>
-            <w:r>
-              <w:rPr>
-                <w:rFonts w:cs="Arial"/>
-                <w:b/>
-                <w:noProof/>
-                <w:sz w:val="20"/>
-                <w:szCs w:val="20"/>
-                <w:lang w:val="es-ES"/>
-              </w:rPr>
-              <w:t xml:space="preserve">Aprobado </w:t>
-            </w:r>
-          </w:p>
-        </w:tc>
-      </w:tr>
-      <w:tr>
-        <w:trPr>
-          <w:trHeight w:val="360"/>
-          <w:jc w:val="center"/>
-        </w:trPr>
-        <w:tc>
-          <w:tcPr>
-            <w:tcW w:w="5711" w:type="dxa"/>
-            <w:gridSpan w:val="2"/>
-            <w:tcBorders>
-              <w:top w:val="single" w:sz="6" w:space="0" w:color="000000"/>
-              <w:left w:val="single" w:sz="6" w:space="0" w:color="000000"/>
-              <w:bottom w:val="single" w:sz="6" w:space="0" w:color="000000"/>
-              <w:right w:val="single" w:sz="4" w:space="0" w:color="auto"/>
-            </w:tcBorders>
-            <w:shd w:val="clear" w:color="auto" w:fill="BFBFBF"/>
-            <w:tcMar>
-              <w:top w:w="0" w:type="dxa"/>
-              <w:left w:w="70" w:type="dxa"/>
-              <w:bottom w:w="0" w:type="dxa"/>
-              <w:right w:w="70" w:type="dxa"/>
-            </w:tcMar>
-            <w:vAlign w:val="center"/>
-            <w:hideMark/>
-          </w:tcPr>
-          <w:p>
-            <w:pPr>
-              <w:spacing w:line="256" w:lineRule="auto"/>
-              <w:rPr>
-                <w:rFonts w:cs="Arial"/>
-                <w:b/>
-                <w:bCs/>
-                <w:sz w:val="20"/>
-                <w:szCs w:val="20"/>
-              </w:rPr>
-            </w:pPr>
-            <w:proofErr w:type="spellStart"/>
-            <w:r>
-              <w:rPr>
-                <w:rFonts w:cs="Arial"/>
-                <w:b/>
-                <w:bCs/>
-                <w:sz w:val="20"/>
-                <w:szCs w:val="20"/>
-              </w:rPr>
-              <w:t>Observaciones</w:t>
-            </w:r>
-            <w:proofErr w:type="spellEnd"/>
-          </w:p>
-        </w:tc>
-        <w:tc>
-          <w:tcPr>
-            <w:tcW w:w="4624" w:type="dxa"/>
-            <w:gridSpan w:val="4"/>
-            <w:tcBorders>
-              <w:top w:val="single" w:sz="6" w:space="0" w:color="000000"/>
-              <w:left w:val="single" w:sz="4" w:space="0" w:color="auto"/>
-              <w:bottom w:val="single" w:sz="6" w:space="0" w:color="000000"/>
-              <w:right w:val="single" w:sz="6" w:space="0" w:color="000000"/>
-            </w:tcBorders>
-            <w:shd w:val="clear" w:color="auto" w:fill="BFBFBF"/>
-            <w:tcMar>
-              <w:top w:w="0" w:type="dxa"/>
-              <w:left w:w="70" w:type="dxa"/>
-              <w:bottom w:w="0" w:type="dxa"/>
-              <w:right w:w="70" w:type="dxa"/>
-            </w:tcMar>
-            <w:vAlign w:val="center"/>
-            <w:hideMark/>
-          </w:tcPr>
-          <w:p>
-            <w:pPr>
-              <w:spacing w:line="256" w:lineRule="auto"/>
-              <w:rPr>
-                <w:rFonts w:cs="Arial"/>
-                <w:b/>
-                <w:bCs/>
-                <w:sz w:val="20"/>
-                <w:szCs w:val="20"/>
-              </w:rPr>
-            </w:pPr>
-            <w:proofErr w:type="spellStart"/>
-            <w:r>
-              <w:rPr>
-                <w:rFonts w:cs="Arial"/>
-                <w:b/>
-                <w:bCs/>
-                <w:sz w:val="20"/>
-                <w:szCs w:val="20"/>
-              </w:rPr>
-              <w:t>Analista</w:t>
-            </w:r>
-            <w:proofErr w:type="spellEnd"/>
-            <w:r>
-              <w:rPr>
-                <w:rFonts w:cs="Arial"/>
-                <w:b/>
-                <w:bCs/>
-                <w:sz w:val="20"/>
-                <w:szCs w:val="20"/>
-              </w:rPr>
-              <w:t xml:space="preserve"> de QA</w:t>
-            </w:r>
-          </w:p>
-        </w:tc>
-      </w:tr>
-      <w:tr>
-        <w:trPr>
-          <w:trHeight w:val="692"/>
-          <w:jc w:val="center"/>
-        </w:trPr>
-        <w:tc>
-          <w:tcPr>
-            <w:tcW w:w="5711" w:type="dxa"/>
-            <w:gridSpan w:val="2"/>
-            <w:vMerge w:val="restart"/>
-            <w:tcBorders>
-              <w:top w:val="single" w:sz="6" w:space="0" w:color="000000"/>
-              <w:left w:val="single" w:sz="6" w:space="0" w:color="000000"/>
-              <w:bottom w:val="single" w:sz="6" w:space="0" w:color="000000"/>
-              <w:right w:val="single" w:sz="4" w:space="0" w:color="auto"/>
-            </w:tcBorders>
-            <w:tcMar>
-              <w:top w:w="0" w:type="dxa"/>
-              <w:left w:w="70" w:type="dxa"/>
-              <w:bottom w:w="0" w:type="dxa"/>
-              <w:right w:w="70" w:type="dxa"/>
-            </w:tcMar>
-            <w:vAlign w:val="center"/>
-            <w:hideMark/>
-          </w:tcPr>
-          <w:p>
-            <w:pPr>
-              <w:numPr>
-                <w:ilvl w:val="12"/>
-                <w:numId w:val="0"/>
-              </w:numPr>
-              <w:spacing w:line="256" w:lineRule="auto"/>
-              <w:rPr>
-                <w:rFonts w:cs="Arial"/>
-                <w:b/>
-                <w:bCs/>
-                <w:i/>
-                <w:sz w:val="20"/>
-                <w:szCs w:val="20"/>
-                <w:lang w:val="es-GT"/>
-              </w:rPr>
-            </w:pPr>
-          </w:p>
-        </w:tc>
-        <w:tc>
-          <w:tcPr>
-            <w:tcW w:w="4624" w:type="dxa"/>
-            <w:gridSpan w:val="4"/>
-            <w:tcBorders>
-              <w:top w:val="single" w:sz="6" w:space="0" w:color="000000"/>
-              <w:left w:val="single" w:sz="4" w:space="0" w:color="auto"/>
-              <w:bottom w:val="single" w:sz="4" w:space="0" w:color="auto"/>
-              <w:right w:val="single" w:sz="6" w:space="0" w:color="000000"/>
-            </w:tcBorders>
-            <w:tcMar>
-              <w:top w:w="0" w:type="dxa"/>
-              <w:left w:w="70" w:type="dxa"/>
-              <w:bottom w:w="0" w:type="dxa"/>
-              <w:right w:w="70" w:type="dxa"/>
-            </w:tcMar>
-            <w:vAlign w:val="center"/>
-          </w:tcPr>
-          <w:p>
-            <w:pPr>
-              <w:spacing w:line="256" w:lineRule="auto"/>
-              <w:rPr>
-                <w:rFonts w:cs="Arial"/>
-                <w:b/>
-                <w:bCs/>
-                <w:sz w:val="20"/>
-                <w:szCs w:val="20"/>
-                <w:lang w:val="es-GT"/>
-              </w:rPr>
-            </w:pPr>
-          </w:p>
-          <w:p>
-            <w:pPr>
-              <w:spacing w:line="256" w:lineRule="auto"/>
-              <w:rPr>
-                <w:rFonts w:cs="Arial"/>
-                <w:b/>
-                <w:bCs/>
-                <w:sz w:val="20"/>
-                <w:szCs w:val="20"/>
-                <w:lang w:val="es-GT"/>
-              </w:rPr>
-            </w:pPr>
-            <w:r>
-              <w:rPr>
-                <w:rFonts w:cs="Arial"/>
-                <w:b/>
-                <w:bCs/>
-                <w:sz w:val="20"/>
-                <w:szCs w:val="20"/>
-                <w:lang w:val="es-GT"/>
-              </w:rPr>
-              <w:lastRenderedPageBreak/>
-              <w:t>Jonathan Guamuch</w:t>
-            </w:r>
-          </w:p>
-        </w:tc>
-      </w:tr>
-      <w:tr>
-        <w:trPr>
-          <w:trHeight w:val="503"/>
-          <w:jc w:val="center"/>
-        </w:trPr>
-        <w:tc>
-          <w:tcPr>
-            <w:tcW w:w="5711" w:type="dxa"/>
-            <w:gridSpan w:val="2"/>
-            <w:vMerge/>
-            <w:tcBorders>
-              <w:top w:val="single" w:sz="6" w:space="0" w:color="000000"/>
-              <w:left w:val="single" w:sz="6" w:space="0" w:color="000000"/>
-              <w:bottom w:val="single" w:sz="6" w:space="0" w:color="000000"/>
-              <w:right w:val="single" w:sz="4" w:space="0" w:color="auto"/>
-            </w:tcBorders>
-            <w:vAlign w:val="center"/>
-            <w:hideMark/>
-          </w:tcPr>
-          <w:p>
-            <w:pPr>
-              <w:spacing w:line="256" w:lineRule="auto"/>
-              <w:rPr>
-                <w:rFonts w:eastAsia="Times New Roman" w:cs="Arial"/>
-                <w:b/>
-                <w:bCs/>
-                <w:i/>
-                <w:sz w:val="20"/>
-                <w:szCs w:val="20"/>
-                <w:lang w:val="es-MX" w:eastAsia="es-ES"/>
-              </w:rPr>
-            </w:pPr>
-          </w:p>
-        </w:tc>
-        <w:tc>
-          <w:tcPr>
-            <w:tcW w:w="4624" w:type="dxa"/>
-            <w:gridSpan w:val="4"/>
-            <w:tcBorders>
-              <w:top w:val="single" w:sz="4" w:space="0" w:color="auto"/>
-              <w:left w:val="single" w:sz="4" w:space="0" w:color="auto"/>
-              <w:bottom w:val="single" w:sz="6" w:space="0" w:color="000000"/>
-              <w:right w:val="single" w:sz="6" w:space="0" w:color="000000"/>
-            </w:tcBorders>
-            <w:tcMar>
-              <w:top w:w="0" w:type="dxa"/>
-              <w:left w:w="70" w:type="dxa"/>
-              <w:bottom w:w="0" w:type="dxa"/>
-              <w:right w:w="70" w:type="dxa"/>
-            </w:tcMar>
-            <w:vAlign w:val="center"/>
-            <w:hideMark/>
-          </w:tcPr>
-          <w:p>
-            <w:pPr>
-              <w:spacing w:line="256" w:lineRule="auto"/>
-              <w:rPr>
-                <w:rFonts w:cs="Arial"/>
-                <w:b/>
-                <w:bCs/>
-                <w:sz w:val="20"/>
-                <w:szCs w:val="20"/>
-                <w:lang w:val="es-GT"/>
-              </w:rPr>
-            </w:pPr>
-            <w:r>
-              <w:rPr>
-                <w:rFonts w:cs="Arial"/>
-                <w:b/>
-                <w:bCs/>
-                <w:sz w:val="20"/>
-                <w:szCs w:val="20"/>
-                <w:lang w:val="es-GT"/>
-              </w:rPr>
-              <w:t>Firma:</w:t>
-            </w:r>
-          </w:p>
-          <w:p>
-            <w:pPr>
-              <w:spacing w:line="256" w:lineRule="auto"/>
-              <w:rPr>
-                <w:rFonts w:cs="Arial"/>
-                <w:b/>
-                <w:bCs/>
-                <w:sz w:val="20"/>
-                <w:szCs w:val="20"/>
-                <w:lang w:val="es-GT"/>
-              </w:rPr>
-            </w:pPr>
-            <w:r>
-              <w:rPr>
-                <w:rFonts w:cs="Arial"/>
-                <w:b/>
-                <w:bCs/>
-                <w:sz w:val="20"/>
-                <w:szCs w:val="20"/>
-                <w:lang w:val="es-GT"/>
-              </w:rPr>
-              <w:t>Nombre: Jonathan Guamuch</w:t>
-            </w:r>
-          </w:p>
-          <w:p>
-            <w:pPr>
-              <w:spacing w:line="256" w:lineRule="auto"/>
-              <w:rPr>
-                <w:rFonts w:cs="Arial"/>
-                <w:b/>
-                <w:bCs/>
-                <w:sz w:val="20"/>
-                <w:szCs w:val="20"/>
-                <w:lang w:val="es-GT"/>
-              </w:rPr>
-            </w:pPr>
-            <w:r>
-              <w:rPr>
-                <w:rFonts w:cs="Arial"/>
-                <w:b/>
-                <w:bCs/>
-                <w:sz w:val="20"/>
-                <w:szCs w:val="20"/>
-                <w:lang w:val="es-GT"/>
-              </w:rPr>
-              <w:t>Fecha:</w:t>
-            </w:r>
-            <w:r>
-              <w:rPr>
-                <w:rFonts w:cs="Arial"/>
-                <w:b/>
-                <w:bCs/>
-                <w:sz w:val="20"/>
-                <w:szCs w:val="20"/>
-                <w:lang w:val="es-GT"/>
-              </w:rPr>
-              <w:t xml:space="preserve"> 27-05-2026</w:t>
-            </w:r>
-          </w:p>
-        </w:tc>
-      </w:tr>
-    </w:tbl>
-    <w:p>
-      <w:pPr>
-        <w:spacing w:after="0" w:line="480" w:lineRule="auto"/>
-        <w:rPr>
-          <w:rFonts w:ascii="Times New Roman" w:hAnsi="Times New Roman" w:cs="Times New Roman"/>
-          <w:sz w:val="24"/>
-          <w:szCs w:val="24"/>
-          <w:lang w:val="es-GT"/>
-        </w:rPr>
-      </w:pPr>
-    </w:p>
-    <w:tbl>
-      <w:tblPr>
-        <w:tblW w:w="10335" w:type="dxa"/>
-        <w:jc w:val="center"/>
-        <w:tblBorders>
-          <w:top w:val="single" w:sz="6" w:space="0" w:color="000000"/>
-          <w:left w:val="single" w:sz="6" w:space="0" w:color="000000"/>
-          <w:bottom w:val="single" w:sz="6" w:space="0" w:color="000000"/>
-          <w:right w:val="single" w:sz="6" w:space="0" w:color="000000"/>
-          <w:insideH w:val="single" w:sz="6" w:space="0" w:color="000000"/>
-          <w:insideV w:val="single" w:sz="6" w:space="0" w:color="000000"/>
-        </w:tblBorders>
-        <w:tblLayout w:type="fixed"/>
-        <w:tblLook w:val="04A0" w:firstRow="1" w:lastRow="0" w:firstColumn="1" w:lastColumn="0" w:noHBand="0" w:noVBand="1"/>
-      </w:tblPr>
-      <w:tblGrid>
-        <w:gridCol w:w="2373"/>
-        <w:gridCol w:w="3338"/>
-        <w:gridCol w:w="7"/>
-        <w:gridCol w:w="2050"/>
-        <w:gridCol w:w="380"/>
-        <w:gridCol w:w="2187"/>
-      </w:tblGrid>
-      <w:tr>
-        <w:trPr>
-          <w:trHeight w:val="321"/>
-          <w:jc w:val="center"/>
-        </w:trPr>
-        <w:tc>
-          <w:tcPr>
-            <w:tcW w:w="10335" w:type="dxa"/>
-            <w:gridSpan w:val="6"/>
-            <w:tcBorders>
-              <w:top w:val="single" w:sz="6" w:space="0" w:color="000000"/>
-              <w:left w:val="single" w:sz="6" w:space="0" w:color="000000"/>
-              <w:bottom w:val="single" w:sz="6" w:space="0" w:color="000000"/>
-              <w:right w:val="single" w:sz="6" w:space="0" w:color="000000"/>
-            </w:tcBorders>
-            <w:shd w:val="clear" w:color="auto" w:fill="BFBFBF"/>
-            <w:vAlign w:val="center"/>
-            <w:hideMark/>
-          </w:tcPr>
-          <w:p>
-            <w:pPr>
-              <w:numPr>
-                <w:ilvl w:val="12"/>
-                <w:numId w:val="0"/>
-              </w:numPr>
-              <w:spacing w:line="256" w:lineRule="auto"/>
-              <w:rPr>
-                <w:rFonts w:cs="Arial"/>
-                <w:b/>
-                <w:bCs/>
-                <w:sz w:val="20"/>
-                <w:szCs w:val="20"/>
-                <w:lang w:val="es-MX" w:eastAsia="es-ES"/>
-              </w:rPr>
-            </w:pPr>
-            <w:r>
-              <w:rPr>
-                <w:rFonts w:cs="Arial"/>
-                <w:b/>
-                <w:bCs/>
-                <w:sz w:val="20"/>
-                <w:szCs w:val="20"/>
-                <w:lang w:val="es-GT"/>
-              </w:rPr>
-              <w:t>INFORMACIÓN GLOBAL DEL CASO DE PRUEBA</w:t>
-            </w:r>
-          </w:p>
-        </w:tc>
-      </w:tr>
-      <w:tr>
-        <w:trPr>
-          <w:trHeight w:val="885"/>
-          <w:jc w:val="center"/>
-        </w:trPr>
-        <w:tc>
-          <w:tcPr>
-            <w:tcW w:w="2373" w:type="dxa"/>
-            <w:vMerge w:val="restart"/>
-            <w:tcBorders>
-              <w:top w:val="single" w:sz="6" w:space="0" w:color="000000"/>
-              <w:left w:val="single" w:sz="6" w:space="0" w:color="000000"/>
-              <w:bottom w:val="single" w:sz="6" w:space="0" w:color="000000"/>
-              <w:right w:val="single" w:sz="6" w:space="0" w:color="000000"/>
-            </w:tcBorders>
-            <w:tcMar>
-              <w:top w:w="0" w:type="dxa"/>
-              <w:left w:w="70" w:type="dxa"/>
-              <w:bottom w:w="0" w:type="dxa"/>
-              <w:right w:w="70" w:type="dxa"/>
-            </w:tcMar>
-            <w:vAlign w:val="center"/>
-            <w:hideMark/>
-          </w:tcPr>
-          <w:p>
-            <w:pPr>
-              <w:numPr>
-                <w:ilvl w:val="12"/>
-                <w:numId w:val="0"/>
-              </w:numPr>
-              <w:spacing w:line="256" w:lineRule="auto"/>
-              <w:rPr>
-                <w:rFonts w:cs="Arial"/>
-                <w:b/>
-                <w:bCs/>
-                <w:sz w:val="20"/>
-                <w:szCs w:val="20"/>
-              </w:rPr>
-            </w:pPr>
-            <w:r>
-              <w:rPr>
-                <w:rFonts w:cs="Arial"/>
-                <w:b/>
-                <w:bCs/>
-                <w:sz w:val="20"/>
-                <w:szCs w:val="20"/>
-              </w:rPr>
-              <w:t>CASO DE PRUEBA No.</w:t>
-            </w:r>
-          </w:p>
-        </w:tc>
-        <w:tc>
-          <w:tcPr>
-            <w:tcW w:w="3345" w:type="dxa"/>
-            <w:gridSpan w:val="2"/>
-            <w:vMerge w:val="restart"/>
-            <w:tcBorders>
-              <w:top w:val="single" w:sz="6" w:space="0" w:color="000000"/>
-              <w:left w:val="single" w:sz="6" w:space="0" w:color="000000"/>
-              <w:bottom w:val="single" w:sz="6" w:space="0" w:color="000000"/>
-              <w:right w:val="single" w:sz="4" w:space="0" w:color="auto"/>
-            </w:tcBorders>
-            <w:tcMar>
-              <w:top w:w="0" w:type="dxa"/>
-              <w:left w:w="70" w:type="dxa"/>
-              <w:bottom w:w="0" w:type="dxa"/>
-              <w:right w:w="70" w:type="dxa"/>
-            </w:tcMar>
-            <w:hideMark/>
-          </w:tcPr>
-          <w:p>
-            <w:pPr>
-              <w:numPr>
-                <w:ilvl w:val="12"/>
-                <w:numId w:val="0"/>
-              </w:numPr>
-              <w:spacing w:line="256" w:lineRule="auto"/>
-              <w:rPr>
-                <w:rFonts w:cs="Arial"/>
-                <w:b/>
-                <w:bCs/>
-                <w:i/>
-                <w:sz w:val="20"/>
-                <w:szCs w:val="20"/>
-                <w:lang w:val="es-GT"/>
-              </w:rPr>
-            </w:pPr>
-            <w:r>
-              <w:rPr>
-                <w:rFonts w:cs="Arial"/>
-                <w:i/>
-                <w:color w:val="0000FF"/>
-                <w:sz w:val="20"/>
-                <w:szCs w:val="20"/>
-                <w:lang w:val="es-GT"/>
-              </w:rPr>
-              <w:t>1.</w:t>
-            </w:r>
-            <w:r>
-              <w:rPr>
-                <w:rFonts w:cs="Arial"/>
-                <w:i/>
-                <w:color w:val="0000FF"/>
-                <w:sz w:val="20"/>
-                <w:szCs w:val="20"/>
-                <w:lang w:val="es-GT"/>
-              </w:rPr>
-              <w:t>3</w:t>
-            </w:r>
-          </w:p>
-        </w:tc>
-        <w:tc>
-          <w:tcPr>
-            <w:tcW w:w="2430" w:type="dxa"/>
-            <w:gridSpan w:val="2"/>
-            <w:tcBorders>
-              <w:top w:val="single" w:sz="6" w:space="0" w:color="000000"/>
-              <w:left w:val="single" w:sz="4" w:space="0" w:color="auto"/>
-              <w:bottom w:val="single" w:sz="4" w:space="0" w:color="auto"/>
-              <w:right w:val="single" w:sz="4" w:space="0" w:color="auto"/>
-            </w:tcBorders>
-            <w:tcMar>
-              <w:top w:w="0" w:type="dxa"/>
-              <w:left w:w="70" w:type="dxa"/>
-              <w:bottom w:w="0" w:type="dxa"/>
-              <w:right w:w="70" w:type="dxa"/>
-            </w:tcMar>
-            <w:vAlign w:val="center"/>
-          </w:tcPr>
-          <w:p>
-            <w:pPr>
-              <w:numPr>
-                <w:ilvl w:val="12"/>
-                <w:numId w:val="0"/>
-              </w:numPr>
-              <w:spacing w:line="256" w:lineRule="auto"/>
-              <w:jc w:val="center"/>
-              <w:rPr>
-                <w:rFonts w:cs="Arial"/>
-                <w:b/>
-                <w:bCs/>
-                <w:sz w:val="20"/>
-                <w:szCs w:val="20"/>
-              </w:rPr>
-            </w:pPr>
-            <w:r>
-              <w:rPr>
-                <w:rFonts w:cs="Arial"/>
-                <w:b/>
-                <w:bCs/>
-                <w:sz w:val="20"/>
-                <w:szCs w:val="20"/>
-              </w:rPr>
-              <w:t>VERSIÓN DE EJECUCIÓN</w:t>
-            </w:r>
-          </w:p>
-          <w:p>
-            <w:pPr>
-              <w:numPr>
-                <w:ilvl w:val="12"/>
-                <w:numId w:val="0"/>
-              </w:numPr>
-              <w:spacing w:line="256" w:lineRule="auto"/>
-              <w:jc w:val="center"/>
-              <w:rPr>
-                <w:rFonts w:cs="Arial"/>
-                <w:b/>
-                <w:bCs/>
-                <w:sz w:val="20"/>
-                <w:szCs w:val="20"/>
-              </w:rPr>
-            </w:pPr>
-          </w:p>
-        </w:tc>
-        <w:tc>
-          <w:tcPr>
-            <w:tcW w:w="2187" w:type="dxa"/>
-            <w:tcBorders>
-              <w:top w:val="single" w:sz="6" w:space="0" w:color="000000"/>
-              <w:left w:val="single" w:sz="4" w:space="0" w:color="auto"/>
-              <w:bottom w:val="single" w:sz="4" w:space="0" w:color="auto"/>
-              <w:right w:val="single" w:sz="6" w:space="0" w:color="000000"/>
-            </w:tcBorders>
-            <w:tcMar>
-              <w:top w:w="0" w:type="dxa"/>
-              <w:left w:w="70" w:type="dxa"/>
-              <w:bottom w:w="0" w:type="dxa"/>
-              <w:right w:w="70" w:type="dxa"/>
-            </w:tcMar>
-            <w:hideMark/>
-          </w:tcPr>
-          <w:p>
-            <w:pPr>
-              <w:numPr>
-                <w:ilvl w:val="12"/>
-                <w:numId w:val="0"/>
-              </w:numPr>
-              <w:spacing w:line="256" w:lineRule="auto"/>
-              <w:rPr>
-                <w:rFonts w:cs="Arial"/>
-                <w:i/>
-                <w:color w:val="0000FF"/>
-                <w:sz w:val="20"/>
-                <w:szCs w:val="20"/>
-              </w:rPr>
-            </w:pPr>
-            <w:r>
-              <w:rPr>
-                <w:rFonts w:cs="Arial"/>
-                <w:i/>
-                <w:color w:val="0000FF"/>
-                <w:sz w:val="20"/>
-                <w:szCs w:val="20"/>
-                <w:lang w:val="es-GT"/>
-              </w:rPr>
-              <w:t>1.0</w:t>
-            </w:r>
-          </w:p>
-        </w:tc>
-      </w:tr>
-      <w:tr>
-        <w:trPr>
-          <w:trHeight w:val="300"/>
-          <w:jc w:val="center"/>
-        </w:trPr>
-        <w:tc>
-          <w:tcPr>
-            <w:tcW w:w="2373" w:type="dxa"/>
-            <w:vMerge/>
-            <w:tcBorders>
-              <w:top w:val="single" w:sz="6" w:space="0" w:color="000000"/>
-              <w:left w:val="single" w:sz="6" w:space="0" w:color="000000"/>
-              <w:bottom w:val="single" w:sz="6" w:space="0" w:color="000000"/>
-              <w:right w:val="single" w:sz="6" w:space="0" w:color="000000"/>
-            </w:tcBorders>
-            <w:vAlign w:val="center"/>
-            <w:hideMark/>
-          </w:tcPr>
-          <w:p>
-            <w:pPr>
-              <w:spacing w:line="256" w:lineRule="auto"/>
-              <w:rPr>
-                <w:rFonts w:eastAsia="Times New Roman" w:cs="Arial"/>
-                <w:b/>
-                <w:bCs/>
-                <w:sz w:val="20"/>
-                <w:szCs w:val="20"/>
-                <w:lang w:val="es-MX" w:eastAsia="es-ES"/>
-              </w:rPr>
-            </w:pPr>
-          </w:p>
-        </w:tc>
-        <w:tc>
-          <w:tcPr>
-            <w:tcW w:w="3345" w:type="dxa"/>
-            <w:gridSpan w:val="2"/>
-            <w:vMerge/>
-            <w:tcBorders>
-              <w:top w:val="single" w:sz="6" w:space="0" w:color="000000"/>
-              <w:left w:val="single" w:sz="6" w:space="0" w:color="000000"/>
-              <w:bottom w:val="single" w:sz="6" w:space="0" w:color="000000"/>
-              <w:right w:val="single" w:sz="4" w:space="0" w:color="auto"/>
-            </w:tcBorders>
-            <w:vAlign w:val="center"/>
-            <w:hideMark/>
-          </w:tcPr>
-          <w:p>
-            <w:pPr>
-              <w:spacing w:line="256" w:lineRule="auto"/>
-              <w:rPr>
-                <w:rFonts w:eastAsia="Times New Roman" w:cs="Arial"/>
-                <w:b/>
-                <w:bCs/>
-                <w:i/>
-                <w:sz w:val="20"/>
-                <w:szCs w:val="20"/>
-                <w:lang w:val="es-MX" w:eastAsia="es-ES"/>
-              </w:rPr>
-            </w:pPr>
-          </w:p>
-        </w:tc>
-        <w:tc>
-          <w:tcPr>
-            <w:tcW w:w="2430" w:type="dxa"/>
-            <w:gridSpan w:val="2"/>
-            <w:tcBorders>
-              <w:top w:val="single" w:sz="4" w:space="0" w:color="auto"/>
-              <w:left w:val="single" w:sz="4" w:space="0" w:color="auto"/>
-              <w:bottom w:val="single" w:sz="6" w:space="0" w:color="000000"/>
-              <w:right w:val="single" w:sz="4" w:space="0" w:color="auto"/>
-            </w:tcBorders>
-            <w:tcMar>
-              <w:top w:w="0" w:type="dxa"/>
-              <w:left w:w="70" w:type="dxa"/>
-              <w:bottom w:w="0" w:type="dxa"/>
-              <w:right w:w="70" w:type="dxa"/>
-            </w:tcMar>
-            <w:vAlign w:val="center"/>
-            <w:hideMark/>
-          </w:tcPr>
-          <w:p>
-            <w:pPr>
-              <w:numPr>
-                <w:ilvl w:val="12"/>
-                <w:numId w:val="0"/>
-              </w:numPr>
-              <w:spacing w:line="256" w:lineRule="auto"/>
-              <w:jc w:val="center"/>
-              <w:rPr>
-                <w:rFonts w:cs="Arial"/>
-                <w:b/>
-                <w:bCs/>
-                <w:sz w:val="20"/>
-                <w:szCs w:val="20"/>
-              </w:rPr>
-            </w:pPr>
-            <w:r>
-              <w:rPr>
-                <w:rFonts w:cs="Arial"/>
-                <w:b/>
-                <w:bCs/>
-                <w:sz w:val="20"/>
-                <w:szCs w:val="20"/>
-              </w:rPr>
-              <w:t>FECHA EJECUCIÓN</w:t>
-            </w:r>
-          </w:p>
-        </w:tc>
-        <w:tc>
-          <w:tcPr>
-            <w:tcW w:w="2187" w:type="dxa"/>
-            <w:tcBorders>
-              <w:top w:val="single" w:sz="4" w:space="0" w:color="auto"/>
-              <w:left w:val="single" w:sz="4" w:space="0" w:color="auto"/>
-              <w:bottom w:val="single" w:sz="6" w:space="0" w:color="000000"/>
-              <w:right w:val="single" w:sz="6" w:space="0" w:color="000000"/>
-            </w:tcBorders>
-            <w:tcMar>
-              <w:top w:w="0" w:type="dxa"/>
-              <w:left w:w="70" w:type="dxa"/>
-              <w:bottom w:w="0" w:type="dxa"/>
-              <w:right w:w="70" w:type="dxa"/>
-            </w:tcMar>
-            <w:hideMark/>
-          </w:tcPr>
-          <w:p>
-            <w:pPr>
-              <w:numPr>
-                <w:ilvl w:val="12"/>
-                <w:numId w:val="0"/>
-              </w:numPr>
-              <w:spacing w:line="256" w:lineRule="auto"/>
-              <w:rPr>
-                <w:rFonts w:cs="Arial"/>
-                <w:i/>
-                <w:color w:val="0000FF"/>
-                <w:sz w:val="20"/>
-                <w:szCs w:val="20"/>
-                <w:lang w:val="es-GT"/>
-              </w:rPr>
-            </w:pPr>
-            <w:r>
-              <w:rPr>
-                <w:rFonts w:cs="Arial"/>
-                <w:i/>
-                <w:color w:val="0000FF"/>
-                <w:sz w:val="20"/>
-                <w:szCs w:val="20"/>
-                <w:lang w:val="es-GT"/>
-              </w:rPr>
-              <w:t>27-05-2026</w:t>
-            </w:r>
-          </w:p>
-        </w:tc>
-      </w:tr>
-      <w:tr>
-        <w:trPr>
-          <w:trHeight w:val="518"/>
-          <w:jc w:val="center"/>
-        </w:trPr>
-        <w:tc>
-          <w:tcPr>
-            <w:tcW w:w="2373" w:type="dxa"/>
-            <w:tcBorders>
-              <w:top w:val="single" w:sz="6" w:space="0" w:color="000000"/>
-              <w:left w:val="single" w:sz="6" w:space="0" w:color="000000"/>
-              <w:bottom w:val="single" w:sz="6" w:space="0" w:color="000000"/>
-              <w:right w:val="single" w:sz="6" w:space="0" w:color="000000"/>
-            </w:tcBorders>
-            <w:tcMar>
-              <w:top w:w="0" w:type="dxa"/>
-              <w:left w:w="70" w:type="dxa"/>
-              <w:bottom w:w="0" w:type="dxa"/>
-              <w:right w:w="70" w:type="dxa"/>
-            </w:tcMar>
-            <w:vAlign w:val="center"/>
-            <w:hideMark/>
-          </w:tcPr>
-          <w:p>
-            <w:pPr>
-              <w:numPr>
-                <w:ilvl w:val="12"/>
-                <w:numId w:val="0"/>
-              </w:numPr>
-              <w:spacing w:line="256" w:lineRule="auto"/>
-              <w:rPr>
-                <w:rFonts w:cs="Arial"/>
-                <w:b/>
-                <w:bCs/>
-                <w:sz w:val="20"/>
-                <w:szCs w:val="20"/>
-              </w:rPr>
-            </w:pPr>
-            <w:r>
-              <w:rPr>
-                <w:rFonts w:cs="Arial"/>
-                <w:b/>
-                <w:bCs/>
-                <w:sz w:val="20"/>
-                <w:szCs w:val="20"/>
-              </w:rPr>
-              <w:t>CASO DE USO:</w:t>
-            </w:r>
-          </w:p>
-        </w:tc>
-        <w:tc>
-          <w:tcPr>
-            <w:tcW w:w="3345" w:type="dxa"/>
-            <w:gridSpan w:val="2"/>
-            <w:tcBorders>
-              <w:top w:val="single" w:sz="6" w:space="0" w:color="000000"/>
-              <w:left w:val="single" w:sz="6" w:space="0" w:color="000000"/>
-              <w:bottom w:val="single" w:sz="6" w:space="0" w:color="000000"/>
-              <w:right w:val="single" w:sz="4" w:space="0" w:color="auto"/>
-            </w:tcBorders>
-            <w:tcMar>
-              <w:top w:w="0" w:type="dxa"/>
-              <w:left w:w="70" w:type="dxa"/>
-              <w:bottom w:w="0" w:type="dxa"/>
-              <w:right w:w="70" w:type="dxa"/>
-            </w:tcMar>
-            <w:hideMark/>
-          </w:tcPr>
-          <w:p>
-            <w:pPr>
-              <w:numPr>
-                <w:ilvl w:val="12"/>
-                <w:numId w:val="0"/>
-              </w:numPr>
-              <w:spacing w:line="256" w:lineRule="auto"/>
-              <w:rPr>
-                <w:rFonts w:cs="Arial"/>
-                <w:i/>
-                <w:color w:val="0000FF"/>
-                <w:sz w:val="20"/>
-                <w:szCs w:val="20"/>
-                <w:lang w:val="es-GT"/>
-              </w:rPr>
-            </w:pPr>
-            <w:r>
-              <w:rPr>
-                <w:rFonts w:cs="Arial"/>
-                <w:i/>
-                <w:color w:val="0000FF"/>
-                <w:sz w:val="20"/>
-                <w:szCs w:val="20"/>
-                <w:lang w:val="es-GT"/>
-              </w:rPr>
-              <w:t>Autenticación – Sistema de Información Hospitalario</w:t>
-            </w:r>
-          </w:p>
-        </w:tc>
-        <w:tc>
-          <w:tcPr>
-            <w:tcW w:w="2430" w:type="dxa"/>
-            <w:gridSpan w:val="2"/>
-            <w:tcBorders>
-              <w:top w:val="single" w:sz="6" w:space="0" w:color="000000"/>
-              <w:left w:val="single" w:sz="4" w:space="0" w:color="auto"/>
-              <w:bottom w:val="single" w:sz="6" w:space="0" w:color="000000"/>
-              <w:right w:val="single" w:sz="4" w:space="0" w:color="auto"/>
-            </w:tcBorders>
-            <w:tcMar>
-              <w:top w:w="0" w:type="dxa"/>
-              <w:left w:w="70" w:type="dxa"/>
-              <w:bottom w:w="0" w:type="dxa"/>
-              <w:right w:w="70" w:type="dxa"/>
-            </w:tcMar>
-            <w:vAlign w:val="center"/>
-            <w:hideMark/>
-          </w:tcPr>
-          <w:p>
-            <w:pPr>
-              <w:numPr>
-                <w:ilvl w:val="12"/>
-                <w:numId w:val="0"/>
-              </w:numPr>
-              <w:spacing w:line="256" w:lineRule="auto"/>
-              <w:jc w:val="center"/>
-              <w:rPr>
-                <w:rFonts w:cs="Arial"/>
-                <w:b/>
-                <w:bCs/>
-                <w:sz w:val="20"/>
-                <w:szCs w:val="20"/>
-              </w:rPr>
-            </w:pPr>
-            <w:r>
-              <w:rPr>
-                <w:rFonts w:cs="Arial"/>
-                <w:b/>
-                <w:bCs/>
-                <w:sz w:val="20"/>
-                <w:szCs w:val="20"/>
-              </w:rPr>
-              <w:t>MODULO DEL SISTEMA</w:t>
-            </w:r>
-          </w:p>
-        </w:tc>
-        <w:tc>
-          <w:tcPr>
-            <w:tcW w:w="2187" w:type="dxa"/>
-            <w:tcBorders>
-              <w:top w:val="single" w:sz="6" w:space="0" w:color="000000"/>
-              <w:left w:val="single" w:sz="4" w:space="0" w:color="auto"/>
-              <w:bottom w:val="single" w:sz="6" w:space="0" w:color="000000"/>
-              <w:right w:val="single" w:sz="6" w:space="0" w:color="000000"/>
-            </w:tcBorders>
-            <w:tcMar>
-              <w:top w:w="0" w:type="dxa"/>
-              <w:left w:w="70" w:type="dxa"/>
-              <w:bottom w:w="0" w:type="dxa"/>
-              <w:right w:w="70" w:type="dxa"/>
-            </w:tcMar>
-          </w:tcPr>
-          <w:p>
-            <w:pPr>
-              <w:numPr>
-                <w:ilvl w:val="12"/>
-                <w:numId w:val="0"/>
-              </w:numPr>
-              <w:spacing w:line="256" w:lineRule="auto"/>
-              <w:rPr>
-                <w:rFonts w:cs="Arial"/>
-                <w:i/>
-                <w:color w:val="0000FF"/>
-                <w:sz w:val="20"/>
-                <w:szCs w:val="20"/>
-                <w:lang w:val="es-GT"/>
-              </w:rPr>
-            </w:pPr>
-          </w:p>
-        </w:tc>
-      </w:tr>
-      <w:tr>
-        <w:trPr>
-          <w:trHeight w:val="518"/>
-          <w:jc w:val="center"/>
-        </w:trPr>
-        <w:tc>
-          <w:tcPr>
-            <w:tcW w:w="2373" w:type="dxa"/>
-            <w:tcBorders>
-              <w:top w:val="single" w:sz="6" w:space="0" w:color="000000"/>
-              <w:left w:val="single" w:sz="6" w:space="0" w:color="000000"/>
-              <w:bottom w:val="single" w:sz="6" w:space="0" w:color="000000"/>
-              <w:right w:val="single" w:sz="6" w:space="0" w:color="000000"/>
-            </w:tcBorders>
-            <w:tcMar>
-              <w:top w:w="0" w:type="dxa"/>
-              <w:left w:w="70" w:type="dxa"/>
-              <w:bottom w:w="0" w:type="dxa"/>
-              <w:right w:w="70" w:type="dxa"/>
-            </w:tcMar>
-            <w:vAlign w:val="center"/>
-            <w:hideMark/>
-          </w:tcPr>
-          <w:p>
-            <w:pPr>
-              <w:numPr>
-                <w:ilvl w:val="12"/>
-                <w:numId w:val="0"/>
-              </w:numPr>
-              <w:spacing w:line="256" w:lineRule="auto"/>
-              <w:rPr>
-                <w:rFonts w:cs="Arial"/>
-                <w:b/>
-                <w:bCs/>
-                <w:sz w:val="20"/>
-                <w:szCs w:val="20"/>
-                <w:lang w:val="es-GT"/>
-              </w:rPr>
-            </w:pPr>
-            <w:r>
-              <w:rPr>
-                <w:rFonts w:cs="Arial"/>
-                <w:b/>
-                <w:bCs/>
-                <w:sz w:val="20"/>
-                <w:szCs w:val="20"/>
-                <w:lang w:val="es-GT"/>
-              </w:rPr>
-              <w:t>Descripción del caso de prueba:</w:t>
-            </w:r>
-          </w:p>
-        </w:tc>
-        <w:tc>
-          <w:tcPr>
-            <w:tcW w:w="7962" w:type="dxa"/>
-            <w:gridSpan w:val="5"/>
-            <w:tcBorders>
-              <w:top w:val="single" w:sz="6" w:space="0" w:color="000000"/>
-              <w:left w:val="single" w:sz="6" w:space="0" w:color="000000"/>
-              <w:bottom w:val="single" w:sz="6" w:space="0" w:color="000000"/>
-              <w:right w:val="single" w:sz="6" w:space="0" w:color="000000"/>
-            </w:tcBorders>
-            <w:tcMar>
-              <w:top w:w="0" w:type="dxa"/>
-              <w:left w:w="70" w:type="dxa"/>
-              <w:bottom w:w="0" w:type="dxa"/>
-              <w:right w:w="70" w:type="dxa"/>
-            </w:tcMar>
-          </w:tcPr>
-          <w:p>
-            <w:pPr>
-              <w:numPr>
-                <w:ilvl w:val="12"/>
-                <w:numId w:val="0"/>
-              </w:numPr>
-              <w:spacing w:line="256" w:lineRule="auto"/>
-              <w:rPr>
-                <w:rFonts w:cs="Arial"/>
-                <w:i/>
-                <w:color w:val="0000FF"/>
-                <w:sz w:val="20"/>
-                <w:szCs w:val="20"/>
-                <w:lang w:val="es-GT"/>
-              </w:rPr>
-            </w:pPr>
-          </w:p>
-        </w:tc>
-      </w:tr>
-      <w:tr>
-        <w:trPr>
-          <w:trHeight w:val="363"/>
-          <w:jc w:val="center"/>
-        </w:trPr>
-        <w:tc>
-          <w:tcPr>
-            <w:tcW w:w="10335" w:type="dxa"/>
-            <w:gridSpan w:val="6"/>
-            <w:tcBorders>
-              <w:top w:val="single" w:sz="6" w:space="0" w:color="000000"/>
-              <w:left w:val="single" w:sz="6" w:space="0" w:color="000000"/>
-              <w:bottom w:val="single" w:sz="6" w:space="0" w:color="000000"/>
-              <w:right w:val="single" w:sz="6" w:space="0" w:color="000000"/>
-            </w:tcBorders>
-            <w:shd w:val="clear" w:color="auto" w:fill="BFBFBF"/>
-            <w:vAlign w:val="center"/>
-            <w:hideMark/>
-          </w:tcPr>
-          <w:p>
-            <w:pPr>
-              <w:pStyle w:val="Prrafodelista"/>
-              <w:widowControl w:val="0"/>
-              <w:numPr>
-                <w:ilvl w:val="0"/>
-                <w:numId w:val="1"/>
-              </w:numPr>
-              <w:autoSpaceDE w:val="0"/>
-              <w:autoSpaceDN w:val="0"/>
-              <w:adjustRightInd w:val="0"/>
-              <w:spacing w:after="0" w:line="256" w:lineRule="auto"/>
-              <w:rPr>
-                <w:rFonts w:cs="Arial"/>
-                <w:b/>
-                <w:bCs/>
-                <w:sz w:val="20"/>
-                <w:szCs w:val="20"/>
-              </w:rPr>
-            </w:pPr>
-            <w:r>
-              <w:rPr>
-                <w:rFonts w:cs="Arial"/>
-                <w:b/>
-                <w:bCs/>
-                <w:sz w:val="20"/>
-                <w:szCs w:val="20"/>
-              </w:rPr>
-              <w:t>CASO DE PRUEBA</w:t>
-            </w:r>
-          </w:p>
-        </w:tc>
-      </w:tr>
-      <w:tr>
-        <w:trPr>
-          <w:trHeight w:val="225"/>
-          <w:jc w:val="center"/>
-        </w:trPr>
-        <w:tc>
-          <w:tcPr>
-            <w:tcW w:w="10335" w:type="dxa"/>
-            <w:gridSpan w:val="6"/>
-            <w:tcBorders>
-              <w:top w:val="single" w:sz="6" w:space="0" w:color="000000"/>
-              <w:left w:val="single" w:sz="6" w:space="0" w:color="000000"/>
-              <w:bottom w:val="single" w:sz="6" w:space="0" w:color="000000"/>
-              <w:right w:val="single" w:sz="6" w:space="0" w:color="000000"/>
-            </w:tcBorders>
-            <w:shd w:val="clear" w:color="auto" w:fill="BFBFBF"/>
-            <w:vAlign w:val="center"/>
-            <w:hideMark/>
-          </w:tcPr>
-          <w:p>
-            <w:pPr>
-              <w:pStyle w:val="Prrafodelista"/>
-              <w:widowControl w:val="0"/>
-              <w:numPr>
-                <w:ilvl w:val="0"/>
-                <w:numId w:val="2"/>
-              </w:numPr>
-              <w:autoSpaceDE w:val="0"/>
-              <w:autoSpaceDN w:val="0"/>
-              <w:adjustRightInd w:val="0"/>
-              <w:spacing w:after="0" w:line="256" w:lineRule="auto"/>
-              <w:rPr>
-                <w:rFonts w:cs="Arial"/>
-                <w:b/>
-                <w:bCs/>
-                <w:sz w:val="20"/>
-                <w:szCs w:val="20"/>
-              </w:rPr>
-            </w:pPr>
-            <w:r>
-              <w:rPr>
-                <w:rFonts w:cs="Arial"/>
-                <w:b/>
-                <w:bCs/>
-                <w:sz w:val="20"/>
-                <w:szCs w:val="20"/>
-              </w:rPr>
-              <w:t>Precondiciones</w:t>
-            </w:r>
-          </w:p>
-        </w:tc>
-      </w:tr>
-      <w:tr>
-        <w:trPr>
-          <w:trHeight w:val="148"/>
-          <w:jc w:val="center"/>
-        </w:trPr>
-        <w:tc>
-          <w:tcPr>
-            <w:tcW w:w="10335" w:type="dxa"/>
-            <w:gridSpan w:val="6"/>
-            <w:tcBorders>
-              <w:top w:val="single" w:sz="6" w:space="0" w:color="000000"/>
-              <w:left w:val="single" w:sz="6" w:space="0" w:color="000000"/>
-              <w:bottom w:val="single" w:sz="6" w:space="0" w:color="000000"/>
-              <w:right w:val="single" w:sz="6" w:space="0" w:color="000000"/>
-            </w:tcBorders>
-          </w:tcPr>
-          <w:p>
-            <w:pPr>
-              <w:numPr>
-                <w:ilvl w:val="12"/>
-                <w:numId w:val="0"/>
-              </w:numPr>
-              <w:spacing w:line="256" w:lineRule="auto"/>
-              <w:rPr>
-                <w:rFonts w:cs="Arial"/>
-                <w:i/>
-                <w:color w:val="0000FF"/>
-                <w:sz w:val="20"/>
-                <w:szCs w:val="20"/>
-                <w:lang w:val="es-GT"/>
-              </w:rPr>
-            </w:pPr>
-            <w:r>
-              <w:rPr>
-                <w:rFonts w:cs="Arial"/>
-                <w:i/>
-                <w:color w:val="0000FF"/>
-                <w:sz w:val="20"/>
-                <w:szCs w:val="20"/>
-                <w:lang w:val="es-GT"/>
-              </w:rPr>
-              <w:t>1</w:t>
-            </w:r>
-            <w:r>
-              <w:rPr>
-                <w:rFonts w:cs="Arial"/>
-                <w:i/>
-                <w:color w:val="0000FF"/>
-                <w:sz w:val="20"/>
-                <w:szCs w:val="20"/>
-                <w:lang w:val="es-GT"/>
-              </w:rPr>
-              <w:t xml:space="preserve">. </w:t>
-            </w:r>
-          </w:p>
-        </w:tc>
-      </w:tr>
-      <w:tr>
-        <w:trPr>
-          <w:trHeight w:val="171"/>
-          <w:jc w:val="center"/>
-        </w:trPr>
-        <w:tc>
-          <w:tcPr>
-            <w:tcW w:w="10335" w:type="dxa"/>
-            <w:gridSpan w:val="6"/>
-            <w:tcBorders>
-              <w:top w:val="single" w:sz="6" w:space="0" w:color="000000"/>
-              <w:left w:val="single" w:sz="6" w:space="0" w:color="000000"/>
-              <w:bottom w:val="single" w:sz="6" w:space="0" w:color="000000"/>
-              <w:right w:val="single" w:sz="6" w:space="0" w:color="000000"/>
-            </w:tcBorders>
-            <w:shd w:val="clear" w:color="auto" w:fill="BFBFBF"/>
-            <w:hideMark/>
-          </w:tcPr>
-          <w:p>
-            <w:pPr>
-              <w:pStyle w:val="Prrafodelista"/>
-              <w:widowControl w:val="0"/>
-              <w:numPr>
-                <w:ilvl w:val="0"/>
-                <w:numId w:val="2"/>
-              </w:numPr>
-              <w:autoSpaceDE w:val="0"/>
-              <w:autoSpaceDN w:val="0"/>
-              <w:adjustRightInd w:val="0"/>
-              <w:spacing w:after="0" w:line="256" w:lineRule="auto"/>
-              <w:rPr>
-                <w:rFonts w:cs="Arial"/>
-                <w:b/>
-                <w:bCs/>
-                <w:i/>
-                <w:sz w:val="20"/>
-                <w:szCs w:val="20"/>
-              </w:rPr>
-            </w:pPr>
-            <w:r>
-              <w:rPr>
-                <w:rFonts w:cs="Arial"/>
-                <w:b/>
-                <w:bCs/>
-                <w:i/>
-                <w:sz w:val="20"/>
-                <w:szCs w:val="20"/>
-              </w:rPr>
-              <w:t>Pasos de la prueba</w:t>
-            </w:r>
-          </w:p>
-        </w:tc>
-      </w:tr>
-      <w:tr>
-        <w:trPr>
-          <w:trHeight w:val="360"/>
-          <w:jc w:val="center"/>
-        </w:trPr>
-        <w:tc>
-          <w:tcPr>
-            <w:tcW w:w="10335" w:type="dxa"/>
-            <w:gridSpan w:val="6"/>
-            <w:tcBorders>
-              <w:top w:val="single" w:sz="6" w:space="0" w:color="000000"/>
-              <w:left w:val="single" w:sz="6" w:space="0" w:color="000000"/>
-              <w:bottom w:val="single" w:sz="6" w:space="0" w:color="000000"/>
-              <w:right w:val="single" w:sz="6" w:space="0" w:color="000000"/>
-            </w:tcBorders>
-            <w:shd w:val="clear" w:color="auto" w:fill="FFFFFF"/>
-            <w:tcMar>
-              <w:top w:w="0" w:type="dxa"/>
-              <w:left w:w="70" w:type="dxa"/>
-              <w:bottom w:w="0" w:type="dxa"/>
-              <w:right w:w="70" w:type="dxa"/>
-            </w:tcMar>
-          </w:tcPr>
-          <w:p>
-            <w:pPr>
-              <w:spacing w:line="256" w:lineRule="auto"/>
-              <w:rPr>
-                <w:rFonts w:cs="Arial"/>
-                <w:i/>
-                <w:color w:val="0000FF"/>
-                <w:sz w:val="20"/>
-                <w:szCs w:val="20"/>
-                <w:lang w:val="es-GT"/>
-              </w:rPr>
-            </w:pPr>
-            <w:r>
-              <w:rPr>
-                <w:rFonts w:cs="Arial"/>
-                <w:i/>
-                <w:color w:val="0000FF"/>
-                <w:sz w:val="20"/>
-                <w:szCs w:val="20"/>
-                <w:lang w:val="es-GT"/>
-              </w:rPr>
-              <w:t>1.</w:t>
-            </w:r>
-          </w:p>
-          <w:p>
-            <w:pPr>
-              <w:spacing w:line="256" w:lineRule="auto"/>
-              <w:rPr>
-                <w:rFonts w:cs="Arial"/>
-                <w:i/>
-                <w:color w:val="0000FF"/>
-                <w:sz w:val="20"/>
-                <w:szCs w:val="20"/>
-                <w:lang w:val="es-GT"/>
-              </w:rPr>
-            </w:pPr>
-            <w:r>
-              <w:rPr>
-                <w:rFonts w:cs="Arial"/>
-                <w:i/>
-                <w:color w:val="0000FF"/>
-                <w:sz w:val="20"/>
-                <w:szCs w:val="20"/>
-                <w:lang w:val="es-GT"/>
-              </w:rPr>
-              <w:t>2.</w:t>
-            </w:r>
-          </w:p>
-          <w:p>
-            <w:pPr>
-              <w:spacing w:line="256" w:lineRule="auto"/>
-              <w:rPr>
-                <w:rFonts w:cs="Arial"/>
-                <w:i/>
-                <w:color w:val="0000FF"/>
-                <w:sz w:val="20"/>
-                <w:szCs w:val="20"/>
-                <w:lang w:val="es-GT"/>
-              </w:rPr>
-            </w:pPr>
-            <w:r>
-              <w:rPr>
-                <w:rFonts w:cs="Arial"/>
-                <w:i/>
-                <w:color w:val="0000FF"/>
-                <w:sz w:val="20"/>
-                <w:szCs w:val="20"/>
-                <w:lang w:val="es-GT"/>
-              </w:rPr>
-              <w:t>3.</w:t>
-            </w:r>
-          </w:p>
-          <w:p>
-            <w:pPr>
-              <w:spacing w:line="256" w:lineRule="auto"/>
-              <w:rPr>
-                <w:rFonts w:cs="Arial"/>
-                <w:i/>
-                <w:color w:val="0000FF"/>
-                <w:sz w:val="20"/>
-                <w:szCs w:val="20"/>
-                <w:lang w:val="es-GT"/>
-              </w:rPr>
-            </w:pPr>
-            <w:r>
-              <w:rPr>
-                <w:rFonts w:cs="Arial"/>
-                <w:i/>
-                <w:color w:val="0000FF"/>
-                <w:sz w:val="20"/>
-                <w:szCs w:val="20"/>
-                <w:lang w:val="es-GT"/>
-              </w:rPr>
-              <w:t>4.</w:t>
-            </w:r>
-          </w:p>
-          <w:p>
-            <w:pPr>
-              <w:spacing w:line="256" w:lineRule="auto"/>
-              <w:rPr>
-                <w:rFonts w:cs="Arial"/>
-                <w:i/>
-                <w:color w:val="0000FF"/>
-                <w:sz w:val="20"/>
-                <w:szCs w:val="20"/>
-                <w:lang w:val="es-GT"/>
-              </w:rPr>
-            </w:pPr>
-          </w:p>
-        </w:tc>
-      </w:tr>
-      <w:tr>
-        <w:trPr>
-          <w:trHeight w:val="283"/>
-          <w:jc w:val="center"/>
-        </w:trPr>
-        <w:tc>
-          <w:tcPr>
-            <w:tcW w:w="10335" w:type="dxa"/>
-            <w:gridSpan w:val="6"/>
-            <w:tcBorders>
-              <w:top w:val="single" w:sz="6" w:space="0" w:color="000000"/>
-              <w:left w:val="single" w:sz="6" w:space="0" w:color="000000"/>
-              <w:bottom w:val="single" w:sz="6" w:space="0" w:color="000000"/>
-              <w:right w:val="single" w:sz="6" w:space="0" w:color="000000"/>
-            </w:tcBorders>
-            <w:shd w:val="clear" w:color="auto" w:fill="BFBFBF"/>
-            <w:tcMar>
-              <w:top w:w="0" w:type="dxa"/>
-              <w:left w:w="70" w:type="dxa"/>
-              <w:bottom w:w="0" w:type="dxa"/>
-              <w:right w:w="70" w:type="dxa"/>
-            </w:tcMar>
-            <w:vAlign w:val="center"/>
-            <w:hideMark/>
-          </w:tcPr>
-          <w:p>
-            <w:pPr>
-              <w:pStyle w:val="Prrafodelista"/>
-              <w:widowControl w:val="0"/>
-              <w:numPr>
-                <w:ilvl w:val="0"/>
-                <w:numId w:val="1"/>
-              </w:numPr>
-              <w:autoSpaceDE w:val="0"/>
-              <w:autoSpaceDN w:val="0"/>
-              <w:adjustRightInd w:val="0"/>
-              <w:spacing w:after="0" w:line="256" w:lineRule="auto"/>
-              <w:rPr>
-                <w:rFonts w:cs="Arial"/>
-                <w:b/>
-                <w:bCs/>
-                <w:sz w:val="20"/>
-                <w:szCs w:val="20"/>
-              </w:rPr>
-            </w:pPr>
-            <w:r>
-              <w:rPr>
-                <w:rFonts w:cs="Arial"/>
-                <w:b/>
-                <w:bCs/>
-                <w:sz w:val="20"/>
-                <w:szCs w:val="20"/>
-              </w:rPr>
-              <w:t>RESULTADOS DE LA PRUEBA</w:t>
-            </w:r>
-          </w:p>
-        </w:tc>
-      </w:tr>
-      <w:tr>
-        <w:trPr>
-          <w:trHeight w:val="360"/>
-          <w:jc w:val="center"/>
-        </w:trPr>
-        <w:tc>
-          <w:tcPr>
-            <w:tcW w:w="7768" w:type="dxa"/>
-            <w:gridSpan w:val="4"/>
-            <w:tcBorders>
-              <w:top w:val="single" w:sz="6" w:space="0" w:color="000000"/>
-              <w:left w:val="single" w:sz="6" w:space="0" w:color="000000"/>
-              <w:bottom w:val="single" w:sz="6" w:space="0" w:color="000000"/>
-              <w:right w:val="single" w:sz="4" w:space="0" w:color="auto"/>
-            </w:tcBorders>
-            <w:shd w:val="clear" w:color="auto" w:fill="BFBFBF"/>
-            <w:tcMar>
-              <w:top w:w="0" w:type="dxa"/>
-              <w:left w:w="70" w:type="dxa"/>
-              <w:bottom w:w="0" w:type="dxa"/>
-              <w:right w:w="70" w:type="dxa"/>
-            </w:tcMar>
-            <w:vAlign w:val="center"/>
-            <w:hideMark/>
-          </w:tcPr>
-          <w:p>
-            <w:pPr>
-              <w:spacing w:line="256" w:lineRule="auto"/>
-              <w:rPr>
-                <w:rFonts w:cs="Arial"/>
-                <w:b/>
-                <w:bCs/>
-                <w:sz w:val="20"/>
-                <w:szCs w:val="20"/>
-              </w:rPr>
-            </w:pPr>
-            <w:proofErr w:type="spellStart"/>
-            <w:r>
-              <w:rPr>
-                <w:rFonts w:cs="Arial"/>
-                <w:b/>
-                <w:bCs/>
-                <w:sz w:val="20"/>
-                <w:szCs w:val="20"/>
-              </w:rPr>
-              <w:t>Hallazgos</w:t>
-            </w:r>
-            <w:proofErr w:type="spellEnd"/>
-          </w:p>
-        </w:tc>
-        <w:tc>
-          <w:tcPr>
-            <w:tcW w:w="2567" w:type="dxa"/>
-            <w:gridSpan w:val="2"/>
-            <w:tcBorders>
-              <w:top w:val="single" w:sz="6" w:space="0" w:color="000000"/>
-              <w:left w:val="single" w:sz="4" w:space="0" w:color="auto"/>
-              <w:bottom w:val="single" w:sz="6" w:space="0" w:color="000000"/>
-              <w:right w:val="single" w:sz="6" w:space="0" w:color="000000"/>
-            </w:tcBorders>
-            <w:shd w:val="clear" w:color="auto" w:fill="BFBFBF"/>
-            <w:tcMar>
-              <w:top w:w="0" w:type="dxa"/>
-              <w:left w:w="70" w:type="dxa"/>
-              <w:bottom w:w="0" w:type="dxa"/>
-              <w:right w:w="70" w:type="dxa"/>
-            </w:tcMar>
-            <w:vAlign w:val="center"/>
-            <w:hideMark/>
-          </w:tcPr>
-          <w:p>
-            <w:pPr>
-              <w:spacing w:line="256" w:lineRule="auto"/>
-              <w:rPr>
-                <w:rFonts w:cs="Arial"/>
-                <w:b/>
-                <w:bCs/>
-                <w:sz w:val="20"/>
-                <w:szCs w:val="20"/>
-              </w:rPr>
-            </w:pPr>
-            <w:proofErr w:type="spellStart"/>
-            <w:r>
-              <w:rPr>
-                <w:rFonts w:cs="Arial"/>
-                <w:b/>
-                <w:bCs/>
-                <w:sz w:val="20"/>
-                <w:szCs w:val="20"/>
-              </w:rPr>
-              <w:t>Veredicto</w:t>
-            </w:r>
-            <w:proofErr w:type="spellEnd"/>
-          </w:p>
-        </w:tc>
-      </w:tr>
-      <w:tr>
-        <w:trPr>
-          <w:trHeight w:val="360"/>
-          <w:jc w:val="center"/>
-        </w:trPr>
-        <w:tc>
-          <w:tcPr>
-            <w:tcW w:w="7768" w:type="dxa"/>
-            <w:gridSpan w:val="4"/>
-            <w:tcBorders>
-              <w:top w:val="single" w:sz="6" w:space="0" w:color="000000"/>
-              <w:left w:val="single" w:sz="6" w:space="0" w:color="000000"/>
-              <w:bottom w:val="single" w:sz="6" w:space="0" w:color="000000"/>
-              <w:right w:val="single" w:sz="4" w:space="0" w:color="auto"/>
-            </w:tcBorders>
-            <w:tcMar>
-              <w:top w:w="0" w:type="dxa"/>
-              <w:left w:w="70" w:type="dxa"/>
-              <w:bottom w:w="0" w:type="dxa"/>
-              <w:right w:w="70" w:type="dxa"/>
-            </w:tcMar>
-            <w:vAlign w:val="center"/>
-          </w:tcPr>
-          <w:p>
-            <w:pPr>
-              <w:spacing w:line="256" w:lineRule="auto"/>
-              <w:rPr>
-                <w:rFonts w:cs="Arial"/>
-                <w:b/>
-                <w:bCs/>
-                <w:sz w:val="20"/>
-                <w:szCs w:val="20"/>
-                <w:lang w:val="es-GT"/>
-              </w:rPr>
-            </w:pPr>
-          </w:p>
-        </w:tc>
-        <w:tc>
-          <w:tcPr>
-            <w:tcW w:w="2567" w:type="dxa"/>
-            <w:gridSpan w:val="2"/>
-            <w:tcBorders>
-              <w:top w:val="single" w:sz="6" w:space="0" w:color="000000"/>
-              <w:left w:val="single" w:sz="4" w:space="0" w:color="auto"/>
-              <w:bottom w:val="single" w:sz="6" w:space="0" w:color="000000"/>
-              <w:right w:val="single" w:sz="6" w:space="0" w:color="000000"/>
-            </w:tcBorders>
-            <w:tcMar>
-              <w:top w:w="0" w:type="dxa"/>
-              <w:left w:w="70" w:type="dxa"/>
-              <w:bottom w:w="0" w:type="dxa"/>
-              <w:right w:w="70" w:type="dxa"/>
-            </w:tcMar>
-            <w:vAlign w:val="center"/>
-            <w:hideMark/>
-          </w:tcPr>
-          <w:p>
-            <w:pPr>
-              <w:spacing w:line="256" w:lineRule="auto"/>
-              <w:rPr>
-                <w:rFonts w:cs="Arial"/>
-                <w:b/>
-                <w:bCs/>
-                <w:sz w:val="20"/>
-                <w:szCs w:val="20"/>
-              </w:rPr>
-            </w:pPr>
-            <w:r>
-              <w:rPr>
-                <w:rFonts w:cs="Arial"/>
-                <w:b/>
-                <w:noProof/>
-                <w:sz w:val="20"/>
-                <w:szCs w:val="20"/>
-                <w:lang w:val="es-ES"/>
-              </w:rPr>
-              <w:t xml:space="preserve">Aprobado </w:t>
-            </w:r>
-          </w:p>
-        </w:tc>
-      </w:tr>
-      <w:tr>
-        <w:trPr>
-          <w:trHeight w:val="360"/>
-          <w:jc w:val="center"/>
-        </w:trPr>
-        <w:tc>
-          <w:tcPr>
-            <w:tcW w:w="5711" w:type="dxa"/>
-            <w:gridSpan w:val="2"/>
-            <w:tcBorders>
-              <w:top w:val="single" w:sz="6" w:space="0" w:color="000000"/>
-              <w:left w:val="single" w:sz="6" w:space="0" w:color="000000"/>
-              <w:bottom w:val="single" w:sz="6" w:space="0" w:color="000000"/>
-              <w:right w:val="single" w:sz="4" w:space="0" w:color="auto"/>
-            </w:tcBorders>
-            <w:shd w:val="clear" w:color="auto" w:fill="BFBFBF"/>
-            <w:tcMar>
-              <w:top w:w="0" w:type="dxa"/>
-              <w:left w:w="70" w:type="dxa"/>
-              <w:bottom w:w="0" w:type="dxa"/>
-              <w:right w:w="70" w:type="dxa"/>
-            </w:tcMar>
-            <w:vAlign w:val="center"/>
-            <w:hideMark/>
-          </w:tcPr>
-          <w:p>
-            <w:pPr>
-              <w:spacing w:line="256" w:lineRule="auto"/>
-              <w:rPr>
-                <w:rFonts w:cs="Arial"/>
-                <w:b/>
-                <w:bCs/>
-                <w:sz w:val="20"/>
-                <w:szCs w:val="20"/>
-              </w:rPr>
-            </w:pPr>
-            <w:proofErr w:type="spellStart"/>
-            <w:r>
-              <w:rPr>
-                <w:rFonts w:cs="Arial"/>
-                <w:b/>
-                <w:bCs/>
-                <w:sz w:val="20"/>
-                <w:szCs w:val="20"/>
-              </w:rPr>
-              <w:t>Observaciones</w:t>
-            </w:r>
-            <w:proofErr w:type="spellEnd"/>
-          </w:p>
-        </w:tc>
-        <w:tc>
-          <w:tcPr>
-            <w:tcW w:w="4624" w:type="dxa"/>
-            <w:gridSpan w:val="4"/>
-            <w:tcBorders>
-              <w:top w:val="single" w:sz="6" w:space="0" w:color="000000"/>
-              <w:left w:val="single" w:sz="4" w:space="0" w:color="auto"/>
-              <w:bottom w:val="single" w:sz="6" w:space="0" w:color="000000"/>
-              <w:right w:val="single" w:sz="6" w:space="0" w:color="000000"/>
-            </w:tcBorders>
-            <w:shd w:val="clear" w:color="auto" w:fill="BFBFBF"/>
-            <w:tcMar>
-              <w:top w:w="0" w:type="dxa"/>
-              <w:left w:w="70" w:type="dxa"/>
-              <w:bottom w:w="0" w:type="dxa"/>
-              <w:right w:w="70" w:type="dxa"/>
-            </w:tcMar>
-            <w:vAlign w:val="center"/>
-            <w:hideMark/>
-          </w:tcPr>
-          <w:p>
-            <w:pPr>
-              <w:spacing w:line="256" w:lineRule="auto"/>
-              <w:rPr>
-                <w:rFonts w:cs="Arial"/>
-                <w:b/>
-                <w:bCs/>
-                <w:sz w:val="20"/>
-                <w:szCs w:val="20"/>
-              </w:rPr>
-            </w:pPr>
-            <w:proofErr w:type="spellStart"/>
-            <w:r>
-              <w:rPr>
-                <w:rFonts w:cs="Arial"/>
-                <w:b/>
-                <w:bCs/>
-                <w:sz w:val="20"/>
-                <w:szCs w:val="20"/>
-              </w:rPr>
-              <w:t>Analista</w:t>
-            </w:r>
-            <w:proofErr w:type="spellEnd"/>
-            <w:r>
-              <w:rPr>
-                <w:rFonts w:cs="Arial"/>
-                <w:b/>
-                <w:bCs/>
-                <w:sz w:val="20"/>
-                <w:szCs w:val="20"/>
-              </w:rPr>
-              <w:t xml:space="preserve"> de QA</w:t>
-            </w:r>
-          </w:p>
-        </w:tc>
-      </w:tr>
-      <w:tr>
-        <w:trPr>
-          <w:trHeight w:val="692"/>
-          <w:jc w:val="center"/>
-        </w:trPr>
-        <w:tc>
-          <w:tcPr>
-            <w:tcW w:w="5711" w:type="dxa"/>
-            <w:gridSpan w:val="2"/>
-            <w:vMerge w:val="restart"/>
-            <w:tcBorders>
-              <w:top w:val="single" w:sz="6" w:space="0" w:color="000000"/>
-              <w:left w:val="single" w:sz="6" w:space="0" w:color="000000"/>
-              <w:bottom w:val="single" w:sz="6" w:space="0" w:color="000000"/>
-              <w:right w:val="single" w:sz="4" w:space="0" w:color="auto"/>
-            </w:tcBorders>
-            <w:tcMar>
-              <w:top w:w="0" w:type="dxa"/>
-              <w:left w:w="70" w:type="dxa"/>
-              <w:bottom w:w="0" w:type="dxa"/>
-              <w:right w:w="70" w:type="dxa"/>
-            </w:tcMar>
-            <w:vAlign w:val="center"/>
-            <w:hideMark/>
-          </w:tcPr>
-          <w:p>
-            <w:pPr>
-              <w:numPr>
-                <w:ilvl w:val="12"/>
-                <w:numId w:val="0"/>
-              </w:numPr>
-              <w:spacing w:line="256" w:lineRule="auto"/>
-              <w:rPr>
-                <w:rFonts w:cs="Arial"/>
-                <w:b/>
-                <w:bCs/>
-                <w:i/>
-                <w:sz w:val="20"/>
-                <w:szCs w:val="20"/>
-                <w:lang w:val="es-GT"/>
-              </w:rPr>
-            </w:pPr>
-          </w:p>
-        </w:tc>
-        <w:tc>
-          <w:tcPr>
-            <w:tcW w:w="4624" w:type="dxa"/>
-            <w:gridSpan w:val="4"/>
-            <w:tcBorders>
-              <w:top w:val="single" w:sz="6" w:space="0" w:color="000000"/>
-              <w:left w:val="single" w:sz="4" w:space="0" w:color="auto"/>
-              <w:bottom w:val="single" w:sz="4" w:space="0" w:color="auto"/>
-              <w:right w:val="single" w:sz="6" w:space="0" w:color="000000"/>
-            </w:tcBorders>
-            <w:tcMar>
-              <w:top w:w="0" w:type="dxa"/>
-              <w:left w:w="70" w:type="dxa"/>
-              <w:bottom w:w="0" w:type="dxa"/>
-              <w:right w:w="70" w:type="dxa"/>
-            </w:tcMar>
-            <w:vAlign w:val="center"/>
-          </w:tcPr>
-          <w:p>
-            <w:pPr>
-              <w:spacing w:line="256" w:lineRule="auto"/>
-              <w:rPr>
-                <w:rFonts w:cs="Arial"/>
-                <w:b/>
-                <w:bCs/>
-                <w:sz w:val="20"/>
-                <w:szCs w:val="20"/>
-                <w:lang w:val="es-GT"/>
-              </w:rPr>
-            </w:pPr>
-          </w:p>
-          <w:p>
-            <w:pPr>
-              <w:spacing w:line="256" w:lineRule="auto"/>
-              <w:rPr>
-                <w:rFonts w:cs="Arial"/>
-                <w:b/>
-                <w:bCs/>
-                <w:sz w:val="20"/>
-                <w:szCs w:val="20"/>
-                <w:lang w:val="es-GT"/>
-              </w:rPr>
-            </w:pPr>
-            <w:r>
-              <w:rPr>
-                <w:rFonts w:cs="Arial"/>
-                <w:b/>
-                <w:bCs/>
-                <w:sz w:val="20"/>
-                <w:szCs w:val="20"/>
-                <w:lang w:val="es-GT"/>
-              </w:rPr>
-              <w:t>Jonathan Guamuch</w:t>
-            </w:r>
-          </w:p>
-        </w:tc>
-      </w:tr>
-      <w:tr>
-        <w:trPr>
-          <w:trHeight w:val="503"/>
-          <w:jc w:val="center"/>
-        </w:trPr>
-        <w:tc>
-          <w:tcPr>
-            <w:tcW w:w="5711" w:type="dxa"/>
-            <w:gridSpan w:val="2"/>
-            <w:vMerge/>
-            <w:tcBorders>
-              <w:top w:val="single" w:sz="6" w:space="0" w:color="000000"/>
-              <w:left w:val="single" w:sz="6" w:space="0" w:color="000000"/>
-              <w:bottom w:val="single" w:sz="6" w:space="0" w:color="000000"/>
-              <w:right w:val="single" w:sz="4" w:space="0" w:color="auto"/>
-            </w:tcBorders>
-            <w:vAlign w:val="center"/>
-            <w:hideMark/>
-          </w:tcPr>
-          <w:p>
-            <w:pPr>
-              <w:spacing w:line="256" w:lineRule="auto"/>
-              <w:rPr>
-                <w:rFonts w:eastAsia="Times New Roman" w:cs="Arial"/>
-                <w:b/>
-                <w:bCs/>
-                <w:i/>
-                <w:sz w:val="20"/>
-                <w:szCs w:val="20"/>
-                <w:lang w:val="es-MX" w:eastAsia="es-ES"/>
-              </w:rPr>
-            </w:pPr>
-          </w:p>
-        </w:tc>
-        <w:tc>
-          <w:tcPr>
-            <w:tcW w:w="4624" w:type="dxa"/>
-            <w:gridSpan w:val="4"/>
-            <w:tcBorders>
-              <w:top w:val="single" w:sz="4" w:space="0" w:color="auto"/>
-              <w:left w:val="single" w:sz="4" w:space="0" w:color="auto"/>
-              <w:bottom w:val="single" w:sz="6" w:space="0" w:color="000000"/>
-              <w:right w:val="single" w:sz="6" w:space="0" w:color="000000"/>
-            </w:tcBorders>
-            <w:tcMar>
-              <w:top w:w="0" w:type="dxa"/>
-              <w:left w:w="70" w:type="dxa"/>
-              <w:bottom w:w="0" w:type="dxa"/>
-              <w:right w:w="70" w:type="dxa"/>
-            </w:tcMar>
-            <w:vAlign w:val="center"/>
-            <w:hideMark/>
-          </w:tcPr>
-          <w:p>
-            <w:pPr>
-              <w:spacing w:line="256" w:lineRule="auto"/>
-              <w:rPr>
-                <w:rFonts w:cs="Arial"/>
-                <w:b/>
-                <w:bCs/>
-                <w:sz w:val="20"/>
-                <w:szCs w:val="20"/>
-                <w:lang w:val="es-GT"/>
-              </w:rPr>
-            </w:pPr>
-            <w:r>
-              <w:rPr>
-                <w:rFonts w:cs="Arial"/>
-                <w:b/>
-                <w:bCs/>
-                <w:sz w:val="20"/>
-                <w:szCs w:val="20"/>
-                <w:lang w:val="es-GT"/>
-              </w:rPr>
-              <w:t>Firma:</w:t>
-            </w:r>
-          </w:p>
-          <w:p>
-            <w:pPr>
-              <w:spacing w:line="256" w:lineRule="auto"/>
-              <w:rPr>
-                <w:rFonts w:cs="Arial"/>
-                <w:b/>
-                <w:bCs/>
-                <w:sz w:val="20"/>
-                <w:szCs w:val="20"/>
-                <w:lang w:val="es-GT"/>
-              </w:rPr>
-            </w:pPr>
-            <w:r>
-              <w:rPr>
-                <w:rFonts w:cs="Arial"/>
-                <w:b/>
-                <w:bCs/>
-                <w:sz w:val="20"/>
-                <w:szCs w:val="20"/>
-                <w:lang w:val="es-GT"/>
-              </w:rPr>
-              <w:t>Nombre: Jonathan Guamuch</w:t>
-            </w:r>
-          </w:p>
-          <w:p>
-            <w:pPr>
-              <w:spacing w:line="256" w:lineRule="auto"/>
-              <w:rPr>
-                <w:rFonts w:cs="Arial"/>
-                <w:b/>
-                <w:bCs/>
-                <w:sz w:val="20"/>
-                <w:szCs w:val="20"/>
-                <w:lang w:val="es-GT"/>
-              </w:rPr>
-            </w:pPr>
-            <w:r>
-              <w:rPr>
-                <w:rFonts w:cs="Arial"/>
-                <w:b/>
-                <w:bCs/>
-                <w:sz w:val="20"/>
-                <w:szCs w:val="20"/>
-                <w:lang w:val="es-GT"/>
-              </w:rPr>
-              <w:t>Fecha:</w:t>
-            </w:r>
-            <w:r>
-              <w:rPr>
-                <w:rFonts w:cs="Arial"/>
-                <w:b/>
-                <w:bCs/>
-                <w:sz w:val="20"/>
-                <w:szCs w:val="20"/>
-                <w:lang w:val="es-GT"/>
-              </w:rPr>
-              <w:t xml:space="preserve"> 27-05-2026</w:t>
-            </w:r>
-          </w:p>
-        </w:tc>
-      </w:tr>
-    </w:tbl>
-    <w:p>
-      <w:pPr>
-        <w:spacing w:after="0" w:line="480" w:lineRule="auto"/>
-        <w:rPr>
-          <w:rFonts w:ascii="Times New Roman" w:hAnsi="Times New Roman" w:cs="Times New Roman"/>
-          <w:sz w:val="24"/>
-          <w:szCs w:val="24"/>
-          <w:lang w:val="es-GT"/>
-        </w:rPr>
-      </w:pPr>
-    </w:p>
     <w:sectPr>
-      <w:footerReference w:type="default" r:id="rId8"/>
+      <w:footerReference w:type="default" r:id="rId13"/>
       <w:type w:val="continuous"/>
       <w:pgSz w:w="12281" w:h="15882"/>
       <w:pgMar w:top="1440" w:right="1440" w:bottom="1440" w:left="1440" w:header="0" w:footer="0" w:gutter="0"/>
@@ -9680,6 +7038,119 @@
     <w:nsid w:val="54CD0EDB"/>
     <w:multiLevelType w:val="hybridMultilevel"/>
     <w:tmpl w:val="2BDCE1BA"/>
+    <w:lvl w:ilvl="0" w:tplc="100A0001">
+      <w:start w:val="1"/>
+      <w:numFmt w:val="bullet"/>
+      <w:lvlText w:val=""/>
+      <w:lvlJc w:val="left"/>
+      <w:pPr>
+        <w:ind w:left="720" w:hanging="360"/>
+      </w:pPr>
+      <w:rPr>
+        <w:rFonts w:ascii="Symbol" w:hAnsi="Symbol" w:hint="default"/>
+      </w:rPr>
+    </w:lvl>
+    <w:lvl w:ilvl="1" w:tplc="100A0003" w:tentative="1">
+      <w:start w:val="1"/>
+      <w:numFmt w:val="bullet"/>
+      <w:lvlText w:val="o"/>
+      <w:lvlJc w:val="left"/>
+      <w:pPr>
+        <w:ind w:left="1440" w:hanging="360"/>
+      </w:pPr>
+      <w:rPr>
+        <w:rFonts w:ascii="Courier New" w:hAnsi="Courier New" w:cs="Courier New" w:hint="default"/>
+      </w:rPr>
+    </w:lvl>
+    <w:lvl w:ilvl="2" w:tplc="100A0005" w:tentative="1">
+      <w:start w:val="1"/>
+      <w:numFmt w:val="bullet"/>
+      <w:lvlText w:val=""/>
+      <w:lvlJc w:val="left"/>
+      <w:pPr>
+        <w:ind w:left="2160" w:hanging="360"/>
+      </w:pPr>
+      <w:rPr>
+        <w:rFonts w:ascii="Wingdings" w:hAnsi="Wingdings" w:hint="default"/>
+      </w:rPr>
+    </w:lvl>
+    <w:lvl w:ilvl="3" w:tplc="100A0001" w:tentative="1">
+      <w:start w:val="1"/>
+      <w:numFmt w:val="bullet"/>
+      <w:lvlText w:val=""/>
+      <w:lvlJc w:val="left"/>
+      <w:pPr>
+        <w:ind w:left="2880" w:hanging="360"/>
+      </w:pPr>
+      <w:rPr>
+        <w:rFonts w:ascii="Symbol" w:hAnsi="Symbol" w:hint="default"/>
+      </w:rPr>
+    </w:lvl>
+    <w:lvl w:ilvl="4" w:tplc="100A0003" w:tentative="1">
+      <w:start w:val="1"/>
+      <w:numFmt w:val="bullet"/>
+      <w:lvlText w:val="o"/>
+      <w:lvlJc w:val="left"/>
+      <w:pPr>
+        <w:ind w:left="3600" w:hanging="360"/>
+      </w:pPr>
+      <w:rPr>
+        <w:rFonts w:ascii="Courier New" w:hAnsi="Courier New" w:cs="Courier New" w:hint="default"/>
+      </w:rPr>
+    </w:lvl>
+    <w:lvl w:ilvl="5" w:tplc="100A0005" w:tentative="1">
+      <w:start w:val="1"/>
+      <w:numFmt w:val="bullet"/>
+      <w:lvlText w:val=""/>
+      <w:lvlJc w:val="left"/>
+      <w:pPr>
+        <w:ind w:left="4320" w:hanging="360"/>
+      </w:pPr>
+      <w:rPr>
+        <w:rFonts w:ascii="Wingdings" w:hAnsi="Wingdings" w:hint="default"/>
+      </w:rPr>
+    </w:lvl>
+    <w:lvl w:ilvl="6" w:tplc="100A0001" w:tentative="1">
+      <w:start w:val="1"/>
+      <w:numFmt w:val="bullet"/>
+      <w:lvlText w:val=""/>
+      <w:lvlJc w:val="left"/>
+      <w:pPr>
+        <w:ind w:left="5040" w:hanging="360"/>
+      </w:pPr>
+      <w:rPr>
+        <w:rFonts w:ascii="Symbol" w:hAnsi="Symbol" w:hint="default"/>
+      </w:rPr>
+    </w:lvl>
+    <w:lvl w:ilvl="7" w:tplc="100A0003" w:tentative="1">
+      <w:start w:val="1"/>
+      <w:numFmt w:val="bullet"/>
+      <w:lvlText w:val="o"/>
+      <w:lvlJc w:val="left"/>
+      <w:pPr>
+        <w:ind w:left="5760" w:hanging="360"/>
+      </w:pPr>
+      <w:rPr>
+        <w:rFonts w:ascii="Courier New" w:hAnsi="Courier New" w:cs="Courier New" w:hint="default"/>
+      </w:rPr>
+    </w:lvl>
+    <w:lvl w:ilvl="8" w:tplc="100A0005" w:tentative="1">
+      <w:start w:val="1"/>
+      <w:numFmt w:val="bullet"/>
+      <w:lvlText w:val=""/>
+      <w:lvlJc w:val="left"/>
+      <w:pPr>
+        <w:ind w:left="6480" w:hanging="360"/>
+      </w:pPr>
+      <w:rPr>
+        <w:rFonts w:ascii="Wingdings" w:hAnsi="Wingdings" w:hint="default"/>
+      </w:rPr>
+    </w:lvl>
+  </w:abstractNum>
+  <w:abstractNum w:abstractNumId="9" w15:restartNumberingAfterBreak="0">
+    <w:nsid w:val="58B42818"/>
+    <w:multiLevelType w:val="hybridMultilevel"/>
+    <w:tmpl w:val="C7FCC98A"/>
     <w:lvl w:ilvl="0" w:tplc="100A0001">
       <w:start w:val="1"/>
       <w:numFmt w:val="bullet"/>
@@ -9869,6 +7340,9 @@
   </w:num>
   <w:num w:numId="9" w16cid:durableId="221526823">
     <w:abstractNumId w:val="3"/>
+  </w:num>
+  <w:num w:numId="10" w16cid:durableId="754015547">
+    <w:abstractNumId w:val="9"/>
   </w:num>
   <w:numIdMacAtCleanup w:val="8"/>
 </w:numbering>
